--- a/fuentes/CF01_240201524_DI.docx
+++ b/fuentes/CF01_240201524_DI.docx
@@ -1924,32 +1924,46 @@
     <w:p/>
     <w:p>
       <w:r>
-        <w:t xml:space="preserve">Explora el siguiente video: </w:t>
-      </w:r>
-      <w:r>
+        <w:rPr/>
+        <w:t>Explor</w:t>
+      </w:r>
+      <w:r>
+        <w:rPr/>
+        <w:t>e</w:t>
+      </w:r>
+      <w:r>
+        <w:rPr/>
+        <w:t xml:space="preserve"> el siguiente video: </w:t>
+      </w:r>
+      <w:r>
+        <w:rPr/>
         <w:t xml:space="preserve">Oratoria, Curso </w:t>
       </w:r>
       <w:commentRangeStart w:id="2"/>
       <w:r>
+        <w:rPr/>
         <w:t>para</w:t>
       </w:r>
       <w:commentRangeEnd w:id="2"/>
       <w:r>
         <w:rPr>
-          <w:rStyle w:val="Refdecomentario"/>
+          <w:rStyle w:val="CommentReference"/>
         </w:rPr>
         <w:commentReference w:id="2"/>
       </w:r>
       <w:r>
+        <w:rPr/>
         <w:t xml:space="preserve"> Hablar en Público: 7 Ejercicios para Mejorar la Voz | Técnicas de Volumen</w:t>
       </w:r>
       <w:r>
+        <w:rPr/>
         <w:t xml:space="preserve"> #147.</w:t>
       </w:r>
       <w:r>
+        <w:rPr/>
         <w:t xml:space="preserve"> </w:t>
       </w:r>
-      <w:hyperlink w:history="1" r:id="rId16">
+      <w:hyperlink r:id="Rcc92b8dded89484c">
         <w:r>
           <w:rPr>
             <w:rStyle w:val="Hipervnculo"/>
@@ -1958,6 +1972,7 @@
         </w:r>
       </w:hyperlink>
       <w:r>
+        <w:rPr/>
         <w:t xml:space="preserve"> </w:t>
       </w:r>
     </w:p>
@@ -2037,38 +2052,64 @@
       </w:r>
       <w:r>
         <w:rPr/>
-        <w:t>Incluir pausas adecuadas, cambios de ritmo y volumen contribuye a una comunicación más efectiva y dinámica.</w:t>
+        <w:t xml:space="preserve">Incluir pausas adecuadas, cambios de ritmo y </w:t>
+      </w:r>
+      <w:r>
+        <w:rPr/>
+        <w:t>volumen</w:t>
+      </w:r>
+      <w:r>
+        <w:rPr/>
+        <w:t>,</w:t>
+      </w:r>
+      <w:r>
+        <w:rPr/>
+        <w:t xml:space="preserve"> contribuye a una comunicación más efectiva y dinámica.</w:t>
       </w:r>
     </w:p>
     <w:p/>
     <w:p>
       <w:r>
-        <w:t xml:space="preserve">Explora el siguiente video: </w:t>
-      </w:r>
-      <w:r>
+        <w:rPr/>
+        <w:t>Explor</w:t>
+      </w:r>
+      <w:r>
+        <w:rPr/>
+        <w:t>e</w:t>
+      </w:r>
+      <w:r>
+        <w:rPr/>
+        <w:t xml:space="preserve"> el siguiente video: </w:t>
+      </w:r>
+      <w:r>
+        <w:rPr/>
         <w:t xml:space="preserve">ORATORIA: </w:t>
       </w:r>
       <w:commentRangeStart w:id="3"/>
       <w:r>
+        <w:rPr/>
         <w:t>Cómo</w:t>
       </w:r>
       <w:commentRangeEnd w:id="3"/>
       <w:r>
         <w:rPr>
-          <w:rStyle w:val="Refdecomentario"/>
+          <w:rStyle w:val="CommentReference"/>
         </w:rPr>
         <w:commentReference w:id="3"/>
       </w:r>
       <w:r>
+        <w:rPr/>
         <w:t xml:space="preserve"> Mejorar La Voz Para Hablar Fuerte | Técnicas Para Hablar Bien y Tener Expresión Oral</w:t>
       </w:r>
       <w:r>
+        <w:rPr/>
         <w:t>.</w:t>
       </w:r>
       <w:r>
+        <w:rPr/>
         <w:t xml:space="preserve"> </w:t>
       </w:r>
-      <w:hyperlink w:history="1" r:id="rId17">
+      <w:hyperlink r:id="R0af6f9f8ed8e42d9">
         <w:r>
           <w:rPr>
             <w:rStyle w:val="Hipervnculo"/>
@@ -2188,13 +2229,32 @@
     </w:p>
     <w:p>
       <w:r>
+        <w:rPr/>
         <w:t xml:space="preserve">En el marco de la formación profesional impartida por el </w:t>
       </w:r>
       <w:r>
+        <w:rPr/>
         <w:t>SENA</w:t>
       </w:r>
       <w:r>
-        <w:t>, los aprendices tienen la oportunidad de desarrollar y fortalecer sus habilidades comunicativas, incluyendo la oratoria. Esto implica mucho más que saber hablar: la oratoria es el arte de expresarse de forma clara, estructurada y persuasiva ante un público, como lo expresa conceptos (2020):</w:t>
+        <w:rPr/>
+        <w:t>, los aprendices tienen la oportunidad de desarrollar y fortalecer sus habilidades comunicativas, incluyendo la oratoria.</w:t>
+      </w:r>
+      <w:r>
+        <w:rPr/>
+        <w:t xml:space="preserve"> Esto implica mucho más que saber hablar: la oratoria es el arte de expresarse de forma clara, estructurada y persuasiva ante un público, como lo expresa </w:t>
+      </w:r>
+      <w:r>
+        <w:rPr/>
+        <w:t>C</w:t>
+      </w:r>
+      <w:r>
+        <w:rPr/>
+        <w:t>oncep</w:t>
+      </w:r>
+      <w:r>
+        <w:rPr/>
+        <w:t>tos (2020):</w:t>
       </w:r>
     </w:p>
     <w:p/>
@@ -2261,8 +2321,8 @@
       </w:pPr>
       <w:r>
         <w:rPr>
-          <w:b/>
-          <w:bCs/>
+          <w:b w:val="1"/>
+          <w:bCs w:val="1"/>
         </w:rPr>
         <w:t>Estrategias para mejorar la escucha</w:t>
       </w:r>
@@ -2273,11 +2333,12 @@
           <w:ilvl w:val="0"/>
           <w:numId w:val="3"/>
         </w:numPr>
-      </w:pPr>
-      <w:r>
-        <w:rPr>
-          <w:b/>
-          <w:bCs/>
+        <w:rPr/>
+      </w:pPr>
+      <w:r>
+        <w:rPr>
+          <w:b w:val="1"/>
+          <w:bCs w:val="1"/>
         </w:rPr>
         <w:t>Prestar atención</w:t>
       </w:r>
@@ -2285,155 +2346,207 @@
         <w:br/>
       </w:r>
       <w:r>
-        <w:t>Concéntrate en lo que te están diciendo.</w:t>
-      </w:r>
-    </w:p>
-    <w:p>
-      <w:pPr>
+        <w:rPr/>
+        <w:t xml:space="preserve"> Es fundamental que la persona se concentre en lo que el interlocutor está diciendo, sin distracciones.</w:t>
+      </w:r>
+    </w:p>
+    <w:p>
+      <w:pPr>
+        <w:pStyle w:val="Prrafodelista"/>
         <w:numPr>
           <w:ilvl w:val="0"/>
           <w:numId w:val="3"/>
         </w:numPr>
-      </w:pPr>
-      <w:r>
-        <w:rPr>
-          <w:b/>
-          <w:bCs/>
-        </w:rPr>
-        <w:t>Evita juzgar</w:t>
+        <w:rPr>
+          <w:sz w:val="22"/>
+          <w:szCs w:val="22"/>
+        </w:rPr>
+      </w:pPr>
+      <w:r>
+        <w:rPr>
+          <w:b w:val="1"/>
+          <w:bCs w:val="1"/>
+        </w:rPr>
+        <w:t>Evitar juzgar</w:t>
       </w:r>
       <w:r>
         <w:br/>
       </w:r>
       <w:r>
-        <w:t>Cada uno de nosotros tiene sus propias creencias y juicios. Trata de ser imparcial.</w:t>
-      </w:r>
-    </w:p>
-    <w:p>
-      <w:pPr>
+        <w:rPr/>
+        <w:t xml:space="preserve"> Cada individuo posee creencias y juicios propios. Se recomienda que quien escucha adopte una postura imparcial y abierta.</w:t>
+      </w:r>
+    </w:p>
+    <w:p>
+      <w:pPr>
+        <w:pStyle w:val="Prrafodelista"/>
         <w:numPr>
           <w:ilvl w:val="0"/>
           <w:numId w:val="3"/>
         </w:numPr>
-      </w:pPr>
-      <w:r>
-        <w:rPr>
-          <w:b/>
-          <w:bCs/>
-        </w:rPr>
-        <w:t>Tranquiliza tu mente</w:t>
+        <w:rPr>
+          <w:sz w:val="22"/>
+          <w:szCs w:val="22"/>
+        </w:rPr>
+      </w:pPr>
+      <w:r>
+        <w:rPr>
+          <w:b w:val="1"/>
+          <w:bCs w:val="1"/>
+        </w:rPr>
+        <w:t>Tranquilizar la ment</w:t>
+      </w:r>
+      <w:r>
+        <w:rPr/>
+        <w:t>e</w:t>
       </w:r>
       <w:r>
         <w:br/>
       </w:r>
       <w:r>
-        <w:t>Si tus pensamientos se van de un lado a otro, vuelve a traerlos a la conversación.</w:t>
-      </w:r>
-    </w:p>
-    <w:p>
-      <w:pPr>
+        <w:rPr/>
+        <w:t xml:space="preserve"> Cuando los pensamientos comienzan a divagar, es importante que la persona los redirija hacia la conversación presente.</w:t>
+      </w:r>
+    </w:p>
+    <w:p>
+      <w:pPr>
+        <w:pStyle w:val="Prrafodelista"/>
         <w:numPr>
           <w:ilvl w:val="0"/>
           <w:numId w:val="3"/>
         </w:numPr>
-      </w:pPr>
-      <w:r>
-        <w:rPr>
-          <w:b/>
-          <w:bCs/>
-        </w:rPr>
-        <w:t>No des consejos</w:t>
+        <w:rPr>
+          <w:sz w:val="22"/>
+          <w:szCs w:val="22"/>
+        </w:rPr>
+      </w:pPr>
+      <w:r>
+        <w:rPr>
+          <w:b w:val="1"/>
+          <w:bCs w:val="1"/>
+        </w:rPr>
+        <w:t>No dar consejos sin consentimiento</w:t>
       </w:r>
       <w:r>
         <w:br/>
       </w:r>
       <w:r>
-        <w:t>Antes de dar un consejo, primero pregunta si la persona está buscando un consejo.</w:t>
-      </w:r>
-    </w:p>
-    <w:p>
-      <w:pPr>
+        <w:rPr/>
+        <w:t xml:space="preserve"> Antes de ofrecer una sugerencia, es preferible que se pregunte si la otra persona está abierta a recibir consejos.</w:t>
+      </w:r>
+    </w:p>
+    <w:p>
+      <w:pPr>
+        <w:pStyle w:val="Prrafodelista"/>
         <w:numPr>
           <w:ilvl w:val="0"/>
           <w:numId w:val="3"/>
         </w:numPr>
-      </w:pPr>
-      <w:r>
-        <w:rPr>
-          <w:b/>
-          <w:bCs/>
-        </w:rPr>
-        <w:t>No interrumpas</w:t>
+        <w:rPr>
+          <w:sz w:val="22"/>
+          <w:szCs w:val="22"/>
+        </w:rPr>
+      </w:pPr>
+      <w:r>
+        <w:rPr>
+          <w:b w:val="1"/>
+          <w:bCs w:val="1"/>
+        </w:rPr>
+        <w:t>No interrumpir</w:t>
       </w:r>
       <w:r>
         <w:br/>
       </w:r>
       <w:r>
-        <w:t>Evita mostrar que tu tema es más importante que el que estás escuchando.</w:t>
-      </w:r>
-    </w:p>
-    <w:p>
-      <w:pPr>
+        <w:rPr/>
+        <w:t xml:space="preserve"> La interrupción puede transmitir que el tema del oyente es más relevante. Se sugiere esperar el turno para hablar y demostrar respeto.</w:t>
+      </w:r>
+    </w:p>
+    <w:p>
+      <w:pPr>
+        <w:pStyle w:val="Prrafodelista"/>
         <w:numPr>
           <w:ilvl w:val="0"/>
           <w:numId w:val="3"/>
         </w:numPr>
-      </w:pPr>
-      <w:r>
-        <w:rPr>
-          <w:b/>
-          <w:bCs/>
-        </w:rPr>
-        <w:t>Guarda silencio</w:t>
+        <w:rPr>
+          <w:sz w:val="22"/>
+          <w:szCs w:val="22"/>
+        </w:rPr>
+      </w:pPr>
+      <w:r>
+        <w:rPr>
+          <w:b w:val="1"/>
+          <w:bCs w:val="1"/>
+        </w:rPr>
+        <w:t>Guardar silencio</w:t>
       </w:r>
       <w:r>
         <w:br/>
       </w:r>
       <w:r>
-        <w:t>El silencio ayuda a la concentración y favorece la calma.</w:t>
-      </w:r>
-    </w:p>
-    <w:p>
-      <w:pPr>
+        <w:rPr/>
+        <w:t xml:space="preserve"> El silencio favorece la concentración, permite reflexionar y genera un ambiente de calma durante el diálogo.</w:t>
+      </w:r>
+    </w:p>
+    <w:p>
+      <w:pPr>
+        <w:pStyle w:val="Prrafodelista"/>
         <w:numPr>
           <w:ilvl w:val="0"/>
           <w:numId w:val="3"/>
         </w:numPr>
-      </w:pPr>
-      <w:r>
-        <w:rPr>
-          <w:b/>
-          <w:bCs/>
-        </w:rPr>
-        <w:t>Fíjate en el lenguaje corporal</w:t>
+        <w:rPr>
+          <w:sz w:val="22"/>
+          <w:szCs w:val="22"/>
+        </w:rPr>
+      </w:pPr>
+      <w:r>
+        <w:rPr>
+          <w:b w:val="1"/>
+          <w:bCs w:val="1"/>
+        </w:rPr>
+        <w:t>Observar el lenguaje corporal</w:t>
       </w:r>
       <w:r>
         <w:br/>
       </w:r>
       <w:r>
-        <w:t>Observa el lenguaje corporal, dice más que las palabras.</w:t>
-      </w:r>
-    </w:p>
-    <w:p>
-      <w:pPr>
+        <w:rPr/>
+        <w:t xml:space="preserve"> El cuerpo comunica tanto como las palabras. Prestar atención a los gestos y posturas puede ofrecer información valiosa.</w:t>
+      </w:r>
+    </w:p>
+    <w:p>
+      <w:pPr>
+        <w:pStyle w:val="Prrafodelista"/>
         <w:numPr>
           <w:ilvl w:val="0"/>
           <w:numId w:val="3"/>
         </w:numPr>
-      </w:pPr>
-      <w:r>
-        <w:rPr>
-          <w:b/>
-          <w:bCs/>
-        </w:rPr>
-        <w:t>Confirma lo escuchado</w:t>
+        <w:rPr>
+          <w:sz w:val="22"/>
+          <w:szCs w:val="22"/>
+        </w:rPr>
+      </w:pPr>
+      <w:r>
+        <w:rPr>
+          <w:b w:val="1"/>
+          <w:bCs w:val="1"/>
+        </w:rPr>
+        <w:t>Confirmar lo escuchado</w:t>
       </w:r>
       <w:r>
         <w:br/>
       </w:r>
       <w:r>
-        <w:t>Resume la conversación, confirma lo escuchado para verificar que lo entendiste bien.</w:t>
-      </w:r>
+        <w:rPr/>
+        <w:t xml:space="preserve"> Para asegurar una comprensión adecuada, es útil resumir lo dicho y verificar con el interlocutor que se ha comprendido correctamente.</w:t>
+      </w:r>
+    </w:p>
+    <w:p>
+      <w:pPr>
+        <w:ind w:left="720"/>
+      </w:pPr>
     </w:p>
     <w:p/>
     <w:p>
@@ -2874,25 +2987,47 @@
     <w:bookmarkEnd w:id="5"/>
     <w:p>
       <w:r>
-        <w:rPr>
-          <w:noProof/>
-        </w:rPr>
         <w:drawing>
-          <wp:inline distT="0" distB="0" distL="0" distR="0" wp14:anchorId="384E5FDE" wp14:editId="0BB7071D">
-            <wp:extent cx="6537278" cy="5649595"/>
-            <wp:effectExtent l="0" t="0" r="0" b="8255"/>
-            <wp:docPr id="10" name="Diagrama 10"/>
-            <wp:cNvGraphicFramePr/>
-            <a:graphic xmlns:a="http://schemas.openxmlformats.org/drawingml/2006/main">
-              <a:graphicData uri="http://schemas.openxmlformats.org/drawingml/2006/diagram">
-                <dgm:relIds xmlns:dgm="http://schemas.openxmlformats.org/drawingml/2006/diagram" xmlns:r="http://schemas.openxmlformats.org/officeDocument/2006/relationships" r:dm="rId19" r:lo="rId20" r:qs="rId21" r:cs="rId22"/>
+          <wp:inline wp14:editId="33D5819F" wp14:anchorId="043C223C">
+            <wp:extent cx="5614902" cy="4877223"/>
+            <wp:effectExtent l="0" t="0" r="0" b="0"/>
+            <wp:docPr id="961075857" name="drawing"/>
+            <wp:cNvGraphicFramePr>
+              <a:graphicFrameLocks noChangeAspect="1"/>
+            </wp:cNvGraphicFramePr>
+            <a:graphic>
+              <a:graphicData xmlns:a="http://schemas.openxmlformats.org/drawingml/2006/main" uri="http://schemas.openxmlformats.org/drawingml/2006/picture">
+                <pic:pic xmlns:pic="http://schemas.openxmlformats.org/drawingml/2006/picture">
+                  <pic:nvPicPr>
+                    <pic:cNvPr id="961075857" name=""/>
+                    <pic:cNvPicPr/>
+                  </pic:nvPicPr>
+                  <pic:blipFill>
+                    <a:blip xmlns:r="http://schemas.openxmlformats.org/officeDocument/2006/relationships" r:embed="rId1289586312">
+                      <a:extLst>
+                        <a:ext xmlns:a="http://schemas.openxmlformats.org/drawingml/2006/main" uri="{28A0092B-C50C-407E-A947-70E740481C1C}">
+                          <a14:useLocalDpi xmlns:a14="http://schemas.microsoft.com/office/drawing/2010/main" val="0"/>
+                        </a:ext>
+                      </a:extLst>
+                    </a:blip>
+                    <a:stretch>
+                      <a:fillRect/>
+                    </a:stretch>
+                  </pic:blipFill>
+                  <pic:spPr>
+                    <a:xfrm>
+                      <a:off x="0" y="0"/>
+                      <a:ext cx="5614902" cy="4877223"/>
+                    </a:xfrm>
+                    <a:prstGeom prst="rect">
+                      <a:avLst/>
+                    </a:prstGeom>
+                  </pic:spPr>
+                </pic:pic>
               </a:graphicData>
             </a:graphic>
           </wp:inline>
         </w:drawing>
-      </w:r>
-      <w:r>
-        <w:t>.</w:t>
       </w:r>
     </w:p>
     <w:p/>
@@ -3246,7 +3381,7 @@
               <w:pStyle w:val="Normal0"/>
               <w:rPr>
                 <w:b w:val="0"/>
-                <w:bCs/>
+                <w:bCs w:val="0"/>
                 <w:sz w:val="22"/>
                 <w:szCs w:val="22"/>
               </w:rPr>
@@ -3254,11 +3389,11 @@
             <w:r>
               <w:rPr>
                 <w:b w:val="0"/>
-                <w:bCs/>
+                <w:bCs w:val="0"/>
                 <w:sz w:val="22"/>
                 <w:szCs w:val="22"/>
               </w:rPr>
-              <w:t>Inteligencia emocional</w:t>
+              <w:t>Comunicación verbal y no verbal</w:t>
             </w:r>
           </w:p>
         </w:tc>
@@ -3277,19 +3412,24 @@
               <w:pStyle w:val="Normal0"/>
               <w:rPr>
                 <w:b w:val="0"/>
-                <w:bCs/>
+                <w:bCs w:val="0"/>
                 <w:sz w:val="22"/>
                 <w:szCs w:val="22"/>
               </w:rPr>
             </w:pPr>
-            <w:r>
-              <w:rPr>
-                <w:b w:val="0"/>
-                <w:bCs/>
+          </w:p>
+          <w:p>
+            <w:pPr>
+              <w:pStyle w:val="Normal0"/>
+            </w:pPr>
+            <w:r>
+              <w:rPr>
+                <w:b w:val="0"/>
+                <w:bCs w:val="0"/>
                 <w:sz w:val="22"/>
                 <w:szCs w:val="22"/>
               </w:rPr>
-              <w:t>Goleman, Daniel. 1995. Inteligencia emocional.</w:t>
+              <w:t>Goleman, D. (1995). Inteligencia emocional. Kairós.</w:t>
             </w:r>
           </w:p>
         </w:tc>
@@ -4547,7 +4687,7 @@
               <w:pStyle w:val="Normal0"/>
               <w:rPr>
                 <w:b w:val="0"/>
-                <w:bCs/>
+                <w:bCs w:val="0"/>
                 <w:sz w:val="22"/>
                 <w:szCs w:val="22"/>
               </w:rPr>
@@ -4555,11 +4695,11 @@
             <w:r>
               <w:rPr>
                 <w:b w:val="0"/>
-                <w:bCs/>
+                <w:bCs w:val="0"/>
                 <w:sz w:val="22"/>
                 <w:szCs w:val="22"/>
               </w:rPr>
-              <w:t>contenido de la comunicación que se transmite de un emisor a un receptor. puede ser verbal, no verbal o mixto.</w:t>
+              <w:t>contenido de la comunicación que se transmite de un emisor a un receptor puede ser verbal, no verbal o mixto.</w:t>
             </w:r>
           </w:p>
         </w:tc>
@@ -4831,12 +4971,18 @@
     </w:p>
     <w:p>
       <w:r>
-        <w:t>Conceptos.de (2020). Concepto de oratoria</w:t>
-      </w:r>
-      <w:r>
+        <w:rPr/>
+        <w:t>Conceptos.</w:t>
+      </w:r>
+      <w:r>
+        <w:rPr/>
+        <w:t xml:space="preserve"> (2020). Concepto de oratoria</w:t>
+      </w:r>
+      <w:r>
+        <w:rPr/>
         <w:t xml:space="preserve">. </w:t>
       </w:r>
-      <w:hyperlink w:history="1" r:id="rId27">
+      <w:hyperlink r:id="R4df96a085e8949c5">
         <w:r>
           <w:rPr>
             <w:rStyle w:val="Hipervnculo"/>
@@ -8556,1730 +8702,6 @@
 </w:styles>
 </file>
 
-<file path=word/diagrams/colors1.xml><?xml version="1.0" encoding="utf-8"?>
-<dgm:colorsDef xmlns:dgm="http://schemas.openxmlformats.org/drawingml/2006/diagram" xmlns:a="http://schemas.openxmlformats.org/drawingml/2006/main" uniqueId="urn:microsoft.com/office/officeart/2005/8/colors/accent1_2">
-  <dgm:title val=""/>
-  <dgm:desc val=""/>
-  <dgm:catLst>
-    <dgm:cat type="accent1" pri="11200"/>
-  </dgm:catLst>
-  <dgm:styleLbl name="node0">
-    <dgm:fillClrLst meth="repeat">
-      <a:schemeClr val="accent1"/>
-    </dgm:fillClrLst>
-    <dgm:linClrLst meth="repeat">
-      <a:schemeClr val="lt1"/>
-    </dgm:linClrLst>
-    <dgm:effectClrLst/>
-    <dgm:txLinClrLst/>
-    <dgm:txFillClrLst/>
-    <dgm:txEffectClrLst/>
-  </dgm:styleLbl>
-  <dgm:styleLbl name="alignNode1">
-    <dgm:fillClrLst meth="repeat">
-      <a:schemeClr val="accent1"/>
-    </dgm:fillClrLst>
-    <dgm:linClrLst meth="repeat">
-      <a:schemeClr val="accent1"/>
-    </dgm:linClrLst>
-    <dgm:effectClrLst/>
-    <dgm:txLinClrLst/>
-    <dgm:txFillClrLst/>
-    <dgm:txEffectClrLst/>
-  </dgm:styleLbl>
-  <dgm:styleLbl name="node1">
-    <dgm:fillClrLst meth="repeat">
-      <a:schemeClr val="accent1"/>
-    </dgm:fillClrLst>
-    <dgm:linClrLst meth="repeat">
-      <a:schemeClr val="lt1"/>
-    </dgm:linClrLst>
-    <dgm:effectClrLst/>
-    <dgm:txLinClrLst/>
-    <dgm:txFillClrLst/>
-    <dgm:txEffectClrLst/>
-  </dgm:styleLbl>
-  <dgm:styleLbl name="lnNode1">
-    <dgm:fillClrLst meth="repeat">
-      <a:schemeClr val="accent1"/>
-    </dgm:fillClrLst>
-    <dgm:linClrLst meth="repeat">
-      <a:schemeClr val="lt1"/>
-    </dgm:linClrLst>
-    <dgm:effectClrLst/>
-    <dgm:txLinClrLst/>
-    <dgm:txFillClrLst/>
-    <dgm:txEffectClrLst/>
-  </dgm:styleLbl>
-  <dgm:styleLbl name="vennNode1">
-    <dgm:fillClrLst meth="repeat">
-      <a:schemeClr val="accent1">
-        <a:alpha val="50000"/>
-      </a:schemeClr>
-    </dgm:fillClrLst>
-    <dgm:linClrLst meth="repeat">
-      <a:schemeClr val="lt1"/>
-    </dgm:linClrLst>
-    <dgm:effectClrLst/>
-    <dgm:txLinClrLst/>
-    <dgm:txFillClrLst/>
-    <dgm:txEffectClrLst/>
-  </dgm:styleLbl>
-  <dgm:styleLbl name="node2">
-    <dgm:fillClrLst meth="repeat">
-      <a:schemeClr val="accent1"/>
-    </dgm:fillClrLst>
-    <dgm:linClrLst meth="repeat">
-      <a:schemeClr val="lt1"/>
-    </dgm:linClrLst>
-    <dgm:effectClrLst/>
-    <dgm:txLinClrLst/>
-    <dgm:txFillClrLst/>
-    <dgm:txEffectClrLst/>
-  </dgm:styleLbl>
-  <dgm:styleLbl name="node3">
-    <dgm:fillClrLst meth="repeat">
-      <a:schemeClr val="accent1"/>
-    </dgm:fillClrLst>
-    <dgm:linClrLst meth="repeat">
-      <a:schemeClr val="lt1"/>
-    </dgm:linClrLst>
-    <dgm:effectClrLst/>
-    <dgm:txLinClrLst/>
-    <dgm:txFillClrLst/>
-    <dgm:txEffectClrLst/>
-  </dgm:styleLbl>
-  <dgm:styleLbl name="node4">
-    <dgm:fillClrLst meth="repeat">
-      <a:schemeClr val="accent1"/>
-    </dgm:fillClrLst>
-    <dgm:linClrLst meth="repeat">
-      <a:schemeClr val="lt1"/>
-    </dgm:linClrLst>
-    <dgm:effectClrLst/>
-    <dgm:txLinClrLst/>
-    <dgm:txFillClrLst/>
-    <dgm:txEffectClrLst/>
-  </dgm:styleLbl>
-  <dgm:styleLbl name="fgImgPlace1">
-    <dgm:fillClrLst meth="repeat">
-      <a:schemeClr val="accent1">
-        <a:tint val="50000"/>
-      </a:schemeClr>
-    </dgm:fillClrLst>
-    <dgm:linClrLst meth="repeat">
-      <a:schemeClr val="lt1"/>
-    </dgm:linClrLst>
-    <dgm:effectClrLst/>
-    <dgm:txLinClrLst/>
-    <dgm:txFillClrLst meth="repeat">
-      <a:schemeClr val="lt1"/>
-    </dgm:txFillClrLst>
-    <dgm:txEffectClrLst/>
-  </dgm:styleLbl>
-  <dgm:styleLbl name="alignImgPlace1">
-    <dgm:fillClrLst meth="repeat">
-      <a:schemeClr val="accent1">
-        <a:tint val="50000"/>
-      </a:schemeClr>
-    </dgm:fillClrLst>
-    <dgm:linClrLst meth="repeat">
-      <a:schemeClr val="lt1"/>
-    </dgm:linClrLst>
-    <dgm:effectClrLst/>
-    <dgm:txLinClrLst/>
-    <dgm:txFillClrLst meth="repeat">
-      <a:schemeClr val="lt1"/>
-    </dgm:txFillClrLst>
-    <dgm:txEffectClrLst/>
-  </dgm:styleLbl>
-  <dgm:styleLbl name="bgImgPlace1">
-    <dgm:fillClrLst meth="repeat">
-      <a:schemeClr val="accent1">
-        <a:tint val="50000"/>
-      </a:schemeClr>
-    </dgm:fillClrLst>
-    <dgm:linClrLst meth="repeat">
-      <a:schemeClr val="lt1"/>
-    </dgm:linClrLst>
-    <dgm:effectClrLst/>
-    <dgm:txLinClrLst/>
-    <dgm:txFillClrLst meth="repeat">
-      <a:schemeClr val="lt1"/>
-    </dgm:txFillClrLst>
-    <dgm:txEffectClrLst/>
-  </dgm:styleLbl>
-  <dgm:styleLbl name="sibTrans2D1">
-    <dgm:fillClrLst meth="repeat">
-      <a:schemeClr val="accent1">
-        <a:tint val="60000"/>
-      </a:schemeClr>
-    </dgm:fillClrLst>
-    <dgm:linClrLst meth="repeat">
-      <a:schemeClr val="accent1">
-        <a:tint val="60000"/>
-      </a:schemeClr>
-    </dgm:linClrLst>
-    <dgm:effectClrLst/>
-    <dgm:txLinClrLst/>
-    <dgm:txFillClrLst/>
-    <dgm:txEffectClrLst/>
-  </dgm:styleLbl>
-  <dgm:styleLbl name="fgSibTrans2D1">
-    <dgm:fillClrLst meth="repeat">
-      <a:schemeClr val="accent1">
-        <a:tint val="60000"/>
-      </a:schemeClr>
-    </dgm:fillClrLst>
-    <dgm:linClrLst meth="repeat">
-      <a:schemeClr val="accent1">
-        <a:tint val="60000"/>
-      </a:schemeClr>
-    </dgm:linClrLst>
-    <dgm:effectClrLst/>
-    <dgm:txLinClrLst/>
-    <dgm:txFillClrLst/>
-    <dgm:txEffectClrLst/>
-  </dgm:styleLbl>
-  <dgm:styleLbl name="bgSibTrans2D1">
-    <dgm:fillClrLst meth="repeat">
-      <a:schemeClr val="accent1">
-        <a:tint val="60000"/>
-      </a:schemeClr>
-    </dgm:fillClrLst>
-    <dgm:linClrLst meth="repeat">
-      <a:schemeClr val="accent1">
-        <a:tint val="60000"/>
-      </a:schemeClr>
-    </dgm:linClrLst>
-    <dgm:effectClrLst/>
-    <dgm:txLinClrLst/>
-    <dgm:txFillClrLst/>
-    <dgm:txEffectClrLst/>
-  </dgm:styleLbl>
-  <dgm:styleLbl name="sibTrans1D1">
-    <dgm:fillClrLst meth="repeat">
-      <a:schemeClr val="accent1"/>
-    </dgm:fillClrLst>
-    <dgm:linClrLst meth="repeat">
-      <a:schemeClr val="accent1"/>
-    </dgm:linClrLst>
-    <dgm:effectClrLst/>
-    <dgm:txLinClrLst/>
-    <dgm:txFillClrLst meth="repeat">
-      <a:schemeClr val="tx1"/>
-    </dgm:txFillClrLst>
-    <dgm:txEffectClrLst/>
-  </dgm:styleLbl>
-  <dgm:styleLbl name="callout">
-    <dgm:fillClrLst meth="repeat">
-      <a:schemeClr val="accent1"/>
-    </dgm:fillClrLst>
-    <dgm:linClrLst meth="repeat">
-      <a:schemeClr val="accent1">
-        <a:tint val="50000"/>
-      </a:schemeClr>
-    </dgm:linClrLst>
-    <dgm:effectClrLst/>
-    <dgm:txLinClrLst/>
-    <dgm:txFillClrLst meth="repeat">
-      <a:schemeClr val="tx1"/>
-    </dgm:txFillClrLst>
-    <dgm:txEffectClrLst/>
-  </dgm:styleLbl>
-  <dgm:styleLbl name="asst0">
-    <dgm:fillClrLst meth="repeat">
-      <a:schemeClr val="accent1"/>
-    </dgm:fillClrLst>
-    <dgm:linClrLst meth="repeat">
-      <a:schemeClr val="lt1"/>
-    </dgm:linClrLst>
-    <dgm:effectClrLst/>
-    <dgm:txLinClrLst/>
-    <dgm:txFillClrLst/>
-    <dgm:txEffectClrLst/>
-  </dgm:styleLbl>
-  <dgm:styleLbl name="asst1">
-    <dgm:fillClrLst meth="repeat">
-      <a:schemeClr val="accent1"/>
-    </dgm:fillClrLst>
-    <dgm:linClrLst meth="repeat">
-      <a:schemeClr val="lt1"/>
-    </dgm:linClrLst>
-    <dgm:effectClrLst/>
-    <dgm:txLinClrLst/>
-    <dgm:txFillClrLst/>
-    <dgm:txEffectClrLst/>
-  </dgm:styleLbl>
-  <dgm:styleLbl name="asst2">
-    <dgm:fillClrLst meth="repeat">
-      <a:schemeClr val="accent1"/>
-    </dgm:fillClrLst>
-    <dgm:linClrLst meth="repeat">
-      <a:schemeClr val="lt1"/>
-    </dgm:linClrLst>
-    <dgm:effectClrLst/>
-    <dgm:txLinClrLst/>
-    <dgm:txFillClrLst/>
-    <dgm:txEffectClrLst/>
-  </dgm:styleLbl>
-  <dgm:styleLbl name="asst3">
-    <dgm:fillClrLst meth="repeat">
-      <a:schemeClr val="accent1"/>
-    </dgm:fillClrLst>
-    <dgm:linClrLst meth="repeat">
-      <a:schemeClr val="lt1"/>
-    </dgm:linClrLst>
-    <dgm:effectClrLst/>
-    <dgm:txLinClrLst/>
-    <dgm:txFillClrLst/>
-    <dgm:txEffectClrLst/>
-  </dgm:styleLbl>
-  <dgm:styleLbl name="asst4">
-    <dgm:fillClrLst meth="repeat">
-      <a:schemeClr val="accent1"/>
-    </dgm:fillClrLst>
-    <dgm:linClrLst meth="repeat">
-      <a:schemeClr val="lt1"/>
-    </dgm:linClrLst>
-    <dgm:effectClrLst/>
-    <dgm:txLinClrLst/>
-    <dgm:txFillClrLst/>
-    <dgm:txEffectClrLst/>
-  </dgm:styleLbl>
-  <dgm:styleLbl name="parChTrans2D1">
-    <dgm:fillClrLst meth="repeat">
-      <a:schemeClr val="accent1">
-        <a:tint val="60000"/>
-      </a:schemeClr>
-    </dgm:fillClrLst>
-    <dgm:linClrLst meth="repeat">
-      <a:schemeClr val="accent1">
-        <a:tint val="60000"/>
-      </a:schemeClr>
-    </dgm:linClrLst>
-    <dgm:effectClrLst/>
-    <dgm:txLinClrLst/>
-    <dgm:txFillClrLst meth="repeat">
-      <a:schemeClr val="lt1"/>
-    </dgm:txFillClrLst>
-    <dgm:txEffectClrLst/>
-  </dgm:styleLbl>
-  <dgm:styleLbl name="parChTrans2D2">
-    <dgm:fillClrLst meth="repeat">
-      <a:schemeClr val="accent1"/>
-    </dgm:fillClrLst>
-    <dgm:linClrLst meth="repeat">
-      <a:schemeClr val="accent1"/>
-    </dgm:linClrLst>
-    <dgm:effectClrLst/>
-    <dgm:txLinClrLst/>
-    <dgm:txFillClrLst meth="repeat">
-      <a:schemeClr val="lt1"/>
-    </dgm:txFillClrLst>
-    <dgm:txEffectClrLst/>
-  </dgm:styleLbl>
-  <dgm:styleLbl name="parChTrans2D3">
-    <dgm:fillClrLst meth="repeat">
-      <a:schemeClr val="accent1"/>
-    </dgm:fillClrLst>
-    <dgm:linClrLst meth="repeat">
-      <a:schemeClr val="accent1"/>
-    </dgm:linClrLst>
-    <dgm:effectClrLst/>
-    <dgm:txLinClrLst/>
-    <dgm:txFillClrLst meth="repeat">
-      <a:schemeClr val="lt1"/>
-    </dgm:txFillClrLst>
-    <dgm:txEffectClrLst/>
-  </dgm:styleLbl>
-  <dgm:styleLbl name="parChTrans2D4">
-    <dgm:fillClrLst meth="repeat">
-      <a:schemeClr val="accent1"/>
-    </dgm:fillClrLst>
-    <dgm:linClrLst meth="repeat">
-      <a:schemeClr val="accent1"/>
-    </dgm:linClrLst>
-    <dgm:effectClrLst/>
-    <dgm:txLinClrLst/>
-    <dgm:txFillClrLst meth="repeat">
-      <a:schemeClr val="lt1"/>
-    </dgm:txFillClrLst>
-    <dgm:txEffectClrLst/>
-  </dgm:styleLbl>
-  <dgm:styleLbl name="parChTrans1D1">
-    <dgm:fillClrLst meth="repeat">
-      <a:schemeClr val="accent1"/>
-    </dgm:fillClrLst>
-    <dgm:linClrLst meth="repeat">
-      <a:schemeClr val="accent1">
-        <a:shade val="60000"/>
-      </a:schemeClr>
-    </dgm:linClrLst>
-    <dgm:effectClrLst/>
-    <dgm:txLinClrLst/>
-    <dgm:txFillClrLst meth="repeat">
-      <a:schemeClr val="tx1"/>
-    </dgm:txFillClrLst>
-    <dgm:txEffectClrLst/>
-  </dgm:styleLbl>
-  <dgm:styleLbl name="parChTrans1D2">
-    <dgm:fillClrLst meth="repeat">
-      <a:schemeClr val="accent1"/>
-    </dgm:fillClrLst>
-    <dgm:linClrLst meth="repeat">
-      <a:schemeClr val="accent1">
-        <a:shade val="60000"/>
-      </a:schemeClr>
-    </dgm:linClrLst>
-    <dgm:effectClrLst/>
-    <dgm:txLinClrLst/>
-    <dgm:txFillClrLst meth="repeat">
-      <a:schemeClr val="tx1"/>
-    </dgm:txFillClrLst>
-    <dgm:txEffectClrLst/>
-  </dgm:styleLbl>
-  <dgm:styleLbl name="parChTrans1D3">
-    <dgm:fillClrLst meth="repeat">
-      <a:schemeClr val="accent1"/>
-    </dgm:fillClrLst>
-    <dgm:linClrLst meth="repeat">
-      <a:schemeClr val="accent1">
-        <a:shade val="80000"/>
-      </a:schemeClr>
-    </dgm:linClrLst>
-    <dgm:effectClrLst/>
-    <dgm:txLinClrLst/>
-    <dgm:txFillClrLst meth="repeat">
-      <a:schemeClr val="tx1"/>
-    </dgm:txFillClrLst>
-    <dgm:txEffectClrLst/>
-  </dgm:styleLbl>
-  <dgm:styleLbl name="parChTrans1D4">
-    <dgm:fillClrLst meth="repeat">
-      <a:schemeClr val="accent1"/>
-    </dgm:fillClrLst>
-    <dgm:linClrLst meth="repeat">
-      <a:schemeClr val="accent1">
-        <a:shade val="80000"/>
-      </a:schemeClr>
-    </dgm:linClrLst>
-    <dgm:effectClrLst/>
-    <dgm:txLinClrLst/>
-    <dgm:txFillClrLst meth="repeat">
-      <a:schemeClr val="tx1"/>
-    </dgm:txFillClrLst>
-    <dgm:txEffectClrLst/>
-  </dgm:styleLbl>
-  <dgm:styleLbl name="fgAcc1">
-    <dgm:fillClrLst meth="repeat">
-      <a:schemeClr val="lt1">
-        <a:alpha val="90000"/>
-      </a:schemeClr>
-    </dgm:fillClrLst>
-    <dgm:linClrLst meth="repeat">
-      <a:schemeClr val="accent1"/>
-    </dgm:linClrLst>
-    <dgm:effectClrLst/>
-    <dgm:txLinClrLst/>
-    <dgm:txFillClrLst meth="repeat">
-      <a:schemeClr val="dk1"/>
-    </dgm:txFillClrLst>
-    <dgm:txEffectClrLst/>
-  </dgm:styleLbl>
-  <dgm:styleLbl name="conFgAcc1">
-    <dgm:fillClrLst meth="repeat">
-      <a:schemeClr val="lt1">
-        <a:alpha val="90000"/>
-      </a:schemeClr>
-    </dgm:fillClrLst>
-    <dgm:linClrLst meth="repeat">
-      <a:schemeClr val="accent1"/>
-    </dgm:linClrLst>
-    <dgm:effectClrLst/>
-    <dgm:txLinClrLst/>
-    <dgm:txFillClrLst meth="repeat">
-      <a:schemeClr val="dk1"/>
-    </dgm:txFillClrLst>
-    <dgm:txEffectClrLst/>
-  </dgm:styleLbl>
-  <dgm:styleLbl name="alignAcc1">
-    <dgm:fillClrLst meth="repeat">
-      <a:schemeClr val="lt1">
-        <a:alpha val="90000"/>
-      </a:schemeClr>
-    </dgm:fillClrLst>
-    <dgm:linClrLst meth="repeat">
-      <a:schemeClr val="accent1"/>
-    </dgm:linClrLst>
-    <dgm:effectClrLst/>
-    <dgm:txLinClrLst/>
-    <dgm:txFillClrLst meth="repeat">
-      <a:schemeClr val="dk1"/>
-    </dgm:txFillClrLst>
-    <dgm:txEffectClrLst/>
-  </dgm:styleLbl>
-  <dgm:styleLbl name="trAlignAcc1">
-    <dgm:fillClrLst meth="repeat">
-      <a:schemeClr val="lt1">
-        <a:alpha val="40000"/>
-      </a:schemeClr>
-    </dgm:fillClrLst>
-    <dgm:linClrLst meth="repeat">
-      <a:schemeClr val="accent1"/>
-    </dgm:linClrLst>
-    <dgm:effectClrLst/>
-    <dgm:txLinClrLst/>
-    <dgm:txFillClrLst meth="repeat">
-      <a:schemeClr val="dk1"/>
-    </dgm:txFillClrLst>
-    <dgm:txEffectClrLst/>
-  </dgm:styleLbl>
-  <dgm:styleLbl name="bgAcc1">
-    <dgm:fillClrLst meth="repeat">
-      <a:schemeClr val="lt1">
-        <a:alpha val="90000"/>
-      </a:schemeClr>
-    </dgm:fillClrLst>
-    <dgm:linClrLst meth="repeat">
-      <a:schemeClr val="accent1"/>
-    </dgm:linClrLst>
-    <dgm:effectClrLst/>
-    <dgm:txLinClrLst/>
-    <dgm:txFillClrLst meth="repeat">
-      <a:schemeClr val="dk1"/>
-    </dgm:txFillClrLst>
-    <dgm:txEffectClrLst/>
-  </dgm:styleLbl>
-  <dgm:styleLbl name="solidFgAcc1">
-    <dgm:fillClrLst meth="repeat">
-      <a:schemeClr val="lt1"/>
-    </dgm:fillClrLst>
-    <dgm:linClrLst meth="repeat">
-      <a:schemeClr val="accent1"/>
-    </dgm:linClrLst>
-    <dgm:effectClrLst/>
-    <dgm:txLinClrLst/>
-    <dgm:txFillClrLst meth="repeat">
-      <a:schemeClr val="dk1"/>
-    </dgm:txFillClrLst>
-    <dgm:txEffectClrLst/>
-  </dgm:styleLbl>
-  <dgm:styleLbl name="solidAlignAcc1">
-    <dgm:fillClrLst meth="repeat">
-      <a:schemeClr val="lt1"/>
-    </dgm:fillClrLst>
-    <dgm:linClrLst meth="repeat">
-      <a:schemeClr val="accent1"/>
-    </dgm:linClrLst>
-    <dgm:effectClrLst/>
-    <dgm:txLinClrLst/>
-    <dgm:txFillClrLst meth="repeat">
-      <a:schemeClr val="dk1"/>
-    </dgm:txFillClrLst>
-    <dgm:txEffectClrLst/>
-  </dgm:styleLbl>
-  <dgm:styleLbl name="solidBgAcc1">
-    <dgm:fillClrLst meth="repeat">
-      <a:schemeClr val="lt1"/>
-    </dgm:fillClrLst>
-    <dgm:linClrLst meth="repeat">
-      <a:schemeClr val="accent1"/>
-    </dgm:linClrLst>
-    <dgm:effectClrLst/>
-    <dgm:txLinClrLst/>
-    <dgm:txFillClrLst meth="repeat">
-      <a:schemeClr val="dk1"/>
-    </dgm:txFillClrLst>
-    <dgm:txEffectClrLst/>
-  </dgm:styleLbl>
-  <dgm:styleLbl name="fgAccFollowNode1">
-    <dgm:fillClrLst meth="repeat">
-      <a:schemeClr val="accent1">
-        <a:alpha val="90000"/>
-        <a:tint val="40000"/>
-      </a:schemeClr>
-    </dgm:fillClrLst>
-    <dgm:linClrLst meth="repeat">
-      <a:schemeClr val="accent1">
-        <a:alpha val="90000"/>
-        <a:tint val="40000"/>
-      </a:schemeClr>
-    </dgm:linClrLst>
-    <dgm:effectClrLst/>
-    <dgm:txLinClrLst/>
-    <dgm:txFillClrLst meth="repeat">
-      <a:schemeClr val="dk1"/>
-    </dgm:txFillClrLst>
-    <dgm:txEffectClrLst/>
-  </dgm:styleLbl>
-  <dgm:styleLbl name="alignAccFollowNode1">
-    <dgm:fillClrLst meth="repeat">
-      <a:schemeClr val="accent1">
-        <a:alpha val="90000"/>
-        <a:tint val="40000"/>
-      </a:schemeClr>
-    </dgm:fillClrLst>
-    <dgm:linClrLst meth="repeat">
-      <a:schemeClr val="accent1">
-        <a:alpha val="90000"/>
-        <a:tint val="40000"/>
-      </a:schemeClr>
-    </dgm:linClrLst>
-    <dgm:effectClrLst/>
-    <dgm:txLinClrLst/>
-    <dgm:txFillClrLst meth="repeat">
-      <a:schemeClr val="dk1"/>
-    </dgm:txFillClrLst>
-    <dgm:txEffectClrLst/>
-  </dgm:styleLbl>
-  <dgm:styleLbl name="bgAccFollowNode1">
-    <dgm:fillClrLst meth="repeat">
-      <a:schemeClr val="accent1">
-        <a:alpha val="90000"/>
-        <a:tint val="40000"/>
-      </a:schemeClr>
-    </dgm:fillClrLst>
-    <dgm:linClrLst meth="repeat">
-      <a:schemeClr val="accent1">
-        <a:alpha val="90000"/>
-        <a:tint val="40000"/>
-      </a:schemeClr>
-    </dgm:linClrLst>
-    <dgm:effectClrLst/>
-    <dgm:txLinClrLst/>
-    <dgm:txFillClrLst meth="repeat">
-      <a:schemeClr val="dk1"/>
-    </dgm:txFillClrLst>
-    <dgm:txEffectClrLst/>
-  </dgm:styleLbl>
-  <dgm:styleLbl name="fgAcc0">
-    <dgm:fillClrLst meth="repeat">
-      <a:schemeClr val="lt1">
-        <a:alpha val="90000"/>
-      </a:schemeClr>
-    </dgm:fillClrLst>
-    <dgm:linClrLst meth="repeat">
-      <a:schemeClr val="accent1"/>
-    </dgm:linClrLst>
-    <dgm:effectClrLst/>
-    <dgm:txLinClrLst/>
-    <dgm:txFillClrLst meth="repeat">
-      <a:schemeClr val="dk1"/>
-    </dgm:txFillClrLst>
-    <dgm:txEffectClrLst/>
-  </dgm:styleLbl>
-  <dgm:styleLbl name="fgAcc2">
-    <dgm:fillClrLst meth="repeat">
-      <a:schemeClr val="lt1">
-        <a:alpha val="90000"/>
-      </a:schemeClr>
-    </dgm:fillClrLst>
-    <dgm:linClrLst meth="repeat">
-      <a:schemeClr val="accent1"/>
-    </dgm:linClrLst>
-    <dgm:effectClrLst/>
-    <dgm:txLinClrLst/>
-    <dgm:txFillClrLst meth="repeat">
-      <a:schemeClr val="dk1"/>
-    </dgm:txFillClrLst>
-    <dgm:txEffectClrLst/>
-  </dgm:styleLbl>
-  <dgm:styleLbl name="fgAcc3">
-    <dgm:fillClrLst meth="repeat">
-      <a:schemeClr val="lt1">
-        <a:alpha val="90000"/>
-      </a:schemeClr>
-    </dgm:fillClrLst>
-    <dgm:linClrLst meth="repeat">
-      <a:schemeClr val="accent1"/>
-    </dgm:linClrLst>
-    <dgm:effectClrLst/>
-    <dgm:txLinClrLst/>
-    <dgm:txFillClrLst meth="repeat">
-      <a:schemeClr val="dk1"/>
-    </dgm:txFillClrLst>
-    <dgm:txEffectClrLst/>
-  </dgm:styleLbl>
-  <dgm:styleLbl name="fgAcc4">
-    <dgm:fillClrLst meth="repeat">
-      <a:schemeClr val="lt1">
-        <a:alpha val="90000"/>
-      </a:schemeClr>
-    </dgm:fillClrLst>
-    <dgm:linClrLst meth="repeat">
-      <a:schemeClr val="accent1"/>
-    </dgm:linClrLst>
-    <dgm:effectClrLst/>
-    <dgm:txLinClrLst/>
-    <dgm:txFillClrLst meth="repeat">
-      <a:schemeClr val="dk1"/>
-    </dgm:txFillClrLst>
-    <dgm:txEffectClrLst/>
-  </dgm:styleLbl>
-  <dgm:styleLbl name="bgShp">
-    <dgm:fillClrLst meth="repeat">
-      <a:schemeClr val="accent1">
-        <a:tint val="40000"/>
-      </a:schemeClr>
-    </dgm:fillClrLst>
-    <dgm:linClrLst meth="repeat">
-      <a:schemeClr val="accent1"/>
-    </dgm:linClrLst>
-    <dgm:effectClrLst/>
-    <dgm:txLinClrLst/>
-    <dgm:txFillClrLst meth="repeat">
-      <a:schemeClr val="dk1"/>
-    </dgm:txFillClrLst>
-    <dgm:txEffectClrLst/>
-  </dgm:styleLbl>
-  <dgm:styleLbl name="dkBgShp">
-    <dgm:fillClrLst meth="repeat">
-      <a:schemeClr val="accent1">
-        <a:shade val="80000"/>
-      </a:schemeClr>
-    </dgm:fillClrLst>
-    <dgm:linClrLst meth="repeat">
-      <a:schemeClr val="accent1"/>
-    </dgm:linClrLst>
-    <dgm:effectClrLst/>
-    <dgm:txLinClrLst/>
-    <dgm:txFillClrLst meth="repeat">
-      <a:schemeClr val="lt1"/>
-    </dgm:txFillClrLst>
-    <dgm:txEffectClrLst/>
-  </dgm:styleLbl>
-  <dgm:styleLbl name="trBgShp">
-    <dgm:fillClrLst meth="repeat">
-      <a:schemeClr val="accent1">
-        <a:tint val="50000"/>
-        <a:alpha val="40000"/>
-      </a:schemeClr>
-    </dgm:fillClrLst>
-    <dgm:linClrLst meth="repeat">
-      <a:schemeClr val="accent1"/>
-    </dgm:linClrLst>
-    <dgm:effectClrLst/>
-    <dgm:txLinClrLst/>
-    <dgm:txFillClrLst meth="repeat">
-      <a:schemeClr val="lt1"/>
-    </dgm:txFillClrLst>
-    <dgm:txEffectClrLst/>
-  </dgm:styleLbl>
-  <dgm:styleLbl name="fgShp">
-    <dgm:fillClrLst meth="repeat">
-      <a:schemeClr val="accent1">
-        <a:tint val="60000"/>
-      </a:schemeClr>
-    </dgm:fillClrLst>
-    <dgm:linClrLst meth="repeat">
-      <a:schemeClr val="lt1"/>
-    </dgm:linClrLst>
-    <dgm:effectClrLst/>
-    <dgm:txLinClrLst/>
-    <dgm:txFillClrLst meth="repeat">
-      <a:schemeClr val="dk1"/>
-    </dgm:txFillClrLst>
-    <dgm:txEffectClrLst/>
-  </dgm:styleLbl>
-  <dgm:styleLbl name="revTx">
-    <dgm:fillClrLst meth="repeat">
-      <a:schemeClr val="lt1">
-        <a:alpha val="0"/>
-      </a:schemeClr>
-    </dgm:fillClrLst>
-    <dgm:linClrLst meth="repeat">
-      <a:schemeClr val="dk1">
-        <a:alpha val="0"/>
-      </a:schemeClr>
-    </dgm:linClrLst>
-    <dgm:effectClrLst/>
-    <dgm:txLinClrLst/>
-    <dgm:txFillClrLst meth="repeat">
-      <a:schemeClr val="tx1"/>
-    </dgm:txFillClrLst>
-    <dgm:txEffectClrLst/>
-  </dgm:styleLbl>
-</dgm:colorsDef>
-</file>
-
-<file path=word/diagrams/data1.xml><?xml version="1.0" encoding="utf-8"?>
-<dgm:dataModel xmlns:dgm="http://schemas.openxmlformats.org/drawingml/2006/diagram" xmlns:a="http://schemas.openxmlformats.org/drawingml/2006/main">
-  <dgm:ptLst>
-    <dgm:pt modelId="{84091B93-7048-409D-9E9F-2994B7BC5DDA}" type="doc">
-      <dgm:prSet loTypeId="urn:microsoft.com/office/officeart/2005/8/layout/orgChart1" loCatId="hierarchy" qsTypeId="urn:microsoft.com/office/officeart/2005/8/quickstyle/simple1" qsCatId="simple" csTypeId="urn:microsoft.com/office/officeart/2005/8/colors/accent1_2" csCatId="accent1" phldr="1"/>
-      <dgm:spPr/>
-      <dgm:t>
-        <a:bodyPr/>
-        <a:lstStyle/>
-        <a:p>
-          <a:endParaRPr lang="es-CO"/>
-        </a:p>
-      </dgm:t>
-    </dgm:pt>
-    <dgm:pt modelId="{1DE09DD0-C938-46A5-AE72-98D795089210}">
-      <dgm:prSet phldrT="[Texto]"/>
-      <dgm:spPr/>
-      <dgm:t>
-        <a:bodyPr/>
-        <a:lstStyle/>
-        <a:p>
-          <a:r>
-            <a:rPr lang="es-CO"/>
-            <a:t>La comunicación</a:t>
-          </a:r>
-        </a:p>
-      </dgm:t>
-    </dgm:pt>
-    <dgm:pt modelId="{B38D3351-BFF7-450C-B742-AC2076B1EA6C}" type="parTrans" cxnId="{CBFE7117-A595-459B-8401-4ABC3D759540}">
-      <dgm:prSet/>
-      <dgm:spPr/>
-      <dgm:t>
-        <a:bodyPr/>
-        <a:lstStyle/>
-        <a:p>
-          <a:endParaRPr lang="es-CO"/>
-        </a:p>
-      </dgm:t>
-    </dgm:pt>
-    <dgm:pt modelId="{DB91FDAF-903B-4466-A32C-91D0762E5CB2}" type="sibTrans" cxnId="{CBFE7117-A595-459B-8401-4ABC3D759540}">
-      <dgm:prSet/>
-      <dgm:spPr/>
-      <dgm:t>
-        <a:bodyPr/>
-        <a:lstStyle/>
-        <a:p>
-          <a:endParaRPr lang="es-CO"/>
-        </a:p>
-      </dgm:t>
-    </dgm:pt>
-    <dgm:pt modelId="{0A1D2B03-C370-4738-83D0-109496F458D2}" type="asst">
-      <dgm:prSet phldrT="[Texto]"/>
-      <dgm:spPr/>
-      <dgm:t>
-        <a:bodyPr/>
-        <a:lstStyle/>
-        <a:p>
-          <a:r>
-            <a:rPr lang="es-CO"/>
-            <a:t>Es la acción consciente de intercambiar información entre dos o más participantes con el fin de transmitir o recibir información u opiniones distintas.</a:t>
-          </a:r>
-        </a:p>
-      </dgm:t>
-    </dgm:pt>
-    <dgm:pt modelId="{B3342064-45A4-44DB-A999-6225314F8E7F}" type="parTrans" cxnId="{76DC4CBB-D2E2-4EC7-B71B-815741022AC9}">
-      <dgm:prSet/>
-      <dgm:spPr/>
-      <dgm:t>
-        <a:bodyPr/>
-        <a:lstStyle/>
-        <a:p>
-          <a:endParaRPr lang="es-CO"/>
-        </a:p>
-      </dgm:t>
-    </dgm:pt>
-    <dgm:pt modelId="{D3C48C9B-DC98-4224-AF33-6D5473C2BC14}" type="sibTrans" cxnId="{76DC4CBB-D2E2-4EC7-B71B-815741022AC9}">
-      <dgm:prSet/>
-      <dgm:spPr/>
-      <dgm:t>
-        <a:bodyPr/>
-        <a:lstStyle/>
-        <a:p>
-          <a:endParaRPr lang="es-CO"/>
-        </a:p>
-      </dgm:t>
-    </dgm:pt>
-    <dgm:pt modelId="{E7914F24-1C81-4941-AABF-936ADFC4867E}">
-      <dgm:prSet phldrT="[Texto]"/>
-      <dgm:spPr/>
-      <dgm:t>
-        <a:bodyPr/>
-        <a:lstStyle/>
-        <a:p>
-          <a:r>
-            <a:rPr lang="es-CO"/>
-            <a:t>Elementos de la comunicación                     </a:t>
-          </a:r>
-        </a:p>
-      </dgm:t>
-    </dgm:pt>
-    <dgm:pt modelId="{111E4410-9BBC-4B1F-A72E-425206A3425F}" type="parTrans" cxnId="{6997A8F6-4292-4D41-B15D-ABDF2CC15F0E}">
-      <dgm:prSet/>
-      <dgm:spPr/>
-      <dgm:t>
-        <a:bodyPr/>
-        <a:lstStyle/>
-        <a:p>
-          <a:endParaRPr lang="es-CO"/>
-        </a:p>
-      </dgm:t>
-    </dgm:pt>
-    <dgm:pt modelId="{6F2017FC-E4BD-435D-AE9D-F1B2641C3670}" type="sibTrans" cxnId="{6997A8F6-4292-4D41-B15D-ABDF2CC15F0E}">
-      <dgm:prSet/>
-      <dgm:spPr/>
-      <dgm:t>
-        <a:bodyPr/>
-        <a:lstStyle/>
-        <a:p>
-          <a:endParaRPr lang="es-CO"/>
-        </a:p>
-      </dgm:t>
-    </dgm:pt>
-    <dgm:pt modelId="{1F63EE66-30F9-4BE8-A585-1C4FD25FE72B}">
-      <dgm:prSet/>
-      <dgm:spPr/>
-      <dgm:t>
-        <a:bodyPr/>
-        <a:lstStyle/>
-        <a:p>
-          <a:pPr algn="ctr"/>
-          <a:r>
-            <a:rPr lang="es-CO"/>
-            <a:t>Emisor
-Receptor
-Mensaje
-Canal
-Código
-Ruido
-Retroalimentación
-Contexto</a:t>
-          </a:r>
-        </a:p>
-      </dgm:t>
-    </dgm:pt>
-    <dgm:pt modelId="{F1F01D97-32F7-49E7-A509-405E198C74A5}" type="parTrans" cxnId="{5C661B52-5125-4C3C-B750-989BA0633DF1}">
-      <dgm:prSet/>
-      <dgm:spPr/>
-      <dgm:t>
-        <a:bodyPr/>
-        <a:lstStyle/>
-        <a:p>
-          <a:endParaRPr lang="es-CO"/>
-        </a:p>
-      </dgm:t>
-    </dgm:pt>
-    <dgm:pt modelId="{174790CB-8BC6-4347-B5A5-ACF1EE8830E7}" type="sibTrans" cxnId="{5C661B52-5125-4C3C-B750-989BA0633DF1}">
-      <dgm:prSet/>
-      <dgm:spPr/>
-      <dgm:t>
-        <a:bodyPr/>
-        <a:lstStyle/>
-        <a:p>
-          <a:endParaRPr lang="es-CO"/>
-        </a:p>
-      </dgm:t>
-    </dgm:pt>
-    <dgm:pt modelId="{6521D4F2-DB00-4C20-8650-910D748C2EE3}">
-      <dgm:prSet/>
-      <dgm:spPr/>
-      <dgm:t>
-        <a:bodyPr/>
-        <a:lstStyle/>
-        <a:p>
-          <a:pPr algn="l"/>
-          <a:r>
-            <a:rPr lang="es-CO" b="1"/>
-            <a:t>Comunicación verbal</a:t>
-          </a:r>
-          <a:r>
-            <a:rPr lang="es-CO"/>
-            <a:t>
-Uso de signos lingüísticos, puede ser oral o escrita, los signos son arbitrarios, convencionales y lineales.</a:t>
-          </a:r>
-        </a:p>
-      </dgm:t>
-    </dgm:pt>
-    <dgm:pt modelId="{2B9D0D1B-0158-4E54-B004-65BA27EEF8A0}" type="parTrans" cxnId="{A3A0A7B0-5A16-4722-A250-3D0A8A3B1192}">
-      <dgm:prSet/>
-      <dgm:spPr/>
-      <dgm:t>
-        <a:bodyPr/>
-        <a:lstStyle/>
-        <a:p>
-          <a:endParaRPr lang="es-CO"/>
-        </a:p>
-      </dgm:t>
-    </dgm:pt>
-    <dgm:pt modelId="{B9F6CC66-2D50-405E-9413-960D96451494}" type="sibTrans" cxnId="{A3A0A7B0-5A16-4722-A250-3D0A8A3B1192}">
-      <dgm:prSet/>
-      <dgm:spPr/>
-      <dgm:t>
-        <a:bodyPr/>
-        <a:lstStyle/>
-        <a:p>
-          <a:endParaRPr lang="es-CO"/>
-        </a:p>
-      </dgm:t>
-    </dgm:pt>
-    <dgm:pt modelId="{9B4C40E4-23EA-4DE6-8D41-A815DE365945}">
-      <dgm:prSet phldrT="[Texto]"/>
-      <dgm:spPr/>
-      <dgm:t>
-        <a:bodyPr/>
-        <a:lstStyle/>
-        <a:p>
-          <a:r>
-            <a:rPr lang="es-CO" b="1"/>
-            <a:t>Tipos de comunicación</a:t>
-          </a:r>
-          <a:endParaRPr lang="es-CO"/>
-        </a:p>
-      </dgm:t>
-    </dgm:pt>
-    <dgm:pt modelId="{ABA7C7EE-7DBD-472D-BD06-30252448F7A1}" type="sibTrans" cxnId="{3A3D941B-85E9-4400-8E41-F87480784083}">
-      <dgm:prSet/>
-      <dgm:spPr/>
-      <dgm:t>
-        <a:bodyPr/>
-        <a:lstStyle/>
-        <a:p>
-          <a:endParaRPr lang="es-CO"/>
-        </a:p>
-      </dgm:t>
-    </dgm:pt>
-    <dgm:pt modelId="{F1FDC500-9241-4A6A-94EF-2CA8271C1294}" type="parTrans" cxnId="{3A3D941B-85E9-4400-8E41-F87480784083}">
-      <dgm:prSet/>
-      <dgm:spPr/>
-      <dgm:t>
-        <a:bodyPr/>
-        <a:lstStyle/>
-        <a:p>
-          <a:endParaRPr lang="es-CO"/>
-        </a:p>
-      </dgm:t>
-    </dgm:pt>
-    <dgm:pt modelId="{234834FD-3BCA-403E-96D4-B8E3888EEE61}">
-      <dgm:prSet/>
-      <dgm:spPr/>
-      <dgm:t>
-        <a:bodyPr/>
-        <a:lstStyle/>
-        <a:p>
-          <a:pPr algn="l"/>
-          <a:r>
-            <a:rPr lang="es-CO" b="1"/>
-            <a:t>Comunicación no verbal</a:t>
-          </a:r>
-          <a:r>
-            <a:rPr lang="es-CO"/>
-            <a:t>
-Uso de señales sin lenguaje verbal, se transmite por medio del contacto visual, gestos, posturas, expresiones faciales y lenguaje corporal.</a:t>
-          </a:r>
-        </a:p>
-      </dgm:t>
-    </dgm:pt>
-    <dgm:pt modelId="{1FA05769-495D-4183-8D5C-18505F1CB666}" type="parTrans" cxnId="{4A807895-756B-4BF5-B022-0089BCDD8057}">
-      <dgm:prSet/>
-      <dgm:spPr/>
-      <dgm:t>
-        <a:bodyPr/>
-        <a:lstStyle/>
-        <a:p>
-          <a:endParaRPr lang="es-CO"/>
-        </a:p>
-      </dgm:t>
-    </dgm:pt>
-    <dgm:pt modelId="{22265725-9857-471D-A935-6ED6DB45B4DB}" type="sibTrans" cxnId="{4A807895-756B-4BF5-B022-0089BCDD8057}">
-      <dgm:prSet/>
-      <dgm:spPr/>
-      <dgm:t>
-        <a:bodyPr/>
-        <a:lstStyle/>
-        <a:p>
-          <a:endParaRPr lang="es-CO"/>
-        </a:p>
-      </dgm:t>
-    </dgm:pt>
-    <dgm:pt modelId="{2A372573-D42D-4285-B449-1442668BC9C4}" type="asst">
-      <dgm:prSet/>
-      <dgm:spPr/>
-      <dgm:t>
-        <a:bodyPr/>
-        <a:lstStyle/>
-        <a:p>
-          <a:r>
-            <a:rPr lang="es-CO"/>
-            <a:t>Oral y escrita</a:t>
-          </a:r>
-        </a:p>
-      </dgm:t>
-    </dgm:pt>
-    <dgm:pt modelId="{5A817637-66B1-4949-8104-ABAADED2D410}" type="parTrans" cxnId="{6149EBB1-F01B-4F12-A6A0-DA6A1DB5E690}">
-      <dgm:prSet/>
-      <dgm:spPr/>
-      <dgm:t>
-        <a:bodyPr/>
-        <a:lstStyle/>
-        <a:p>
-          <a:endParaRPr lang="es-CO"/>
-        </a:p>
-      </dgm:t>
-    </dgm:pt>
-    <dgm:pt modelId="{DDCCD06A-E890-4400-B9B1-048CF86DFB7B}" type="sibTrans" cxnId="{6149EBB1-F01B-4F12-A6A0-DA6A1DB5E690}">
-      <dgm:prSet/>
-      <dgm:spPr/>
-      <dgm:t>
-        <a:bodyPr/>
-        <a:lstStyle/>
-        <a:p>
-          <a:endParaRPr lang="es-CO"/>
-        </a:p>
-      </dgm:t>
-    </dgm:pt>
-    <dgm:pt modelId="{216DD313-16AC-4D96-A461-2A7B92317C48}" type="asst">
-      <dgm:prSet/>
-      <dgm:spPr/>
-      <dgm:t>
-        <a:bodyPr/>
-        <a:lstStyle/>
-        <a:p>
-          <a:r>
-            <a:rPr lang="es-CO"/>
-            <a:t>Kinesica, proxemica, paralinguistica	 y lenguaje de señas.</a:t>
-          </a:r>
-        </a:p>
-      </dgm:t>
-    </dgm:pt>
-    <dgm:pt modelId="{7A3D1AE3-B858-4586-9B0B-B8EC09EBA732}" type="parTrans" cxnId="{6B368DF7-B02D-4D03-8B9D-9CC5A6B9B994}">
-      <dgm:prSet/>
-      <dgm:spPr/>
-      <dgm:t>
-        <a:bodyPr/>
-        <a:lstStyle/>
-        <a:p>
-          <a:endParaRPr lang="es-CO"/>
-        </a:p>
-      </dgm:t>
-    </dgm:pt>
-    <dgm:pt modelId="{1D1950AC-BBDA-47D1-9B70-DC36BC79793A}" type="sibTrans" cxnId="{6B368DF7-B02D-4D03-8B9D-9CC5A6B9B994}">
-      <dgm:prSet/>
-      <dgm:spPr/>
-      <dgm:t>
-        <a:bodyPr/>
-        <a:lstStyle/>
-        <a:p>
-          <a:endParaRPr lang="es-CO"/>
-        </a:p>
-      </dgm:t>
-    </dgm:pt>
-    <dgm:pt modelId="{44F5877D-7203-4D9E-9325-0C7FE0576A70}" type="asst">
-      <dgm:prSet/>
-      <dgm:spPr/>
-      <dgm:t>
-        <a:bodyPr/>
-        <a:lstStyle/>
-        <a:p>
-          <a:r>
-            <a:rPr lang="es-CO" b="1"/>
-            <a:t>Comunicación asertiva                                                  </a:t>
-          </a:r>
-          <a:r>
-            <a:rPr lang="es-CO"/>
-            <a:t>Respuesta directa, honesta y respetuosa, evita agresividad o pasividad, expresa opiniones y sentimientos sin imponerlos y considera las necesidades y derechos del otro.</a:t>
-          </a:r>
-        </a:p>
-      </dgm:t>
-    </dgm:pt>
-    <dgm:pt modelId="{3CF363B1-93EC-444C-91DB-8E74BF27332F}" type="parTrans" cxnId="{384C532E-D449-4632-A04E-E807B453C091}">
-      <dgm:prSet/>
-      <dgm:spPr/>
-      <dgm:t>
-        <a:bodyPr/>
-        <a:lstStyle/>
-        <a:p>
-          <a:endParaRPr lang="es-CO"/>
-        </a:p>
-      </dgm:t>
-    </dgm:pt>
-    <dgm:pt modelId="{B06971AC-4950-4B05-991A-51175D78EEF7}" type="sibTrans" cxnId="{384C532E-D449-4632-A04E-E807B453C091}">
-      <dgm:prSet/>
-      <dgm:spPr/>
-      <dgm:t>
-        <a:bodyPr/>
-        <a:lstStyle/>
-        <a:p>
-          <a:endParaRPr lang="es-CO"/>
-        </a:p>
-      </dgm:t>
-    </dgm:pt>
-    <dgm:pt modelId="{86D8F250-74E3-438C-821F-0B63C928E2F6}" type="asst">
-      <dgm:prSet/>
-      <dgm:spPr/>
-      <dgm:t>
-        <a:bodyPr/>
-        <a:lstStyle/>
-        <a:p>
-          <a:r>
-            <a:rPr lang="es-CO" b="1"/>
-            <a:t>Comunicación efectiva                 </a:t>
-          </a:r>
-          <a:r>
-            <a:rPr lang="es-CO"/>
-            <a:t>Transmisión clara y sencilla del mensaje., entendimiento adecuado por parte del receptor, se logra cuando el mensaje se adapta al interlocutor, depende del manejo adecuado de los elementos de la comunicación.</a:t>
-          </a:r>
-        </a:p>
-      </dgm:t>
-    </dgm:pt>
-    <dgm:pt modelId="{8CF02E0C-D811-43CF-9E62-FE4350377C79}" type="parTrans" cxnId="{512FE22B-FDB3-44CE-B7C1-CF50701BFB1D}">
-      <dgm:prSet/>
-      <dgm:spPr/>
-      <dgm:t>
-        <a:bodyPr/>
-        <a:lstStyle/>
-        <a:p>
-          <a:endParaRPr lang="es-CO"/>
-        </a:p>
-      </dgm:t>
-    </dgm:pt>
-    <dgm:pt modelId="{33CD6B60-A725-4264-8267-6A69ECF3AEEE}" type="sibTrans" cxnId="{512FE22B-FDB3-44CE-B7C1-CF50701BFB1D}">
-      <dgm:prSet/>
-      <dgm:spPr/>
-      <dgm:t>
-        <a:bodyPr/>
-        <a:lstStyle/>
-        <a:p>
-          <a:endParaRPr lang="es-CO"/>
-        </a:p>
-      </dgm:t>
-    </dgm:pt>
-    <dgm:pt modelId="{BED39B94-52D2-45AB-96E8-C39543547836}" type="pres">
-      <dgm:prSet presAssocID="{84091B93-7048-409D-9E9F-2994B7BC5DDA}" presName="hierChild1" presStyleCnt="0">
-        <dgm:presLayoutVars>
-          <dgm:orgChart val="1"/>
-          <dgm:chPref val="1"/>
-          <dgm:dir/>
-          <dgm:animOne val="branch"/>
-          <dgm:animLvl val="lvl"/>
-          <dgm:resizeHandles/>
-        </dgm:presLayoutVars>
-      </dgm:prSet>
-      <dgm:spPr/>
-    </dgm:pt>
-    <dgm:pt modelId="{A9A8CD93-91B4-4356-976F-03B87DD27A7D}" type="pres">
-      <dgm:prSet presAssocID="{1DE09DD0-C938-46A5-AE72-98D795089210}" presName="hierRoot1" presStyleCnt="0">
-        <dgm:presLayoutVars>
-          <dgm:hierBranch val="init"/>
-        </dgm:presLayoutVars>
-      </dgm:prSet>
-      <dgm:spPr/>
-    </dgm:pt>
-    <dgm:pt modelId="{29F68BF3-1CBE-40D6-9CB5-2A7EA23C3548}" type="pres">
-      <dgm:prSet presAssocID="{1DE09DD0-C938-46A5-AE72-98D795089210}" presName="rootComposite1" presStyleCnt="0"/>
-      <dgm:spPr/>
-    </dgm:pt>
-    <dgm:pt modelId="{E1BE86B6-55ED-4686-8260-07E58F868091}" type="pres">
-      <dgm:prSet presAssocID="{1DE09DD0-C938-46A5-AE72-98D795089210}" presName="rootText1" presStyleLbl="node0" presStyleIdx="0" presStyleCnt="1">
-        <dgm:presLayoutVars>
-          <dgm:chPref val="3"/>
-        </dgm:presLayoutVars>
-      </dgm:prSet>
-      <dgm:spPr/>
-    </dgm:pt>
-    <dgm:pt modelId="{47322A8F-900E-4B13-B272-BCABD166100E}" type="pres">
-      <dgm:prSet presAssocID="{1DE09DD0-C938-46A5-AE72-98D795089210}" presName="rootConnector1" presStyleLbl="node1" presStyleIdx="0" presStyleCnt="0"/>
-      <dgm:spPr/>
-    </dgm:pt>
-    <dgm:pt modelId="{523C5AB5-E2C3-41AC-B88B-995C58F822FB}" type="pres">
-      <dgm:prSet presAssocID="{1DE09DD0-C938-46A5-AE72-98D795089210}" presName="hierChild2" presStyleCnt="0"/>
-      <dgm:spPr/>
-    </dgm:pt>
-    <dgm:pt modelId="{74F7EB02-03A5-4941-8212-D189606742A9}" type="pres">
-      <dgm:prSet presAssocID="{111E4410-9BBC-4B1F-A72E-425206A3425F}" presName="Name37" presStyleLbl="parChTrans1D2" presStyleIdx="0" presStyleCnt="3"/>
-      <dgm:spPr/>
-    </dgm:pt>
-    <dgm:pt modelId="{980C50B3-9A04-4ED9-BA3E-CC88458116CB}" type="pres">
-      <dgm:prSet presAssocID="{E7914F24-1C81-4941-AABF-936ADFC4867E}" presName="hierRoot2" presStyleCnt="0">
-        <dgm:presLayoutVars>
-          <dgm:hierBranch val="init"/>
-        </dgm:presLayoutVars>
-      </dgm:prSet>
-      <dgm:spPr/>
-    </dgm:pt>
-    <dgm:pt modelId="{81F8D903-25C1-46E3-BC6A-54F3B9CC2F16}" type="pres">
-      <dgm:prSet presAssocID="{E7914F24-1C81-4941-AABF-936ADFC4867E}" presName="rootComposite" presStyleCnt="0"/>
-      <dgm:spPr/>
-    </dgm:pt>
-    <dgm:pt modelId="{906F19E5-FC54-485A-8993-6B93DCD661DA}" type="pres">
-      <dgm:prSet presAssocID="{E7914F24-1C81-4941-AABF-936ADFC4867E}" presName="rootText" presStyleLbl="node2" presStyleIdx="0" presStyleCnt="2">
-        <dgm:presLayoutVars>
-          <dgm:chPref val="3"/>
-        </dgm:presLayoutVars>
-      </dgm:prSet>
-      <dgm:spPr/>
-    </dgm:pt>
-    <dgm:pt modelId="{313D717C-87B5-4B03-8570-4B873C3C171D}" type="pres">
-      <dgm:prSet presAssocID="{E7914F24-1C81-4941-AABF-936ADFC4867E}" presName="rootConnector" presStyleLbl="node2" presStyleIdx="0" presStyleCnt="2"/>
-      <dgm:spPr/>
-    </dgm:pt>
-    <dgm:pt modelId="{1681B593-CE5A-4F33-8FDE-1533800CD0F9}" type="pres">
-      <dgm:prSet presAssocID="{E7914F24-1C81-4941-AABF-936ADFC4867E}" presName="hierChild4" presStyleCnt="0"/>
-      <dgm:spPr/>
-    </dgm:pt>
-    <dgm:pt modelId="{818C6097-C05E-4DB2-B895-C9485BE05898}" type="pres">
-      <dgm:prSet presAssocID="{F1F01D97-32F7-49E7-A509-405E198C74A5}" presName="Name37" presStyleLbl="parChTrans1D3" presStyleIdx="0" presStyleCnt="5"/>
-      <dgm:spPr/>
-    </dgm:pt>
-    <dgm:pt modelId="{35E87E7E-280C-4CB6-8D3B-CA57292A5F9A}" type="pres">
-      <dgm:prSet presAssocID="{1F63EE66-30F9-4BE8-A585-1C4FD25FE72B}" presName="hierRoot2" presStyleCnt="0">
-        <dgm:presLayoutVars>
-          <dgm:hierBranch val="init"/>
-        </dgm:presLayoutVars>
-      </dgm:prSet>
-      <dgm:spPr/>
-    </dgm:pt>
-    <dgm:pt modelId="{46A25BFE-78BC-4688-9B88-E7314F020CBD}" type="pres">
-      <dgm:prSet presAssocID="{1F63EE66-30F9-4BE8-A585-1C4FD25FE72B}" presName="rootComposite" presStyleCnt="0"/>
-      <dgm:spPr/>
-    </dgm:pt>
-    <dgm:pt modelId="{48ED2535-84D1-48B2-8E8A-0C0C4F97366C}" type="pres">
-      <dgm:prSet presAssocID="{1F63EE66-30F9-4BE8-A585-1C4FD25FE72B}" presName="rootText" presStyleLbl="node3" presStyleIdx="0" presStyleCnt="3">
-        <dgm:presLayoutVars>
-          <dgm:chPref val="3"/>
-        </dgm:presLayoutVars>
-      </dgm:prSet>
-      <dgm:spPr/>
-    </dgm:pt>
-    <dgm:pt modelId="{9AEF48CF-249D-4FBD-8891-85E76338A0A6}" type="pres">
-      <dgm:prSet presAssocID="{1F63EE66-30F9-4BE8-A585-1C4FD25FE72B}" presName="rootConnector" presStyleLbl="node3" presStyleIdx="0" presStyleCnt="3"/>
-      <dgm:spPr/>
-    </dgm:pt>
-    <dgm:pt modelId="{47ABCB71-2565-49D6-B269-6EF558B2F465}" type="pres">
-      <dgm:prSet presAssocID="{1F63EE66-30F9-4BE8-A585-1C4FD25FE72B}" presName="hierChild4" presStyleCnt="0"/>
-      <dgm:spPr/>
-    </dgm:pt>
-    <dgm:pt modelId="{4A9842A7-0667-4FF7-87FE-A347321DD70D}" type="pres">
-      <dgm:prSet presAssocID="{1F63EE66-30F9-4BE8-A585-1C4FD25FE72B}" presName="hierChild5" presStyleCnt="0"/>
-      <dgm:spPr/>
-    </dgm:pt>
-    <dgm:pt modelId="{D776DD37-EEF3-4F19-BAC1-34B84A2CB63F}" type="pres">
-      <dgm:prSet presAssocID="{E7914F24-1C81-4941-AABF-936ADFC4867E}" presName="hierChild5" presStyleCnt="0"/>
-      <dgm:spPr/>
-    </dgm:pt>
-    <dgm:pt modelId="{9A28FBA0-953C-432D-98ED-E4AEF5745980}" type="pres">
-      <dgm:prSet presAssocID="{F1FDC500-9241-4A6A-94EF-2CA8271C1294}" presName="Name37" presStyleLbl="parChTrans1D2" presStyleIdx="1" presStyleCnt="3"/>
-      <dgm:spPr/>
-    </dgm:pt>
-    <dgm:pt modelId="{74CB19C6-359E-4297-93F2-FDB169B08F7C}" type="pres">
-      <dgm:prSet presAssocID="{9B4C40E4-23EA-4DE6-8D41-A815DE365945}" presName="hierRoot2" presStyleCnt="0">
-        <dgm:presLayoutVars>
-          <dgm:hierBranch val="init"/>
-        </dgm:presLayoutVars>
-      </dgm:prSet>
-      <dgm:spPr/>
-    </dgm:pt>
-    <dgm:pt modelId="{6BDA1ED2-3CD5-4FB8-89EF-630BCC93DC81}" type="pres">
-      <dgm:prSet presAssocID="{9B4C40E4-23EA-4DE6-8D41-A815DE365945}" presName="rootComposite" presStyleCnt="0"/>
-      <dgm:spPr/>
-    </dgm:pt>
-    <dgm:pt modelId="{7708788E-AC45-4603-A2B0-3164EBA22F1C}" type="pres">
-      <dgm:prSet presAssocID="{9B4C40E4-23EA-4DE6-8D41-A815DE365945}" presName="rootText" presStyleLbl="node2" presStyleIdx="1" presStyleCnt="2">
-        <dgm:presLayoutVars>
-          <dgm:chPref val="3"/>
-        </dgm:presLayoutVars>
-      </dgm:prSet>
-      <dgm:spPr/>
-    </dgm:pt>
-    <dgm:pt modelId="{C10400CE-BCFA-40BB-973C-C9B12DFB91BF}" type="pres">
-      <dgm:prSet presAssocID="{9B4C40E4-23EA-4DE6-8D41-A815DE365945}" presName="rootConnector" presStyleLbl="node2" presStyleIdx="1" presStyleCnt="2"/>
-      <dgm:spPr/>
-    </dgm:pt>
-    <dgm:pt modelId="{6A6ACEE1-1D7F-4794-A005-206F30248E44}" type="pres">
-      <dgm:prSet presAssocID="{9B4C40E4-23EA-4DE6-8D41-A815DE365945}" presName="hierChild4" presStyleCnt="0"/>
-      <dgm:spPr/>
-    </dgm:pt>
-    <dgm:pt modelId="{C20908B6-234D-4A40-9947-398B42750B06}" type="pres">
-      <dgm:prSet presAssocID="{2B9D0D1B-0158-4E54-B004-65BA27EEF8A0}" presName="Name37" presStyleLbl="parChTrans1D3" presStyleIdx="1" presStyleCnt="5"/>
-      <dgm:spPr/>
-    </dgm:pt>
-    <dgm:pt modelId="{CBD06FC9-83E9-4167-92F5-7775BAAB95E9}" type="pres">
-      <dgm:prSet presAssocID="{6521D4F2-DB00-4C20-8650-910D748C2EE3}" presName="hierRoot2" presStyleCnt="0">
-        <dgm:presLayoutVars>
-          <dgm:hierBranch val="init"/>
-        </dgm:presLayoutVars>
-      </dgm:prSet>
-      <dgm:spPr/>
-    </dgm:pt>
-    <dgm:pt modelId="{7ACB2C91-BCF4-462F-89F2-D7B8900B2367}" type="pres">
-      <dgm:prSet presAssocID="{6521D4F2-DB00-4C20-8650-910D748C2EE3}" presName="rootComposite" presStyleCnt="0"/>
-      <dgm:spPr/>
-    </dgm:pt>
-    <dgm:pt modelId="{69BFF919-E635-4E8F-B7DF-D6EFF5006B1B}" type="pres">
-      <dgm:prSet presAssocID="{6521D4F2-DB00-4C20-8650-910D748C2EE3}" presName="rootText" presStyleLbl="node3" presStyleIdx="1" presStyleCnt="3">
-        <dgm:presLayoutVars>
-          <dgm:chPref val="3"/>
-        </dgm:presLayoutVars>
-      </dgm:prSet>
-      <dgm:spPr/>
-    </dgm:pt>
-    <dgm:pt modelId="{657F579B-E197-4DAD-B9B9-C202F7F46137}" type="pres">
-      <dgm:prSet presAssocID="{6521D4F2-DB00-4C20-8650-910D748C2EE3}" presName="rootConnector" presStyleLbl="node3" presStyleIdx="1" presStyleCnt="3"/>
-      <dgm:spPr/>
-    </dgm:pt>
-    <dgm:pt modelId="{FDEFE3EE-8764-48EC-967B-F2C91BBFCB09}" type="pres">
-      <dgm:prSet presAssocID="{6521D4F2-DB00-4C20-8650-910D748C2EE3}" presName="hierChild4" presStyleCnt="0"/>
-      <dgm:spPr/>
-    </dgm:pt>
-    <dgm:pt modelId="{3324B9C5-28C6-4DC4-9772-F2E8C42E7E4F}" type="pres">
-      <dgm:prSet presAssocID="{6521D4F2-DB00-4C20-8650-910D748C2EE3}" presName="hierChild5" presStyleCnt="0"/>
-      <dgm:spPr/>
-    </dgm:pt>
-    <dgm:pt modelId="{01B10739-2F21-449B-AE09-6C481551966C}" type="pres">
-      <dgm:prSet presAssocID="{5A817637-66B1-4949-8104-ABAADED2D410}" presName="Name111" presStyleLbl="parChTrans1D4" presStyleIdx="0" presStyleCnt="2"/>
-      <dgm:spPr/>
-    </dgm:pt>
-    <dgm:pt modelId="{C73534DA-BBC5-49E9-B1F0-77F8AF1C9B15}" type="pres">
-      <dgm:prSet presAssocID="{2A372573-D42D-4285-B449-1442668BC9C4}" presName="hierRoot3" presStyleCnt="0">
-        <dgm:presLayoutVars>
-          <dgm:hierBranch val="init"/>
-        </dgm:presLayoutVars>
-      </dgm:prSet>
-      <dgm:spPr/>
-    </dgm:pt>
-    <dgm:pt modelId="{66FA6DCC-9DCC-4FB6-B9E4-6584A9A7931D}" type="pres">
-      <dgm:prSet presAssocID="{2A372573-D42D-4285-B449-1442668BC9C4}" presName="rootComposite3" presStyleCnt="0"/>
-      <dgm:spPr/>
-    </dgm:pt>
-    <dgm:pt modelId="{7EE3DFE9-1048-48B0-9501-7E8DB1C5CB22}" type="pres">
-      <dgm:prSet presAssocID="{2A372573-D42D-4285-B449-1442668BC9C4}" presName="rootText3" presStyleLbl="asst3" presStyleIdx="0" presStyleCnt="2">
-        <dgm:presLayoutVars>
-          <dgm:chPref val="3"/>
-        </dgm:presLayoutVars>
-      </dgm:prSet>
-      <dgm:spPr/>
-    </dgm:pt>
-    <dgm:pt modelId="{DA653663-C47E-4802-B498-08B8D4B6D033}" type="pres">
-      <dgm:prSet presAssocID="{2A372573-D42D-4285-B449-1442668BC9C4}" presName="rootConnector3" presStyleLbl="asst3" presStyleIdx="0" presStyleCnt="2"/>
-      <dgm:spPr/>
-    </dgm:pt>
-    <dgm:pt modelId="{9A08D45B-7FEB-45B0-8D88-7187034EFC68}" type="pres">
-      <dgm:prSet presAssocID="{2A372573-D42D-4285-B449-1442668BC9C4}" presName="hierChild6" presStyleCnt="0"/>
-      <dgm:spPr/>
-    </dgm:pt>
-    <dgm:pt modelId="{38B4C77E-ABB5-49FB-920F-A79659745559}" type="pres">
-      <dgm:prSet presAssocID="{2A372573-D42D-4285-B449-1442668BC9C4}" presName="hierChild7" presStyleCnt="0"/>
-      <dgm:spPr/>
-    </dgm:pt>
-    <dgm:pt modelId="{0156A319-FCBC-484E-BA76-AFADA91F07C2}" type="pres">
-      <dgm:prSet presAssocID="{1FA05769-495D-4183-8D5C-18505F1CB666}" presName="Name37" presStyleLbl="parChTrans1D3" presStyleIdx="2" presStyleCnt="5"/>
-      <dgm:spPr/>
-    </dgm:pt>
-    <dgm:pt modelId="{C96F9771-878C-423C-8D6F-0C9EE9DE4525}" type="pres">
-      <dgm:prSet presAssocID="{234834FD-3BCA-403E-96D4-B8E3888EEE61}" presName="hierRoot2" presStyleCnt="0">
-        <dgm:presLayoutVars>
-          <dgm:hierBranch val="init"/>
-        </dgm:presLayoutVars>
-      </dgm:prSet>
-      <dgm:spPr/>
-    </dgm:pt>
-    <dgm:pt modelId="{6CF47B19-0EA3-4988-BAA9-3478F2BE231D}" type="pres">
-      <dgm:prSet presAssocID="{234834FD-3BCA-403E-96D4-B8E3888EEE61}" presName="rootComposite" presStyleCnt="0"/>
-      <dgm:spPr/>
-    </dgm:pt>
-    <dgm:pt modelId="{29ACD64B-27FF-47D9-AE3E-60CF01952DF3}" type="pres">
-      <dgm:prSet presAssocID="{234834FD-3BCA-403E-96D4-B8E3888EEE61}" presName="rootText" presStyleLbl="node3" presStyleIdx="2" presStyleCnt="3">
-        <dgm:presLayoutVars>
-          <dgm:chPref val="3"/>
-        </dgm:presLayoutVars>
-      </dgm:prSet>
-      <dgm:spPr/>
-    </dgm:pt>
-    <dgm:pt modelId="{4EF40EA0-6367-42DA-8A15-E8A30EE35E5E}" type="pres">
-      <dgm:prSet presAssocID="{234834FD-3BCA-403E-96D4-B8E3888EEE61}" presName="rootConnector" presStyleLbl="node3" presStyleIdx="2" presStyleCnt="3"/>
-      <dgm:spPr/>
-    </dgm:pt>
-    <dgm:pt modelId="{25B1CDFA-30A6-45A2-A03D-A333DE294181}" type="pres">
-      <dgm:prSet presAssocID="{234834FD-3BCA-403E-96D4-B8E3888EEE61}" presName="hierChild4" presStyleCnt="0"/>
-      <dgm:spPr/>
-    </dgm:pt>
-    <dgm:pt modelId="{52C7D81E-DE22-4CFF-9B55-032135D62885}" type="pres">
-      <dgm:prSet presAssocID="{234834FD-3BCA-403E-96D4-B8E3888EEE61}" presName="hierChild5" presStyleCnt="0"/>
-      <dgm:spPr/>
-    </dgm:pt>
-    <dgm:pt modelId="{80A07128-E38E-4394-ACD3-49EEF60C200B}" type="pres">
-      <dgm:prSet presAssocID="{7A3D1AE3-B858-4586-9B0B-B8EC09EBA732}" presName="Name111" presStyleLbl="parChTrans1D4" presStyleIdx="1" presStyleCnt="2"/>
-      <dgm:spPr/>
-    </dgm:pt>
-    <dgm:pt modelId="{35305DA6-522B-4492-84E1-FC1322AD08E5}" type="pres">
-      <dgm:prSet presAssocID="{216DD313-16AC-4D96-A461-2A7B92317C48}" presName="hierRoot3" presStyleCnt="0">
-        <dgm:presLayoutVars>
-          <dgm:hierBranch val="init"/>
-        </dgm:presLayoutVars>
-      </dgm:prSet>
-      <dgm:spPr/>
-    </dgm:pt>
-    <dgm:pt modelId="{6A16C234-551B-45DD-969B-80665EB17366}" type="pres">
-      <dgm:prSet presAssocID="{216DD313-16AC-4D96-A461-2A7B92317C48}" presName="rootComposite3" presStyleCnt="0"/>
-      <dgm:spPr/>
-    </dgm:pt>
-    <dgm:pt modelId="{6C1C1F5B-4BE0-42B4-B05D-6EA34B57FBC9}" type="pres">
-      <dgm:prSet presAssocID="{216DD313-16AC-4D96-A461-2A7B92317C48}" presName="rootText3" presStyleLbl="asst3" presStyleIdx="1" presStyleCnt="2">
-        <dgm:presLayoutVars>
-          <dgm:chPref val="3"/>
-        </dgm:presLayoutVars>
-      </dgm:prSet>
-      <dgm:spPr/>
-    </dgm:pt>
-    <dgm:pt modelId="{9668F67F-1B6A-425C-BC29-0EBA98687A88}" type="pres">
-      <dgm:prSet presAssocID="{216DD313-16AC-4D96-A461-2A7B92317C48}" presName="rootConnector3" presStyleLbl="asst3" presStyleIdx="1" presStyleCnt="2"/>
-      <dgm:spPr/>
-    </dgm:pt>
-    <dgm:pt modelId="{4BC34410-B8D0-4F5A-91DE-557CAAB32D0A}" type="pres">
-      <dgm:prSet presAssocID="{216DD313-16AC-4D96-A461-2A7B92317C48}" presName="hierChild6" presStyleCnt="0"/>
-      <dgm:spPr/>
-    </dgm:pt>
-    <dgm:pt modelId="{B30FA284-C4AC-4E49-AAF2-9E94AA931EF8}" type="pres">
-      <dgm:prSet presAssocID="{216DD313-16AC-4D96-A461-2A7B92317C48}" presName="hierChild7" presStyleCnt="0"/>
-      <dgm:spPr/>
-    </dgm:pt>
-    <dgm:pt modelId="{625D06BE-F99B-4A30-8467-CAC826A0A052}" type="pres">
-      <dgm:prSet presAssocID="{9B4C40E4-23EA-4DE6-8D41-A815DE365945}" presName="hierChild5" presStyleCnt="0"/>
-      <dgm:spPr/>
-    </dgm:pt>
-    <dgm:pt modelId="{38249B9D-3798-413C-B7F4-3B80EA5064F9}" type="pres">
-      <dgm:prSet presAssocID="{3CF363B1-93EC-444C-91DB-8E74BF27332F}" presName="Name111" presStyleLbl="parChTrans1D3" presStyleIdx="3" presStyleCnt="5"/>
-      <dgm:spPr/>
-    </dgm:pt>
-    <dgm:pt modelId="{832F2F96-7B77-486C-ADFA-E1809BF62D0F}" type="pres">
-      <dgm:prSet presAssocID="{44F5877D-7203-4D9E-9325-0C7FE0576A70}" presName="hierRoot3" presStyleCnt="0">
-        <dgm:presLayoutVars>
-          <dgm:hierBranch val="init"/>
-        </dgm:presLayoutVars>
-      </dgm:prSet>
-      <dgm:spPr/>
-    </dgm:pt>
-    <dgm:pt modelId="{13F1C150-B45F-4D41-8CEC-F0E0ACC4FD42}" type="pres">
-      <dgm:prSet presAssocID="{44F5877D-7203-4D9E-9325-0C7FE0576A70}" presName="rootComposite3" presStyleCnt="0"/>
-      <dgm:spPr/>
-    </dgm:pt>
-    <dgm:pt modelId="{50E4936A-3B92-4FA4-B4A1-A038C8A20435}" type="pres">
-      <dgm:prSet presAssocID="{44F5877D-7203-4D9E-9325-0C7FE0576A70}" presName="rootText3" presStyleLbl="asst2" presStyleIdx="0" presStyleCnt="2">
-        <dgm:presLayoutVars>
-          <dgm:chPref val="3"/>
-        </dgm:presLayoutVars>
-      </dgm:prSet>
-      <dgm:spPr/>
-    </dgm:pt>
-    <dgm:pt modelId="{DCCFD474-5B70-4CAB-AAA4-35AEA089CB15}" type="pres">
-      <dgm:prSet presAssocID="{44F5877D-7203-4D9E-9325-0C7FE0576A70}" presName="rootConnector3" presStyleLbl="asst2" presStyleIdx="0" presStyleCnt="2"/>
-      <dgm:spPr/>
-    </dgm:pt>
-    <dgm:pt modelId="{97E5D5B2-78DA-46E0-9FD4-9B0926C4AB52}" type="pres">
-      <dgm:prSet presAssocID="{44F5877D-7203-4D9E-9325-0C7FE0576A70}" presName="hierChild6" presStyleCnt="0"/>
-      <dgm:spPr/>
-    </dgm:pt>
-    <dgm:pt modelId="{5A96FF18-55C8-497B-A951-E3148BC3294E}" type="pres">
-      <dgm:prSet presAssocID="{44F5877D-7203-4D9E-9325-0C7FE0576A70}" presName="hierChild7" presStyleCnt="0"/>
-      <dgm:spPr/>
-    </dgm:pt>
-    <dgm:pt modelId="{1BA9FA0E-FEAC-4E84-A0A6-178A8B1F2346}" type="pres">
-      <dgm:prSet presAssocID="{8CF02E0C-D811-43CF-9E62-FE4350377C79}" presName="Name111" presStyleLbl="parChTrans1D3" presStyleIdx="4" presStyleCnt="5"/>
-      <dgm:spPr/>
-    </dgm:pt>
-    <dgm:pt modelId="{EACE3753-CFE4-4F44-B824-C180936EB844}" type="pres">
-      <dgm:prSet presAssocID="{86D8F250-74E3-438C-821F-0B63C928E2F6}" presName="hierRoot3" presStyleCnt="0">
-        <dgm:presLayoutVars>
-          <dgm:hierBranch val="init"/>
-        </dgm:presLayoutVars>
-      </dgm:prSet>
-      <dgm:spPr/>
-    </dgm:pt>
-    <dgm:pt modelId="{DA7268FB-4B2B-4F26-BA4B-39F9625FCAA7}" type="pres">
-      <dgm:prSet presAssocID="{86D8F250-74E3-438C-821F-0B63C928E2F6}" presName="rootComposite3" presStyleCnt="0"/>
-      <dgm:spPr/>
-    </dgm:pt>
-    <dgm:pt modelId="{17317944-A5F5-4F4A-9EC2-40AA046EAA40}" type="pres">
-      <dgm:prSet presAssocID="{86D8F250-74E3-438C-821F-0B63C928E2F6}" presName="rootText3" presStyleLbl="asst2" presStyleIdx="1" presStyleCnt="2">
-        <dgm:presLayoutVars>
-          <dgm:chPref val="3"/>
-        </dgm:presLayoutVars>
-      </dgm:prSet>
-      <dgm:spPr/>
-    </dgm:pt>
-    <dgm:pt modelId="{84C9E063-E131-4C02-95EB-FC013B09050D}" type="pres">
-      <dgm:prSet presAssocID="{86D8F250-74E3-438C-821F-0B63C928E2F6}" presName="rootConnector3" presStyleLbl="asst2" presStyleIdx="1" presStyleCnt="2"/>
-      <dgm:spPr/>
-    </dgm:pt>
-    <dgm:pt modelId="{648E2D6E-D719-45E5-9919-EEDED96B6870}" type="pres">
-      <dgm:prSet presAssocID="{86D8F250-74E3-438C-821F-0B63C928E2F6}" presName="hierChild6" presStyleCnt="0"/>
-      <dgm:spPr/>
-    </dgm:pt>
-    <dgm:pt modelId="{CD673A45-8DF8-4A3D-9045-69F9BEFE7FB4}" type="pres">
-      <dgm:prSet presAssocID="{86D8F250-74E3-438C-821F-0B63C928E2F6}" presName="hierChild7" presStyleCnt="0"/>
-      <dgm:spPr/>
-    </dgm:pt>
-    <dgm:pt modelId="{97348C92-8193-4007-AD7C-472BFD7F732E}" type="pres">
-      <dgm:prSet presAssocID="{1DE09DD0-C938-46A5-AE72-98D795089210}" presName="hierChild3" presStyleCnt="0"/>
-      <dgm:spPr/>
-    </dgm:pt>
-    <dgm:pt modelId="{E05E5EBB-EE1E-455F-94FC-5EC3D7B9F7DE}" type="pres">
-      <dgm:prSet presAssocID="{B3342064-45A4-44DB-A999-6225314F8E7F}" presName="Name111" presStyleLbl="parChTrans1D2" presStyleIdx="2" presStyleCnt="3"/>
-      <dgm:spPr/>
-    </dgm:pt>
-    <dgm:pt modelId="{6452E456-5B7B-46BE-A0D4-111CC86B0D8C}" type="pres">
-      <dgm:prSet presAssocID="{0A1D2B03-C370-4738-83D0-109496F458D2}" presName="hierRoot3" presStyleCnt="0">
-        <dgm:presLayoutVars>
-          <dgm:hierBranch val="init"/>
-        </dgm:presLayoutVars>
-      </dgm:prSet>
-      <dgm:spPr/>
-    </dgm:pt>
-    <dgm:pt modelId="{F9D659E0-AAA0-41B4-AE28-E4B87EBF4813}" type="pres">
-      <dgm:prSet presAssocID="{0A1D2B03-C370-4738-83D0-109496F458D2}" presName="rootComposite3" presStyleCnt="0"/>
-      <dgm:spPr/>
-    </dgm:pt>
-    <dgm:pt modelId="{B82FDB8F-B05E-4484-803B-15D6F515F832}" type="pres">
-      <dgm:prSet presAssocID="{0A1D2B03-C370-4738-83D0-109496F458D2}" presName="rootText3" presStyleLbl="asst1" presStyleIdx="0" presStyleCnt="1">
-        <dgm:presLayoutVars>
-          <dgm:chPref val="3"/>
-        </dgm:presLayoutVars>
-      </dgm:prSet>
-      <dgm:spPr/>
-    </dgm:pt>
-    <dgm:pt modelId="{91B95CC6-F88A-4FEC-8244-06F77DADE87E}" type="pres">
-      <dgm:prSet presAssocID="{0A1D2B03-C370-4738-83D0-109496F458D2}" presName="rootConnector3" presStyleLbl="asst1" presStyleIdx="0" presStyleCnt="1"/>
-      <dgm:spPr/>
-    </dgm:pt>
-    <dgm:pt modelId="{0C69EC7E-FD5E-488B-A9BA-29C05FD46743}" type="pres">
-      <dgm:prSet presAssocID="{0A1D2B03-C370-4738-83D0-109496F458D2}" presName="hierChild6" presStyleCnt="0"/>
-      <dgm:spPr/>
-    </dgm:pt>
-    <dgm:pt modelId="{998FFA1F-772B-47A2-95DF-365292376EE9}" type="pres">
-      <dgm:prSet presAssocID="{0A1D2B03-C370-4738-83D0-109496F458D2}" presName="hierChild7" presStyleCnt="0"/>
-      <dgm:spPr/>
-    </dgm:pt>
-  </dgm:ptLst>
-  <dgm:cxnLst>
-    <dgm:cxn modelId="{8A6EC505-AE81-4572-9820-1C194AE4D865}" type="presOf" srcId="{1F63EE66-30F9-4BE8-A585-1C4FD25FE72B}" destId="{48ED2535-84D1-48B2-8E8A-0C0C4F97366C}" srcOrd="0" destOrd="0" presId="urn:microsoft.com/office/officeart/2005/8/layout/orgChart1"/>
-    <dgm:cxn modelId="{CBFE7117-A595-459B-8401-4ABC3D759540}" srcId="{84091B93-7048-409D-9E9F-2994B7BC5DDA}" destId="{1DE09DD0-C938-46A5-AE72-98D795089210}" srcOrd="0" destOrd="0" parTransId="{B38D3351-BFF7-450C-B742-AC2076B1EA6C}" sibTransId="{DB91FDAF-903B-4466-A32C-91D0762E5CB2}"/>
-    <dgm:cxn modelId="{7626ED17-949B-48EC-B3C2-081E46FA3232}" type="presOf" srcId="{7A3D1AE3-B858-4586-9B0B-B8EC09EBA732}" destId="{80A07128-E38E-4394-ACD3-49EEF60C200B}" srcOrd="0" destOrd="0" presId="urn:microsoft.com/office/officeart/2005/8/layout/orgChart1"/>
-    <dgm:cxn modelId="{3A3D941B-85E9-4400-8E41-F87480784083}" srcId="{1DE09DD0-C938-46A5-AE72-98D795089210}" destId="{9B4C40E4-23EA-4DE6-8D41-A815DE365945}" srcOrd="2" destOrd="0" parTransId="{F1FDC500-9241-4A6A-94EF-2CA8271C1294}" sibTransId="{ABA7C7EE-7DBD-472D-BD06-30252448F7A1}"/>
-    <dgm:cxn modelId="{979DB221-C001-4163-9E2B-1208E220C4C5}" type="presOf" srcId="{5A817637-66B1-4949-8104-ABAADED2D410}" destId="{01B10739-2F21-449B-AE09-6C481551966C}" srcOrd="0" destOrd="0" presId="urn:microsoft.com/office/officeart/2005/8/layout/orgChart1"/>
-    <dgm:cxn modelId="{E67E9227-84F3-474A-AE45-F04E25D15113}" type="presOf" srcId="{E7914F24-1C81-4941-AABF-936ADFC4867E}" destId="{906F19E5-FC54-485A-8993-6B93DCD661DA}" srcOrd="0" destOrd="0" presId="urn:microsoft.com/office/officeart/2005/8/layout/orgChart1"/>
-    <dgm:cxn modelId="{512FE22B-FDB3-44CE-B7C1-CF50701BFB1D}" srcId="{9B4C40E4-23EA-4DE6-8D41-A815DE365945}" destId="{86D8F250-74E3-438C-821F-0B63C928E2F6}" srcOrd="3" destOrd="0" parTransId="{8CF02E0C-D811-43CF-9E62-FE4350377C79}" sibTransId="{33CD6B60-A725-4264-8267-6A69ECF3AEEE}"/>
-    <dgm:cxn modelId="{384C532E-D449-4632-A04E-E807B453C091}" srcId="{9B4C40E4-23EA-4DE6-8D41-A815DE365945}" destId="{44F5877D-7203-4D9E-9325-0C7FE0576A70}" srcOrd="2" destOrd="0" parTransId="{3CF363B1-93EC-444C-91DB-8E74BF27332F}" sibTransId="{B06971AC-4950-4B05-991A-51175D78EEF7}"/>
-    <dgm:cxn modelId="{A11BDE2E-CD45-47F6-960D-6321D334AEFE}" type="presOf" srcId="{1DE09DD0-C938-46A5-AE72-98D795089210}" destId="{47322A8F-900E-4B13-B272-BCABD166100E}" srcOrd="1" destOrd="0" presId="urn:microsoft.com/office/officeart/2005/8/layout/orgChart1"/>
-    <dgm:cxn modelId="{F6C35137-9525-4848-9195-6BF47F0F277F}" type="presOf" srcId="{2A372573-D42D-4285-B449-1442668BC9C4}" destId="{DA653663-C47E-4802-B498-08B8D4B6D033}" srcOrd="1" destOrd="0" presId="urn:microsoft.com/office/officeart/2005/8/layout/orgChart1"/>
-    <dgm:cxn modelId="{8BD6075B-20F8-4F36-AC3E-117003224CA5}" type="presOf" srcId="{6521D4F2-DB00-4C20-8650-910D748C2EE3}" destId="{69BFF919-E635-4E8F-B7DF-D6EFF5006B1B}" srcOrd="0" destOrd="0" presId="urn:microsoft.com/office/officeart/2005/8/layout/orgChart1"/>
-    <dgm:cxn modelId="{8934FC41-2E3E-4E25-B90B-E1815F446607}" type="presOf" srcId="{86D8F250-74E3-438C-821F-0B63C928E2F6}" destId="{17317944-A5F5-4F4A-9EC2-40AA046EAA40}" srcOrd="0" destOrd="0" presId="urn:microsoft.com/office/officeart/2005/8/layout/orgChart1"/>
-    <dgm:cxn modelId="{083E3B45-B445-4EB2-8CF0-4628537070D0}" type="presOf" srcId="{9B4C40E4-23EA-4DE6-8D41-A815DE365945}" destId="{7708788E-AC45-4603-A2B0-3164EBA22F1C}" srcOrd="0" destOrd="0" presId="urn:microsoft.com/office/officeart/2005/8/layout/orgChart1"/>
-    <dgm:cxn modelId="{34543046-EDAC-4366-B246-B6B181406765}" type="presOf" srcId="{E7914F24-1C81-4941-AABF-936ADFC4867E}" destId="{313D717C-87B5-4B03-8570-4B873C3C171D}" srcOrd="1" destOrd="0" presId="urn:microsoft.com/office/officeart/2005/8/layout/orgChart1"/>
-    <dgm:cxn modelId="{85BF2348-60BF-4EBA-8998-BD53A377264E}" type="presOf" srcId="{2A372573-D42D-4285-B449-1442668BC9C4}" destId="{7EE3DFE9-1048-48B0-9501-7E8DB1C5CB22}" srcOrd="0" destOrd="0" presId="urn:microsoft.com/office/officeart/2005/8/layout/orgChart1"/>
-    <dgm:cxn modelId="{8470A36C-28FB-4755-BAB0-B38A841ABC97}" type="presOf" srcId="{86D8F250-74E3-438C-821F-0B63C928E2F6}" destId="{84C9E063-E131-4C02-95EB-FC013B09050D}" srcOrd="1" destOrd="0" presId="urn:microsoft.com/office/officeart/2005/8/layout/orgChart1"/>
-    <dgm:cxn modelId="{527C9450-99EA-409D-A480-D70E00451FBF}" type="presOf" srcId="{9B4C40E4-23EA-4DE6-8D41-A815DE365945}" destId="{C10400CE-BCFA-40BB-973C-C9B12DFB91BF}" srcOrd="1" destOrd="0" presId="urn:microsoft.com/office/officeart/2005/8/layout/orgChart1"/>
-    <dgm:cxn modelId="{5C661B52-5125-4C3C-B750-989BA0633DF1}" srcId="{E7914F24-1C81-4941-AABF-936ADFC4867E}" destId="{1F63EE66-30F9-4BE8-A585-1C4FD25FE72B}" srcOrd="0" destOrd="0" parTransId="{F1F01D97-32F7-49E7-A509-405E198C74A5}" sibTransId="{174790CB-8BC6-4347-B5A5-ACF1EE8830E7}"/>
-    <dgm:cxn modelId="{54FB0675-DEE2-4311-BBDA-757FA5E9C044}" type="presOf" srcId="{0A1D2B03-C370-4738-83D0-109496F458D2}" destId="{91B95CC6-F88A-4FEC-8244-06F77DADE87E}" srcOrd="1" destOrd="0" presId="urn:microsoft.com/office/officeart/2005/8/layout/orgChart1"/>
-    <dgm:cxn modelId="{565AB17F-7BC8-4C34-B35B-8CD293BD2BB3}" type="presOf" srcId="{8CF02E0C-D811-43CF-9E62-FE4350377C79}" destId="{1BA9FA0E-FEAC-4E84-A0A6-178A8B1F2346}" srcOrd="0" destOrd="0" presId="urn:microsoft.com/office/officeart/2005/8/layout/orgChart1"/>
-    <dgm:cxn modelId="{9D622C90-9200-478C-B00F-18801903EEFF}" type="presOf" srcId="{2B9D0D1B-0158-4E54-B004-65BA27EEF8A0}" destId="{C20908B6-234D-4A40-9947-398B42750B06}" srcOrd="0" destOrd="0" presId="urn:microsoft.com/office/officeart/2005/8/layout/orgChart1"/>
-    <dgm:cxn modelId="{4A807895-756B-4BF5-B022-0089BCDD8057}" srcId="{9B4C40E4-23EA-4DE6-8D41-A815DE365945}" destId="{234834FD-3BCA-403E-96D4-B8E3888EEE61}" srcOrd="1" destOrd="0" parTransId="{1FA05769-495D-4183-8D5C-18505F1CB666}" sibTransId="{22265725-9857-471D-A935-6ED6DB45B4DB}"/>
-    <dgm:cxn modelId="{A2C6D396-15E7-4687-9BF3-C789ECC0954C}" type="presOf" srcId="{216DD313-16AC-4D96-A461-2A7B92317C48}" destId="{6C1C1F5B-4BE0-42B4-B05D-6EA34B57FBC9}" srcOrd="0" destOrd="0" presId="urn:microsoft.com/office/officeart/2005/8/layout/orgChart1"/>
-    <dgm:cxn modelId="{E09BFB9E-717E-4181-A174-CC85A09D2B4D}" type="presOf" srcId="{1FA05769-495D-4183-8D5C-18505F1CB666}" destId="{0156A319-FCBC-484E-BA76-AFADA91F07C2}" srcOrd="0" destOrd="0" presId="urn:microsoft.com/office/officeart/2005/8/layout/orgChart1"/>
-    <dgm:cxn modelId="{ADE39BA5-B956-435B-A53E-78085589E2B7}" type="presOf" srcId="{6521D4F2-DB00-4C20-8650-910D748C2EE3}" destId="{657F579B-E197-4DAD-B9B9-C202F7F46137}" srcOrd="1" destOrd="0" presId="urn:microsoft.com/office/officeart/2005/8/layout/orgChart1"/>
-    <dgm:cxn modelId="{270C55A7-586B-4AFD-AD23-961022D3251A}" type="presOf" srcId="{F1F01D97-32F7-49E7-A509-405E198C74A5}" destId="{818C6097-C05E-4DB2-B895-C9485BE05898}" srcOrd="0" destOrd="0" presId="urn:microsoft.com/office/officeart/2005/8/layout/orgChart1"/>
-    <dgm:cxn modelId="{FFCE26A9-18D1-40FA-8422-2B459AD6B46B}" type="presOf" srcId="{234834FD-3BCA-403E-96D4-B8E3888EEE61}" destId="{4EF40EA0-6367-42DA-8A15-E8A30EE35E5E}" srcOrd="1" destOrd="0" presId="urn:microsoft.com/office/officeart/2005/8/layout/orgChart1"/>
-    <dgm:cxn modelId="{FB8F33AC-8754-4C62-9FA0-3120A9C898DC}" type="presOf" srcId="{111E4410-9BBC-4B1F-A72E-425206A3425F}" destId="{74F7EB02-03A5-4941-8212-D189606742A9}" srcOrd="0" destOrd="0" presId="urn:microsoft.com/office/officeart/2005/8/layout/orgChart1"/>
-    <dgm:cxn modelId="{A3A0A7B0-5A16-4722-A250-3D0A8A3B1192}" srcId="{9B4C40E4-23EA-4DE6-8D41-A815DE365945}" destId="{6521D4F2-DB00-4C20-8650-910D748C2EE3}" srcOrd="0" destOrd="0" parTransId="{2B9D0D1B-0158-4E54-B004-65BA27EEF8A0}" sibTransId="{B9F6CC66-2D50-405E-9413-960D96451494}"/>
-    <dgm:cxn modelId="{6149EBB1-F01B-4F12-A6A0-DA6A1DB5E690}" srcId="{6521D4F2-DB00-4C20-8650-910D748C2EE3}" destId="{2A372573-D42D-4285-B449-1442668BC9C4}" srcOrd="0" destOrd="0" parTransId="{5A817637-66B1-4949-8104-ABAADED2D410}" sibTransId="{DDCCD06A-E890-4400-B9B1-048CF86DFB7B}"/>
-    <dgm:cxn modelId="{EF4EB8B9-25EB-48D5-9C36-1E0E376A8BA7}" type="presOf" srcId="{F1FDC500-9241-4A6A-94EF-2CA8271C1294}" destId="{9A28FBA0-953C-432D-98ED-E4AEF5745980}" srcOrd="0" destOrd="0" presId="urn:microsoft.com/office/officeart/2005/8/layout/orgChart1"/>
-    <dgm:cxn modelId="{76DC4CBB-D2E2-4EC7-B71B-815741022AC9}" srcId="{1DE09DD0-C938-46A5-AE72-98D795089210}" destId="{0A1D2B03-C370-4738-83D0-109496F458D2}" srcOrd="0" destOrd="0" parTransId="{B3342064-45A4-44DB-A999-6225314F8E7F}" sibTransId="{D3C48C9B-DC98-4224-AF33-6D5473C2BC14}"/>
-    <dgm:cxn modelId="{71492CC4-2EDA-45E0-9D7B-2EEE7094DB77}" type="presOf" srcId="{0A1D2B03-C370-4738-83D0-109496F458D2}" destId="{B82FDB8F-B05E-4484-803B-15D6F515F832}" srcOrd="0" destOrd="0" presId="urn:microsoft.com/office/officeart/2005/8/layout/orgChart1"/>
-    <dgm:cxn modelId="{08BEDACC-1642-49A5-9E1A-D4DECAE6CEF5}" type="presOf" srcId="{44F5877D-7203-4D9E-9325-0C7FE0576A70}" destId="{50E4936A-3B92-4FA4-B4A1-A038C8A20435}" srcOrd="0" destOrd="0" presId="urn:microsoft.com/office/officeart/2005/8/layout/orgChart1"/>
-    <dgm:cxn modelId="{9B1A66D2-54E6-4503-B448-571904E598F8}" type="presOf" srcId="{234834FD-3BCA-403E-96D4-B8E3888EEE61}" destId="{29ACD64B-27FF-47D9-AE3E-60CF01952DF3}" srcOrd="0" destOrd="0" presId="urn:microsoft.com/office/officeart/2005/8/layout/orgChart1"/>
-    <dgm:cxn modelId="{BF7BA6D2-07CB-4DBF-A1F3-B569F77C949E}" type="presOf" srcId="{216DD313-16AC-4D96-A461-2A7B92317C48}" destId="{9668F67F-1B6A-425C-BC29-0EBA98687A88}" srcOrd="1" destOrd="0" presId="urn:microsoft.com/office/officeart/2005/8/layout/orgChart1"/>
-    <dgm:cxn modelId="{DE5F8CD9-346B-4180-A579-316EAB83BF8E}" type="presOf" srcId="{44F5877D-7203-4D9E-9325-0C7FE0576A70}" destId="{DCCFD474-5B70-4CAB-AAA4-35AEA089CB15}" srcOrd="1" destOrd="0" presId="urn:microsoft.com/office/officeart/2005/8/layout/orgChart1"/>
-    <dgm:cxn modelId="{129C4EE0-793A-43B3-A18D-9F2D73CA2FB0}" type="presOf" srcId="{3CF363B1-93EC-444C-91DB-8E74BF27332F}" destId="{38249B9D-3798-413C-B7F4-3B80EA5064F9}" srcOrd="0" destOrd="0" presId="urn:microsoft.com/office/officeart/2005/8/layout/orgChart1"/>
-    <dgm:cxn modelId="{9D3605E4-22AA-4FCC-A3B1-9BBAF84C66A9}" type="presOf" srcId="{1DE09DD0-C938-46A5-AE72-98D795089210}" destId="{E1BE86B6-55ED-4686-8260-07E58F868091}" srcOrd="0" destOrd="0" presId="urn:microsoft.com/office/officeart/2005/8/layout/orgChart1"/>
-    <dgm:cxn modelId="{5582B8EE-5332-4942-8AE9-578CB647E993}" type="presOf" srcId="{84091B93-7048-409D-9E9F-2994B7BC5DDA}" destId="{BED39B94-52D2-45AB-96E8-C39543547836}" srcOrd="0" destOrd="0" presId="urn:microsoft.com/office/officeart/2005/8/layout/orgChart1"/>
-    <dgm:cxn modelId="{6997A8F6-4292-4D41-B15D-ABDF2CC15F0E}" srcId="{1DE09DD0-C938-46A5-AE72-98D795089210}" destId="{E7914F24-1C81-4941-AABF-936ADFC4867E}" srcOrd="1" destOrd="0" parTransId="{111E4410-9BBC-4B1F-A72E-425206A3425F}" sibTransId="{6F2017FC-E4BD-435D-AE9D-F1B2641C3670}"/>
-    <dgm:cxn modelId="{9747D3F6-48B3-4E3B-8BB2-584BB14D685D}" type="presOf" srcId="{1F63EE66-30F9-4BE8-A585-1C4FD25FE72B}" destId="{9AEF48CF-249D-4FBD-8891-85E76338A0A6}" srcOrd="1" destOrd="0" presId="urn:microsoft.com/office/officeart/2005/8/layout/orgChart1"/>
-    <dgm:cxn modelId="{6B368DF7-B02D-4D03-8B9D-9CC5A6B9B994}" srcId="{234834FD-3BCA-403E-96D4-B8E3888EEE61}" destId="{216DD313-16AC-4D96-A461-2A7B92317C48}" srcOrd="0" destOrd="0" parTransId="{7A3D1AE3-B858-4586-9B0B-B8EC09EBA732}" sibTransId="{1D1950AC-BBDA-47D1-9B70-DC36BC79793A}"/>
-    <dgm:cxn modelId="{EC6669FC-F369-47FF-9028-A49934F31893}" type="presOf" srcId="{B3342064-45A4-44DB-A999-6225314F8E7F}" destId="{E05E5EBB-EE1E-455F-94FC-5EC3D7B9F7DE}" srcOrd="0" destOrd="0" presId="urn:microsoft.com/office/officeart/2005/8/layout/orgChart1"/>
-    <dgm:cxn modelId="{916066DC-64E1-40C3-8ACC-ED64B872FC4F}" type="presParOf" srcId="{BED39B94-52D2-45AB-96E8-C39543547836}" destId="{A9A8CD93-91B4-4356-976F-03B87DD27A7D}" srcOrd="0" destOrd="0" presId="urn:microsoft.com/office/officeart/2005/8/layout/orgChart1"/>
-    <dgm:cxn modelId="{0150E55A-F7D0-48AD-9B93-D84ECAE91A24}" type="presParOf" srcId="{A9A8CD93-91B4-4356-976F-03B87DD27A7D}" destId="{29F68BF3-1CBE-40D6-9CB5-2A7EA23C3548}" srcOrd="0" destOrd="0" presId="urn:microsoft.com/office/officeart/2005/8/layout/orgChart1"/>
-    <dgm:cxn modelId="{C03FCC0F-188E-42A6-AFB6-6579E0CC3E39}" type="presParOf" srcId="{29F68BF3-1CBE-40D6-9CB5-2A7EA23C3548}" destId="{E1BE86B6-55ED-4686-8260-07E58F868091}" srcOrd="0" destOrd="0" presId="urn:microsoft.com/office/officeart/2005/8/layout/orgChart1"/>
-    <dgm:cxn modelId="{915031F7-D72F-4474-B41A-F20E04DB9E25}" type="presParOf" srcId="{29F68BF3-1CBE-40D6-9CB5-2A7EA23C3548}" destId="{47322A8F-900E-4B13-B272-BCABD166100E}" srcOrd="1" destOrd="0" presId="urn:microsoft.com/office/officeart/2005/8/layout/orgChart1"/>
-    <dgm:cxn modelId="{0FB3DDBF-A1E6-453F-9A9D-BC886120F5DA}" type="presParOf" srcId="{A9A8CD93-91B4-4356-976F-03B87DD27A7D}" destId="{523C5AB5-E2C3-41AC-B88B-995C58F822FB}" srcOrd="1" destOrd="0" presId="urn:microsoft.com/office/officeart/2005/8/layout/orgChart1"/>
-    <dgm:cxn modelId="{EA1A5BB6-0AFC-42A2-8314-955BA23AEE17}" type="presParOf" srcId="{523C5AB5-E2C3-41AC-B88B-995C58F822FB}" destId="{74F7EB02-03A5-4941-8212-D189606742A9}" srcOrd="0" destOrd="0" presId="urn:microsoft.com/office/officeart/2005/8/layout/orgChart1"/>
-    <dgm:cxn modelId="{625653E6-ADF0-4E99-9BAB-DA377EC82DC8}" type="presParOf" srcId="{523C5AB5-E2C3-41AC-B88B-995C58F822FB}" destId="{980C50B3-9A04-4ED9-BA3E-CC88458116CB}" srcOrd="1" destOrd="0" presId="urn:microsoft.com/office/officeart/2005/8/layout/orgChart1"/>
-    <dgm:cxn modelId="{12BB42DD-F48F-4914-AE7B-6A4DB3E53941}" type="presParOf" srcId="{980C50B3-9A04-4ED9-BA3E-CC88458116CB}" destId="{81F8D903-25C1-46E3-BC6A-54F3B9CC2F16}" srcOrd="0" destOrd="0" presId="urn:microsoft.com/office/officeart/2005/8/layout/orgChart1"/>
-    <dgm:cxn modelId="{F322B7EE-AA51-42EF-A457-47B28F15719F}" type="presParOf" srcId="{81F8D903-25C1-46E3-BC6A-54F3B9CC2F16}" destId="{906F19E5-FC54-485A-8993-6B93DCD661DA}" srcOrd="0" destOrd="0" presId="urn:microsoft.com/office/officeart/2005/8/layout/orgChart1"/>
-    <dgm:cxn modelId="{44708A08-9FE4-4F3D-8576-8CB010C0C1FE}" type="presParOf" srcId="{81F8D903-25C1-46E3-BC6A-54F3B9CC2F16}" destId="{313D717C-87B5-4B03-8570-4B873C3C171D}" srcOrd="1" destOrd="0" presId="urn:microsoft.com/office/officeart/2005/8/layout/orgChart1"/>
-    <dgm:cxn modelId="{9CF82B85-5999-4E80-9B05-7255FFB0F261}" type="presParOf" srcId="{980C50B3-9A04-4ED9-BA3E-CC88458116CB}" destId="{1681B593-CE5A-4F33-8FDE-1533800CD0F9}" srcOrd="1" destOrd="0" presId="urn:microsoft.com/office/officeart/2005/8/layout/orgChart1"/>
-    <dgm:cxn modelId="{998A90A4-F459-4061-85C3-06356B6935EF}" type="presParOf" srcId="{1681B593-CE5A-4F33-8FDE-1533800CD0F9}" destId="{818C6097-C05E-4DB2-B895-C9485BE05898}" srcOrd="0" destOrd="0" presId="urn:microsoft.com/office/officeart/2005/8/layout/orgChart1"/>
-    <dgm:cxn modelId="{B20C6BF2-27B1-45CB-8E53-48419C23CAFB}" type="presParOf" srcId="{1681B593-CE5A-4F33-8FDE-1533800CD0F9}" destId="{35E87E7E-280C-4CB6-8D3B-CA57292A5F9A}" srcOrd="1" destOrd="0" presId="urn:microsoft.com/office/officeart/2005/8/layout/orgChart1"/>
-    <dgm:cxn modelId="{B4460217-2F73-4A6D-B685-CB6CBF384B0D}" type="presParOf" srcId="{35E87E7E-280C-4CB6-8D3B-CA57292A5F9A}" destId="{46A25BFE-78BC-4688-9B88-E7314F020CBD}" srcOrd="0" destOrd="0" presId="urn:microsoft.com/office/officeart/2005/8/layout/orgChart1"/>
-    <dgm:cxn modelId="{95513995-3F0F-4F1E-B67A-4AC94CE63274}" type="presParOf" srcId="{46A25BFE-78BC-4688-9B88-E7314F020CBD}" destId="{48ED2535-84D1-48B2-8E8A-0C0C4F97366C}" srcOrd="0" destOrd="0" presId="urn:microsoft.com/office/officeart/2005/8/layout/orgChart1"/>
-    <dgm:cxn modelId="{727F40CF-95F3-46E6-9A02-01B95A15CE1B}" type="presParOf" srcId="{46A25BFE-78BC-4688-9B88-E7314F020CBD}" destId="{9AEF48CF-249D-4FBD-8891-85E76338A0A6}" srcOrd="1" destOrd="0" presId="urn:microsoft.com/office/officeart/2005/8/layout/orgChart1"/>
-    <dgm:cxn modelId="{99057F25-71A0-4CFB-BDED-4BDAD6712CD3}" type="presParOf" srcId="{35E87E7E-280C-4CB6-8D3B-CA57292A5F9A}" destId="{47ABCB71-2565-49D6-B269-6EF558B2F465}" srcOrd="1" destOrd="0" presId="urn:microsoft.com/office/officeart/2005/8/layout/orgChart1"/>
-    <dgm:cxn modelId="{C0EF34C9-A2BC-4E83-9CCD-C2C6643A3901}" type="presParOf" srcId="{35E87E7E-280C-4CB6-8D3B-CA57292A5F9A}" destId="{4A9842A7-0667-4FF7-87FE-A347321DD70D}" srcOrd="2" destOrd="0" presId="urn:microsoft.com/office/officeart/2005/8/layout/orgChart1"/>
-    <dgm:cxn modelId="{E75791E7-EFB3-422E-BB43-5EAD4979BD70}" type="presParOf" srcId="{980C50B3-9A04-4ED9-BA3E-CC88458116CB}" destId="{D776DD37-EEF3-4F19-BAC1-34B84A2CB63F}" srcOrd="2" destOrd="0" presId="urn:microsoft.com/office/officeart/2005/8/layout/orgChart1"/>
-    <dgm:cxn modelId="{8BFA9049-4AF4-4C60-97D4-54A2B98C0238}" type="presParOf" srcId="{523C5AB5-E2C3-41AC-B88B-995C58F822FB}" destId="{9A28FBA0-953C-432D-98ED-E4AEF5745980}" srcOrd="2" destOrd="0" presId="urn:microsoft.com/office/officeart/2005/8/layout/orgChart1"/>
-    <dgm:cxn modelId="{E65CA075-6D8F-4BF4-82AD-AA9743F22A52}" type="presParOf" srcId="{523C5AB5-E2C3-41AC-B88B-995C58F822FB}" destId="{74CB19C6-359E-4297-93F2-FDB169B08F7C}" srcOrd="3" destOrd="0" presId="urn:microsoft.com/office/officeart/2005/8/layout/orgChart1"/>
-    <dgm:cxn modelId="{B05D2822-65DB-4C4D-ACF7-32FA0FBF43FA}" type="presParOf" srcId="{74CB19C6-359E-4297-93F2-FDB169B08F7C}" destId="{6BDA1ED2-3CD5-4FB8-89EF-630BCC93DC81}" srcOrd="0" destOrd="0" presId="urn:microsoft.com/office/officeart/2005/8/layout/orgChart1"/>
-    <dgm:cxn modelId="{B02A7464-1BF8-457F-B6C7-6D4FD3E69106}" type="presParOf" srcId="{6BDA1ED2-3CD5-4FB8-89EF-630BCC93DC81}" destId="{7708788E-AC45-4603-A2B0-3164EBA22F1C}" srcOrd="0" destOrd="0" presId="urn:microsoft.com/office/officeart/2005/8/layout/orgChart1"/>
-    <dgm:cxn modelId="{6BDA3839-8D99-4725-8DDA-FFF220810840}" type="presParOf" srcId="{6BDA1ED2-3CD5-4FB8-89EF-630BCC93DC81}" destId="{C10400CE-BCFA-40BB-973C-C9B12DFB91BF}" srcOrd="1" destOrd="0" presId="urn:microsoft.com/office/officeart/2005/8/layout/orgChart1"/>
-    <dgm:cxn modelId="{F2F662F1-91C3-4BEB-AE0D-61E20C8D54B6}" type="presParOf" srcId="{74CB19C6-359E-4297-93F2-FDB169B08F7C}" destId="{6A6ACEE1-1D7F-4794-A005-206F30248E44}" srcOrd="1" destOrd="0" presId="urn:microsoft.com/office/officeart/2005/8/layout/orgChart1"/>
-    <dgm:cxn modelId="{C5509E31-49BB-4A25-9485-1DEBA40AE561}" type="presParOf" srcId="{6A6ACEE1-1D7F-4794-A005-206F30248E44}" destId="{C20908B6-234D-4A40-9947-398B42750B06}" srcOrd="0" destOrd="0" presId="urn:microsoft.com/office/officeart/2005/8/layout/orgChart1"/>
-    <dgm:cxn modelId="{008346F0-0DD4-46EA-AFFD-ADCAC278DBF7}" type="presParOf" srcId="{6A6ACEE1-1D7F-4794-A005-206F30248E44}" destId="{CBD06FC9-83E9-4167-92F5-7775BAAB95E9}" srcOrd="1" destOrd="0" presId="urn:microsoft.com/office/officeart/2005/8/layout/orgChart1"/>
-    <dgm:cxn modelId="{2F9BC283-F6FC-4093-8213-DEF51DDC5F93}" type="presParOf" srcId="{CBD06FC9-83E9-4167-92F5-7775BAAB95E9}" destId="{7ACB2C91-BCF4-462F-89F2-D7B8900B2367}" srcOrd="0" destOrd="0" presId="urn:microsoft.com/office/officeart/2005/8/layout/orgChart1"/>
-    <dgm:cxn modelId="{59760A3D-570D-41CC-8D88-3149BFF20203}" type="presParOf" srcId="{7ACB2C91-BCF4-462F-89F2-D7B8900B2367}" destId="{69BFF919-E635-4E8F-B7DF-D6EFF5006B1B}" srcOrd="0" destOrd="0" presId="urn:microsoft.com/office/officeart/2005/8/layout/orgChart1"/>
-    <dgm:cxn modelId="{69ACFC47-BA56-43BE-B7FD-1C425B9B3D11}" type="presParOf" srcId="{7ACB2C91-BCF4-462F-89F2-D7B8900B2367}" destId="{657F579B-E197-4DAD-B9B9-C202F7F46137}" srcOrd="1" destOrd="0" presId="urn:microsoft.com/office/officeart/2005/8/layout/orgChart1"/>
-    <dgm:cxn modelId="{7C92218E-A6FF-4B5A-8E9B-5F7DFCD67E18}" type="presParOf" srcId="{CBD06FC9-83E9-4167-92F5-7775BAAB95E9}" destId="{FDEFE3EE-8764-48EC-967B-F2C91BBFCB09}" srcOrd="1" destOrd="0" presId="urn:microsoft.com/office/officeart/2005/8/layout/orgChart1"/>
-    <dgm:cxn modelId="{20EFA3E3-1522-4E25-8A12-502DA770D2AF}" type="presParOf" srcId="{CBD06FC9-83E9-4167-92F5-7775BAAB95E9}" destId="{3324B9C5-28C6-4DC4-9772-F2E8C42E7E4F}" srcOrd="2" destOrd="0" presId="urn:microsoft.com/office/officeart/2005/8/layout/orgChart1"/>
-    <dgm:cxn modelId="{AD0CC219-9B45-4D5E-A451-01D610C8FC56}" type="presParOf" srcId="{3324B9C5-28C6-4DC4-9772-F2E8C42E7E4F}" destId="{01B10739-2F21-449B-AE09-6C481551966C}" srcOrd="0" destOrd="0" presId="urn:microsoft.com/office/officeart/2005/8/layout/orgChart1"/>
-    <dgm:cxn modelId="{5C98BC88-4BA4-45F3-8600-0A9087D9A2BE}" type="presParOf" srcId="{3324B9C5-28C6-4DC4-9772-F2E8C42E7E4F}" destId="{C73534DA-BBC5-49E9-B1F0-77F8AF1C9B15}" srcOrd="1" destOrd="0" presId="urn:microsoft.com/office/officeart/2005/8/layout/orgChart1"/>
-    <dgm:cxn modelId="{1140038B-A1AA-4F72-B506-B5D2C0B2F97B}" type="presParOf" srcId="{C73534DA-BBC5-49E9-B1F0-77F8AF1C9B15}" destId="{66FA6DCC-9DCC-4FB6-B9E4-6584A9A7931D}" srcOrd="0" destOrd="0" presId="urn:microsoft.com/office/officeart/2005/8/layout/orgChart1"/>
-    <dgm:cxn modelId="{0D3CB5E1-CE89-408D-8C4C-DC164C6A9036}" type="presParOf" srcId="{66FA6DCC-9DCC-4FB6-B9E4-6584A9A7931D}" destId="{7EE3DFE9-1048-48B0-9501-7E8DB1C5CB22}" srcOrd="0" destOrd="0" presId="urn:microsoft.com/office/officeart/2005/8/layout/orgChart1"/>
-    <dgm:cxn modelId="{F6F502BF-BBE3-4515-AC18-78960997679A}" type="presParOf" srcId="{66FA6DCC-9DCC-4FB6-B9E4-6584A9A7931D}" destId="{DA653663-C47E-4802-B498-08B8D4B6D033}" srcOrd="1" destOrd="0" presId="urn:microsoft.com/office/officeart/2005/8/layout/orgChart1"/>
-    <dgm:cxn modelId="{933E1992-2836-4191-8DF4-6AB53318D120}" type="presParOf" srcId="{C73534DA-BBC5-49E9-B1F0-77F8AF1C9B15}" destId="{9A08D45B-7FEB-45B0-8D88-7187034EFC68}" srcOrd="1" destOrd="0" presId="urn:microsoft.com/office/officeart/2005/8/layout/orgChart1"/>
-    <dgm:cxn modelId="{85B87E19-B1B0-48E6-9731-8C222E04FD51}" type="presParOf" srcId="{C73534DA-BBC5-49E9-B1F0-77F8AF1C9B15}" destId="{38B4C77E-ABB5-49FB-920F-A79659745559}" srcOrd="2" destOrd="0" presId="urn:microsoft.com/office/officeart/2005/8/layout/orgChart1"/>
-    <dgm:cxn modelId="{152D7D79-3F9C-4DE0-A448-1E111B83C7BE}" type="presParOf" srcId="{6A6ACEE1-1D7F-4794-A005-206F30248E44}" destId="{0156A319-FCBC-484E-BA76-AFADA91F07C2}" srcOrd="2" destOrd="0" presId="urn:microsoft.com/office/officeart/2005/8/layout/orgChart1"/>
-    <dgm:cxn modelId="{3D59B90B-BA21-4D88-869E-BE7C1F6A1D59}" type="presParOf" srcId="{6A6ACEE1-1D7F-4794-A005-206F30248E44}" destId="{C96F9771-878C-423C-8D6F-0C9EE9DE4525}" srcOrd="3" destOrd="0" presId="urn:microsoft.com/office/officeart/2005/8/layout/orgChart1"/>
-    <dgm:cxn modelId="{88B3C8E8-D0CF-424F-BF6B-0CD3D1E0C55A}" type="presParOf" srcId="{C96F9771-878C-423C-8D6F-0C9EE9DE4525}" destId="{6CF47B19-0EA3-4988-BAA9-3478F2BE231D}" srcOrd="0" destOrd="0" presId="urn:microsoft.com/office/officeart/2005/8/layout/orgChart1"/>
-    <dgm:cxn modelId="{1EF145F9-CD40-444B-B77D-011849D1ADAB}" type="presParOf" srcId="{6CF47B19-0EA3-4988-BAA9-3478F2BE231D}" destId="{29ACD64B-27FF-47D9-AE3E-60CF01952DF3}" srcOrd="0" destOrd="0" presId="urn:microsoft.com/office/officeart/2005/8/layout/orgChart1"/>
-    <dgm:cxn modelId="{5DFFE926-2DA8-4F15-BB9B-330EC1E38F12}" type="presParOf" srcId="{6CF47B19-0EA3-4988-BAA9-3478F2BE231D}" destId="{4EF40EA0-6367-42DA-8A15-E8A30EE35E5E}" srcOrd="1" destOrd="0" presId="urn:microsoft.com/office/officeart/2005/8/layout/orgChart1"/>
-    <dgm:cxn modelId="{FD25F9E9-0CDA-4BD4-A22F-E043F88C6DCB}" type="presParOf" srcId="{C96F9771-878C-423C-8D6F-0C9EE9DE4525}" destId="{25B1CDFA-30A6-45A2-A03D-A333DE294181}" srcOrd="1" destOrd="0" presId="urn:microsoft.com/office/officeart/2005/8/layout/orgChart1"/>
-    <dgm:cxn modelId="{D1799B9C-7340-4D66-A3F8-D3683FAFC54E}" type="presParOf" srcId="{C96F9771-878C-423C-8D6F-0C9EE9DE4525}" destId="{52C7D81E-DE22-4CFF-9B55-032135D62885}" srcOrd="2" destOrd="0" presId="urn:microsoft.com/office/officeart/2005/8/layout/orgChart1"/>
-    <dgm:cxn modelId="{D44643C7-A7D2-4DAB-869F-98B1E4384BEA}" type="presParOf" srcId="{52C7D81E-DE22-4CFF-9B55-032135D62885}" destId="{80A07128-E38E-4394-ACD3-49EEF60C200B}" srcOrd="0" destOrd="0" presId="urn:microsoft.com/office/officeart/2005/8/layout/orgChart1"/>
-    <dgm:cxn modelId="{EA75E510-3E1C-4A8E-9E86-37ABA0F66912}" type="presParOf" srcId="{52C7D81E-DE22-4CFF-9B55-032135D62885}" destId="{35305DA6-522B-4492-84E1-FC1322AD08E5}" srcOrd="1" destOrd="0" presId="urn:microsoft.com/office/officeart/2005/8/layout/orgChart1"/>
-    <dgm:cxn modelId="{9A59C58B-3C28-4B8E-AEA2-497E340D0FF9}" type="presParOf" srcId="{35305DA6-522B-4492-84E1-FC1322AD08E5}" destId="{6A16C234-551B-45DD-969B-80665EB17366}" srcOrd="0" destOrd="0" presId="urn:microsoft.com/office/officeart/2005/8/layout/orgChart1"/>
-    <dgm:cxn modelId="{1647CE70-10E3-48ED-9609-5ED51C552D3E}" type="presParOf" srcId="{6A16C234-551B-45DD-969B-80665EB17366}" destId="{6C1C1F5B-4BE0-42B4-B05D-6EA34B57FBC9}" srcOrd="0" destOrd="0" presId="urn:microsoft.com/office/officeart/2005/8/layout/orgChart1"/>
-    <dgm:cxn modelId="{950D7C3C-679E-4C79-93F8-8F924B8EB1E5}" type="presParOf" srcId="{6A16C234-551B-45DD-969B-80665EB17366}" destId="{9668F67F-1B6A-425C-BC29-0EBA98687A88}" srcOrd="1" destOrd="0" presId="urn:microsoft.com/office/officeart/2005/8/layout/orgChart1"/>
-    <dgm:cxn modelId="{C277F58A-6BA1-429C-A0DF-7DF612FB1CBD}" type="presParOf" srcId="{35305DA6-522B-4492-84E1-FC1322AD08E5}" destId="{4BC34410-B8D0-4F5A-91DE-557CAAB32D0A}" srcOrd="1" destOrd="0" presId="urn:microsoft.com/office/officeart/2005/8/layout/orgChart1"/>
-    <dgm:cxn modelId="{D74C8A5E-80BB-4401-9384-CE9A79039F56}" type="presParOf" srcId="{35305DA6-522B-4492-84E1-FC1322AD08E5}" destId="{B30FA284-C4AC-4E49-AAF2-9E94AA931EF8}" srcOrd="2" destOrd="0" presId="urn:microsoft.com/office/officeart/2005/8/layout/orgChart1"/>
-    <dgm:cxn modelId="{BF10AE3E-7E05-4586-B2A2-A720EA268A1A}" type="presParOf" srcId="{74CB19C6-359E-4297-93F2-FDB169B08F7C}" destId="{625D06BE-F99B-4A30-8467-CAC826A0A052}" srcOrd="2" destOrd="0" presId="urn:microsoft.com/office/officeart/2005/8/layout/orgChart1"/>
-    <dgm:cxn modelId="{109295D6-CC1B-44FD-82D4-4F937CA6346A}" type="presParOf" srcId="{625D06BE-F99B-4A30-8467-CAC826A0A052}" destId="{38249B9D-3798-413C-B7F4-3B80EA5064F9}" srcOrd="0" destOrd="0" presId="urn:microsoft.com/office/officeart/2005/8/layout/orgChart1"/>
-    <dgm:cxn modelId="{EB38D0E8-3E9C-4FE8-BF16-ABD11DC6B8B0}" type="presParOf" srcId="{625D06BE-F99B-4A30-8467-CAC826A0A052}" destId="{832F2F96-7B77-486C-ADFA-E1809BF62D0F}" srcOrd="1" destOrd="0" presId="urn:microsoft.com/office/officeart/2005/8/layout/orgChart1"/>
-    <dgm:cxn modelId="{5AA14E5D-D91D-4FA2-87FC-09163EA13D4D}" type="presParOf" srcId="{832F2F96-7B77-486C-ADFA-E1809BF62D0F}" destId="{13F1C150-B45F-4D41-8CEC-F0E0ACC4FD42}" srcOrd="0" destOrd="0" presId="urn:microsoft.com/office/officeart/2005/8/layout/orgChart1"/>
-    <dgm:cxn modelId="{05020651-47A0-4A10-8225-000C705FACC1}" type="presParOf" srcId="{13F1C150-B45F-4D41-8CEC-F0E0ACC4FD42}" destId="{50E4936A-3B92-4FA4-B4A1-A038C8A20435}" srcOrd="0" destOrd="0" presId="urn:microsoft.com/office/officeart/2005/8/layout/orgChart1"/>
-    <dgm:cxn modelId="{A352DFCC-899C-4657-8B83-7B57FD549090}" type="presParOf" srcId="{13F1C150-B45F-4D41-8CEC-F0E0ACC4FD42}" destId="{DCCFD474-5B70-4CAB-AAA4-35AEA089CB15}" srcOrd="1" destOrd="0" presId="urn:microsoft.com/office/officeart/2005/8/layout/orgChart1"/>
-    <dgm:cxn modelId="{40025621-C5A5-44A1-A264-B1E645FCDEC4}" type="presParOf" srcId="{832F2F96-7B77-486C-ADFA-E1809BF62D0F}" destId="{97E5D5B2-78DA-46E0-9FD4-9B0926C4AB52}" srcOrd="1" destOrd="0" presId="urn:microsoft.com/office/officeart/2005/8/layout/orgChart1"/>
-    <dgm:cxn modelId="{2B33D134-2A1B-4C2E-90E7-53F444B1C7A1}" type="presParOf" srcId="{832F2F96-7B77-486C-ADFA-E1809BF62D0F}" destId="{5A96FF18-55C8-497B-A951-E3148BC3294E}" srcOrd="2" destOrd="0" presId="urn:microsoft.com/office/officeart/2005/8/layout/orgChart1"/>
-    <dgm:cxn modelId="{9B8B2BEF-0766-473D-BA56-CB0277962DEF}" type="presParOf" srcId="{625D06BE-F99B-4A30-8467-CAC826A0A052}" destId="{1BA9FA0E-FEAC-4E84-A0A6-178A8B1F2346}" srcOrd="2" destOrd="0" presId="urn:microsoft.com/office/officeart/2005/8/layout/orgChart1"/>
-    <dgm:cxn modelId="{5D33D24F-568E-4F91-AF06-4C003B482D69}" type="presParOf" srcId="{625D06BE-F99B-4A30-8467-CAC826A0A052}" destId="{EACE3753-CFE4-4F44-B824-C180936EB844}" srcOrd="3" destOrd="0" presId="urn:microsoft.com/office/officeart/2005/8/layout/orgChart1"/>
-    <dgm:cxn modelId="{7454D3C8-8A2B-4398-B679-581002BDBBE8}" type="presParOf" srcId="{EACE3753-CFE4-4F44-B824-C180936EB844}" destId="{DA7268FB-4B2B-4F26-BA4B-39F9625FCAA7}" srcOrd="0" destOrd="0" presId="urn:microsoft.com/office/officeart/2005/8/layout/orgChart1"/>
-    <dgm:cxn modelId="{1CDB9A4C-8C3E-44FA-9214-FA4D4567215B}" type="presParOf" srcId="{DA7268FB-4B2B-4F26-BA4B-39F9625FCAA7}" destId="{17317944-A5F5-4F4A-9EC2-40AA046EAA40}" srcOrd="0" destOrd="0" presId="urn:microsoft.com/office/officeart/2005/8/layout/orgChart1"/>
-    <dgm:cxn modelId="{010A1E2E-078A-4DA1-8CB4-09BD2CB05A19}" type="presParOf" srcId="{DA7268FB-4B2B-4F26-BA4B-39F9625FCAA7}" destId="{84C9E063-E131-4C02-95EB-FC013B09050D}" srcOrd="1" destOrd="0" presId="urn:microsoft.com/office/officeart/2005/8/layout/orgChart1"/>
-    <dgm:cxn modelId="{32C258A9-886B-4308-B518-D95326FAF8F1}" type="presParOf" srcId="{EACE3753-CFE4-4F44-B824-C180936EB844}" destId="{648E2D6E-D719-45E5-9919-EEDED96B6870}" srcOrd="1" destOrd="0" presId="urn:microsoft.com/office/officeart/2005/8/layout/orgChart1"/>
-    <dgm:cxn modelId="{5A9B9C42-753B-4E42-A3E7-EE79B7226AD8}" type="presParOf" srcId="{EACE3753-CFE4-4F44-B824-C180936EB844}" destId="{CD673A45-8DF8-4A3D-9045-69F9BEFE7FB4}" srcOrd="2" destOrd="0" presId="urn:microsoft.com/office/officeart/2005/8/layout/orgChart1"/>
-    <dgm:cxn modelId="{D2060998-F383-4A52-9FFB-CDE0F1A21851}" type="presParOf" srcId="{A9A8CD93-91B4-4356-976F-03B87DD27A7D}" destId="{97348C92-8193-4007-AD7C-472BFD7F732E}" srcOrd="2" destOrd="0" presId="urn:microsoft.com/office/officeart/2005/8/layout/orgChart1"/>
-    <dgm:cxn modelId="{DC789EA3-9EE0-4662-AE1F-032D62CE0967}" type="presParOf" srcId="{97348C92-8193-4007-AD7C-472BFD7F732E}" destId="{E05E5EBB-EE1E-455F-94FC-5EC3D7B9F7DE}" srcOrd="0" destOrd="0" presId="urn:microsoft.com/office/officeart/2005/8/layout/orgChart1"/>
-    <dgm:cxn modelId="{53E6DC59-9B12-4B0A-A401-32C4AED7CCED}" type="presParOf" srcId="{97348C92-8193-4007-AD7C-472BFD7F732E}" destId="{6452E456-5B7B-46BE-A0D4-111CC86B0D8C}" srcOrd="1" destOrd="0" presId="urn:microsoft.com/office/officeart/2005/8/layout/orgChart1"/>
-    <dgm:cxn modelId="{D4C9190B-9357-4F9D-B010-12C26A3B037C}" type="presParOf" srcId="{6452E456-5B7B-46BE-A0D4-111CC86B0D8C}" destId="{F9D659E0-AAA0-41B4-AE28-E4B87EBF4813}" srcOrd="0" destOrd="0" presId="urn:microsoft.com/office/officeart/2005/8/layout/orgChart1"/>
-    <dgm:cxn modelId="{A2102DEB-2469-4B20-AC02-5FF46384E5A0}" type="presParOf" srcId="{F9D659E0-AAA0-41B4-AE28-E4B87EBF4813}" destId="{B82FDB8F-B05E-4484-803B-15D6F515F832}" srcOrd="0" destOrd="0" presId="urn:microsoft.com/office/officeart/2005/8/layout/orgChart1"/>
-    <dgm:cxn modelId="{B68A9B1A-B847-41D1-B3CA-AC6F41344A70}" type="presParOf" srcId="{F9D659E0-AAA0-41B4-AE28-E4B87EBF4813}" destId="{91B95CC6-F88A-4FEC-8244-06F77DADE87E}" srcOrd="1" destOrd="0" presId="urn:microsoft.com/office/officeart/2005/8/layout/orgChart1"/>
-    <dgm:cxn modelId="{9BE6EE33-FAE4-4DE8-84CC-5D8E631E158E}" type="presParOf" srcId="{6452E456-5B7B-46BE-A0D4-111CC86B0D8C}" destId="{0C69EC7E-FD5E-488B-A9BA-29C05FD46743}" srcOrd="1" destOrd="0" presId="urn:microsoft.com/office/officeart/2005/8/layout/orgChart1"/>
-    <dgm:cxn modelId="{38AA8C08-947D-4DF7-86DB-1AC3825A9697}" type="presParOf" srcId="{6452E456-5B7B-46BE-A0D4-111CC86B0D8C}" destId="{998FFA1F-772B-47A2-95DF-365292376EE9}" srcOrd="2" destOrd="0" presId="urn:microsoft.com/office/officeart/2005/8/layout/orgChart1"/>
-  </dgm:cxnLst>
-  <dgm:bg/>
-  <dgm:whole/>
-  <dgm:extLst>
-    <a:ext uri="http://schemas.microsoft.com/office/drawing/2008/diagram">
-      <dsp:dataModelExt xmlns:dsp="http://schemas.microsoft.com/office/drawing/2008/diagram" relId="rId23" minVer="http://schemas.openxmlformats.org/drawingml/2006/diagram"/>
-    </a:ext>
-  </dgm:extLst>
-</dgm:dataModel>
-</file>
-
 <file path=word/diagrams/drawing1.xml><?xml version="1.0" encoding="utf-8"?>
 <dsp:drawing xmlns:dgm="http://schemas.openxmlformats.org/drawingml/2006/diagram" xmlns:dsp="http://schemas.microsoft.com/office/drawing/2008/diagram" xmlns:a="http://schemas.openxmlformats.org/drawingml/2006/main">
   <dsp:spTree>
@@ -11757,2186 +10179,6 @@
 </dsp:drawing>
 </file>
 
-<file path=word/diagrams/layout1.xml><?xml version="1.0" encoding="utf-8"?>
-<dgm:layoutDef xmlns:dgm="http://schemas.openxmlformats.org/drawingml/2006/diagram" xmlns:a="http://schemas.openxmlformats.org/drawingml/2006/main" uniqueId="urn:microsoft.com/office/officeart/2005/8/layout/orgChart1">
-  <dgm:title val=""/>
-  <dgm:desc val=""/>
-  <dgm:catLst>
-    <dgm:cat type="hierarchy" pri="1000"/>
-    <dgm:cat type="convert" pri="6000"/>
-  </dgm:catLst>
-  <dgm:sampData>
-    <dgm:dataModel>
-      <dgm:ptLst>
-        <dgm:pt modelId="0" type="doc"/>
-        <dgm:pt modelId="1">
-          <dgm:prSet phldr="1"/>
-        </dgm:pt>
-        <dgm:pt modelId="2" type="asst">
-          <dgm:prSet phldr="1"/>
-        </dgm:pt>
-        <dgm:pt modelId="3">
-          <dgm:prSet phldr="1"/>
-        </dgm:pt>
-        <dgm:pt modelId="4">
-          <dgm:prSet phldr="1"/>
-        </dgm:pt>
-        <dgm:pt modelId="5">
-          <dgm:prSet phldr="1"/>
-        </dgm:pt>
-      </dgm:ptLst>
-      <dgm:cxnLst>
-        <dgm:cxn modelId="5" srcId="0" destId="1" srcOrd="0" destOrd="0"/>
-        <dgm:cxn modelId="6" srcId="1" destId="2" srcOrd="0" destOrd="0"/>
-        <dgm:cxn modelId="7" srcId="1" destId="3" srcOrd="1" destOrd="0"/>
-        <dgm:cxn modelId="8" srcId="1" destId="4" srcOrd="2" destOrd="0"/>
-        <dgm:cxn modelId="9" srcId="1" destId="5" srcOrd="3" destOrd="0"/>
-      </dgm:cxnLst>
-      <dgm:bg/>
-      <dgm:whole/>
-    </dgm:dataModel>
-  </dgm:sampData>
-  <dgm:styleData>
-    <dgm:dataModel>
-      <dgm:ptLst>
-        <dgm:pt modelId="0" type="doc"/>
-        <dgm:pt modelId="1"/>
-        <dgm:pt modelId="12"/>
-        <dgm:pt modelId="13"/>
-      </dgm:ptLst>
-      <dgm:cxnLst>
-        <dgm:cxn modelId="2" srcId="0" destId="1" srcOrd="0" destOrd="0"/>
-        <dgm:cxn modelId="16" srcId="1" destId="12" srcOrd="1" destOrd="0"/>
-        <dgm:cxn modelId="17" srcId="1" destId="13" srcOrd="2" destOrd="0"/>
-      </dgm:cxnLst>
-      <dgm:bg/>
-      <dgm:whole/>
-    </dgm:dataModel>
-  </dgm:styleData>
-  <dgm:clrData>
-    <dgm:dataModel>
-      <dgm:ptLst>
-        <dgm:pt modelId="0" type="doc"/>
-        <dgm:pt modelId="1"/>
-        <dgm:pt modelId="11" type="asst"/>
-        <dgm:pt modelId="12"/>
-        <dgm:pt modelId="13"/>
-        <dgm:pt modelId="14"/>
-      </dgm:ptLst>
-      <dgm:cxnLst>
-        <dgm:cxn modelId="2" srcId="0" destId="1" srcOrd="0" destOrd="0"/>
-        <dgm:cxn modelId="15" srcId="1" destId="11" srcOrd="0" destOrd="0"/>
-        <dgm:cxn modelId="16" srcId="1" destId="12" srcOrd="1" destOrd="0"/>
-        <dgm:cxn modelId="17" srcId="1" destId="13" srcOrd="2" destOrd="0"/>
-        <dgm:cxn modelId="18" srcId="1" destId="14" srcOrd="2" destOrd="0"/>
-      </dgm:cxnLst>
-      <dgm:bg/>
-      <dgm:whole/>
-    </dgm:dataModel>
-  </dgm:clrData>
-  <dgm:layoutNode name="hierChild1">
-    <dgm:varLst>
-      <dgm:orgChart val="1"/>
-      <dgm:chPref val="1"/>
-      <dgm:dir/>
-      <dgm:animOne val="branch"/>
-      <dgm:animLvl val="lvl"/>
-      <dgm:resizeHandles/>
-    </dgm:varLst>
-    <dgm:choose name="Name0">
-      <dgm:if name="Name1" func="var" arg="dir" op="equ" val="norm">
-        <dgm:alg type="hierChild">
-          <dgm:param type="linDir" val="fromL"/>
-        </dgm:alg>
-      </dgm:if>
-      <dgm:else name="Name2">
-        <dgm:alg type="hierChild">
-          <dgm:param type="linDir" val="fromR"/>
-        </dgm:alg>
-      </dgm:else>
-    </dgm:choose>
-    <dgm:shape xmlns:r="http://schemas.openxmlformats.org/officeDocument/2006/relationships" r:blip="">
-      <dgm:adjLst/>
-    </dgm:shape>
-    <dgm:presOf/>
-    <dgm:constrLst>
-      <dgm:constr type="w" for="des" forName="rootComposite1" refType="w" fact="10"/>
-      <dgm:constr type="h" for="des" forName="rootComposite1" refType="w" refFor="des" refForName="rootComposite1" fact="0.5"/>
-      <dgm:constr type="w" for="des" forName="rootComposite" refType="w" fact="10"/>
-      <dgm:constr type="h" for="des" forName="rootComposite" refType="w" refFor="des" refForName="rootComposite1" fact="0.5"/>
-      <dgm:constr type="w" for="des" forName="rootComposite3" refType="w" fact="10"/>
-      <dgm:constr type="h" for="des" forName="rootComposite3" refType="w" refFor="des" refForName="rootComposite1" fact="0.5"/>
-      <dgm:constr type="primFontSz" for="des" ptType="node" op="equ"/>
-      <dgm:constr type="sp" for="des" op="equ"/>
-      <dgm:constr type="sp" for="des" forName="hierRoot1" refType="w" refFor="des" refForName="rootComposite1" fact="0.21"/>
-      <dgm:constr type="sp" for="des" forName="hierRoot2" refType="sp" refFor="des" refForName="hierRoot1"/>
-      <dgm:constr type="sp" for="des" forName="hierRoot3" refType="sp" refFor="des" refForName="hierRoot1"/>
-      <dgm:constr type="sibSp" refType="w" refFor="des" refForName="rootComposite1" fact="0.21"/>
-      <dgm:constr type="sibSp" for="des" forName="hierChild2" refType="sibSp"/>
-      <dgm:constr type="sibSp" for="des" forName="hierChild3" refType="sibSp"/>
-      <dgm:constr type="sibSp" for="des" forName="hierChild4" refType="sibSp"/>
-      <dgm:constr type="sibSp" for="des" forName="hierChild5" refType="sibSp"/>
-      <dgm:constr type="sibSp" for="des" forName="hierChild6" refType="sibSp"/>
-      <dgm:constr type="sibSp" for="des" forName="hierChild7" refType="sibSp"/>
-      <dgm:constr type="secSibSp" refType="w" refFor="des" refForName="rootComposite1" fact="0.21"/>
-      <dgm:constr type="secSibSp" for="des" forName="hierChild2" refType="secSibSp"/>
-      <dgm:constr type="secSibSp" for="des" forName="hierChild3" refType="secSibSp"/>
-      <dgm:constr type="secSibSp" for="des" forName="hierChild4" refType="secSibSp"/>
-      <dgm:constr type="secSibSp" for="des" forName="hierChild5" refType="secSibSp"/>
-      <dgm:constr type="secSibSp" for="des" forName="hierChild6" refType="secSibSp"/>
-      <dgm:constr type="secSibSp" for="des" forName="hierChild7" refType="secSibSp"/>
-    </dgm:constrLst>
-    <dgm:ruleLst/>
-    <dgm:forEach name="Name3" axis="ch">
-      <dgm:forEach name="Name4" axis="self" ptType="node">
-        <dgm:layoutNode name="hierRoot1">
-          <dgm:varLst>
-            <dgm:hierBranch val="init"/>
-          </dgm:varLst>
-          <dgm:choose name="Name5">
-            <dgm:if name="Name6" func="var" arg="hierBranch" op="equ" val="l">
-              <dgm:choose name="Name7">
-                <dgm:if name="Name8" axis="ch" ptType="asst" func="cnt" op="gte" val="1">
-                  <dgm:alg type="hierRoot">
-                    <dgm:param type="hierAlign" val="tR"/>
-                  </dgm:alg>
-                  <dgm:constrLst>
-                    <dgm:constr type="alignOff" val="0.65"/>
-                  </dgm:constrLst>
-                </dgm:if>
-                <dgm:else name="Name9">
-                  <dgm:alg type="hierRoot">
-                    <dgm:param type="hierAlign" val="tR"/>
-                  </dgm:alg>
-                  <dgm:constrLst>
-                    <dgm:constr type="alignOff" val="0.25"/>
-                  </dgm:constrLst>
-                </dgm:else>
-              </dgm:choose>
-            </dgm:if>
-            <dgm:if name="Name10" func="var" arg="hierBranch" op="equ" val="r">
-              <dgm:choose name="Name11">
-                <dgm:if name="Name12" axis="ch" ptType="asst" func="cnt" op="gte" val="1">
-                  <dgm:alg type="hierRoot">
-                    <dgm:param type="hierAlign" val="tL"/>
-                  </dgm:alg>
-                  <dgm:constrLst>
-                    <dgm:constr type="alignOff" val="0.65"/>
-                  </dgm:constrLst>
-                </dgm:if>
-                <dgm:else name="Name13">
-                  <dgm:alg type="hierRoot">
-                    <dgm:param type="hierAlign" val="tL"/>
-                  </dgm:alg>
-                  <dgm:constrLst>
-                    <dgm:constr type="alignOff" val="0.25"/>
-                  </dgm:constrLst>
-                </dgm:else>
-              </dgm:choose>
-            </dgm:if>
-            <dgm:if name="Name14" func="var" arg="hierBranch" op="equ" val="hang">
-              <dgm:alg type="hierRoot"/>
-              <dgm:constrLst>
-                <dgm:constr type="alignOff" val="0.65"/>
-              </dgm:constrLst>
-            </dgm:if>
-            <dgm:else name="Name15">
-              <dgm:alg type="hierRoot"/>
-              <dgm:constrLst>
-                <dgm:constr type="alignOff"/>
-                <dgm:constr type="bendDist" for="des" ptType="parTrans" refType="sp" fact="0.5"/>
-              </dgm:constrLst>
-            </dgm:else>
-          </dgm:choose>
-          <dgm:shape xmlns:r="http://schemas.openxmlformats.org/officeDocument/2006/relationships" r:blip="">
-            <dgm:adjLst/>
-          </dgm:shape>
-          <dgm:presOf/>
-          <dgm:ruleLst/>
-          <dgm:layoutNode name="rootComposite1">
-            <dgm:alg type="composite"/>
-            <dgm:shape xmlns:r="http://schemas.openxmlformats.org/officeDocument/2006/relationships" r:blip="">
-              <dgm:adjLst/>
-            </dgm:shape>
-            <dgm:presOf axis="self" ptType="node" cnt="1"/>
-            <dgm:choose name="Name16">
-              <dgm:if name="Name17" func="var" arg="hierBranch" op="equ" val="init">
-                <dgm:constrLst>
-                  <dgm:constr type="l" for="ch" forName="rootText1"/>
-                  <dgm:constr type="t" for="ch" forName="rootText1"/>
-                  <dgm:constr type="w" for="ch" forName="rootText1" refType="w"/>
-                  <dgm:constr type="h" for="ch" forName="rootText1" refType="h"/>
-                  <dgm:constr type="l" for="ch" forName="rootConnector1"/>
-                  <dgm:constr type="t" for="ch" forName="rootConnector1"/>
-                  <dgm:constr type="w" for="ch" forName="rootConnector1" refType="w" refFor="ch" refForName="rootText1" fact="0.2"/>
-                  <dgm:constr type="h" for="ch" forName="rootConnector1" refType="h" refFor="ch" refForName="rootText1"/>
-                </dgm:constrLst>
-              </dgm:if>
-              <dgm:if name="Name18" func="var" arg="hierBranch" op="equ" val="l">
-                <dgm:constrLst>
-                  <dgm:constr type="l" for="ch" forName="rootText1"/>
-                  <dgm:constr type="t" for="ch" forName="rootText1"/>
-                  <dgm:constr type="w" for="ch" forName="rootText1" refType="w"/>
-                  <dgm:constr type="h" for="ch" forName="rootText1" refType="h"/>
-                  <dgm:constr type="r" for="ch" forName="rootConnector1" refType="w"/>
-                  <dgm:constr type="t" for="ch" forName="rootConnector1"/>
-                  <dgm:constr type="w" for="ch" forName="rootConnector1" refType="w" refFor="ch" refForName="rootText1" fact="0.2"/>
-                  <dgm:constr type="h" for="ch" forName="rootConnector1" refType="h" refFor="ch" refForName="rootText1"/>
-                </dgm:constrLst>
-              </dgm:if>
-              <dgm:if name="Name19" func="var" arg="hierBranch" op="equ" val="r">
-                <dgm:constrLst>
-                  <dgm:constr type="l" for="ch" forName="rootText1"/>
-                  <dgm:constr type="t" for="ch" forName="rootText1"/>
-                  <dgm:constr type="w" for="ch" forName="rootText1" refType="w"/>
-                  <dgm:constr type="h" for="ch" forName="rootText1" refType="h"/>
-                  <dgm:constr type="l" for="ch" forName="rootConnector1"/>
-                  <dgm:constr type="t" for="ch" forName="rootConnector1"/>
-                  <dgm:constr type="w" for="ch" forName="rootConnector1" refType="w" refFor="ch" refForName="rootText1" fact="0.2"/>
-                  <dgm:constr type="h" for="ch" forName="rootConnector1" refType="h" refFor="ch" refForName="rootText1"/>
-                </dgm:constrLst>
-              </dgm:if>
-              <dgm:else name="Name20">
-                <dgm:constrLst>
-                  <dgm:constr type="l" for="ch" forName="rootText1"/>
-                  <dgm:constr type="t" for="ch" forName="rootText1"/>
-                  <dgm:constr type="w" for="ch" forName="rootText1" refType="w"/>
-                  <dgm:constr type="h" for="ch" forName="rootText1" refType="h"/>
-                  <dgm:constr type="r" for="ch" forName="rootConnector1" refType="w"/>
-                  <dgm:constr type="t" for="ch" forName="rootConnector1"/>
-                  <dgm:constr type="w" for="ch" forName="rootConnector1" refType="w" refFor="ch" refForName="rootText1" fact="0.2"/>
-                  <dgm:constr type="h" for="ch" forName="rootConnector1" refType="h" refFor="ch" refForName="rootText1"/>
-                </dgm:constrLst>
-              </dgm:else>
-            </dgm:choose>
-            <dgm:ruleLst/>
-            <dgm:layoutNode name="rootText1" styleLbl="node0">
-              <dgm:varLst>
-                <dgm:chPref val="3"/>
-              </dgm:varLst>
-              <dgm:alg type="tx"/>
-              <dgm:shape xmlns:r="http://schemas.openxmlformats.org/officeDocument/2006/relationships" type="rect" r:blip="">
-                <dgm:adjLst/>
-              </dgm:shape>
-              <dgm:presOf axis="self" ptType="node" cnt="1"/>
-              <dgm:constrLst>
-                <dgm:constr type="primFontSz" val="65"/>
-                <dgm:constr type="lMarg" refType="primFontSz" fact="0.05"/>
-                <dgm:constr type="rMarg" refType="primFontSz" fact="0.05"/>
-                <dgm:constr type="tMarg" refType="primFontSz" fact="0.05"/>
-                <dgm:constr type="bMarg" refType="primFontSz" fact="0.05"/>
-              </dgm:constrLst>
-              <dgm:ruleLst>
-                <dgm:rule type="primFontSz" val="5" fact="NaN" max="NaN"/>
-              </dgm:ruleLst>
-            </dgm:layoutNode>
-            <dgm:layoutNode name="rootConnector1" moveWith="rootText1">
-              <dgm:alg type="sp"/>
-              <dgm:shape xmlns:r="http://schemas.openxmlformats.org/officeDocument/2006/relationships" type="rect" r:blip="" hideGeom="1">
-                <dgm:adjLst/>
-              </dgm:shape>
-              <dgm:presOf axis="self" ptType="node" cnt="1"/>
-              <dgm:constrLst/>
-              <dgm:ruleLst/>
-            </dgm:layoutNode>
-          </dgm:layoutNode>
-          <dgm:layoutNode name="hierChild2">
-            <dgm:choose name="Name21">
-              <dgm:if name="Name22" func="var" arg="hierBranch" op="equ" val="l">
-                <dgm:alg type="hierChild">
-                  <dgm:param type="chAlign" val="r"/>
-                  <dgm:param type="linDir" val="fromT"/>
-                </dgm:alg>
-              </dgm:if>
-              <dgm:if name="Name23" func="var" arg="hierBranch" op="equ" val="r">
-                <dgm:alg type="hierChild">
-                  <dgm:param type="chAlign" val="l"/>
-                  <dgm:param type="linDir" val="fromT"/>
-                </dgm:alg>
-              </dgm:if>
-              <dgm:if name="Name24" func="var" arg="hierBranch" op="equ" val="hang">
-                <dgm:choose name="Name25">
-                  <dgm:if name="Name26" func="var" arg="dir" op="equ" val="norm">
-                    <dgm:alg type="hierChild">
-                      <dgm:param type="chAlign" val="l"/>
-                      <dgm:param type="linDir" val="fromL"/>
-                      <dgm:param type="secChAlign" val="t"/>
-                      <dgm:param type="secLinDir" val="fromT"/>
-                    </dgm:alg>
-                  </dgm:if>
-                  <dgm:else name="Name27">
-                    <dgm:alg type="hierChild">
-                      <dgm:param type="chAlign" val="l"/>
-                      <dgm:param type="linDir" val="fromR"/>
-                      <dgm:param type="secChAlign" val="t"/>
-                      <dgm:param type="secLinDir" val="fromT"/>
-                    </dgm:alg>
-                  </dgm:else>
-                </dgm:choose>
-              </dgm:if>
-              <dgm:else name="Name28">
-                <dgm:choose name="Name29">
-                  <dgm:if name="Name30" func="var" arg="dir" op="equ" val="norm">
-                    <dgm:alg type="hierChild"/>
-                  </dgm:if>
-                  <dgm:else name="Name31">
-                    <dgm:alg type="hierChild">
-                      <dgm:param type="linDir" val="fromR"/>
-                    </dgm:alg>
-                  </dgm:else>
-                </dgm:choose>
-              </dgm:else>
-            </dgm:choose>
-            <dgm:shape xmlns:r="http://schemas.openxmlformats.org/officeDocument/2006/relationships" r:blip="">
-              <dgm:adjLst/>
-            </dgm:shape>
-            <dgm:presOf/>
-            <dgm:constrLst/>
-            <dgm:ruleLst/>
-            <dgm:forEach name="rep2a" axis="ch" ptType="nonAsst">
-              <dgm:forEach name="Name32" axis="precedSib" ptType="parTrans" st="-1" cnt="1">
-                <dgm:choose name="Name33">
-                  <dgm:if name="Name34" func="var" arg="hierBranch" op="equ" val="std">
-                    <dgm:layoutNode name="Name35">
-                      <dgm:alg type="conn">
-                        <dgm:param type="connRout" val="bend"/>
-                        <dgm:param type="dim" val="1D"/>
-                        <dgm:param type="endSty" val="noArr"/>
-                        <dgm:param type="begPts" val="bCtr"/>
-                        <dgm:param type="endPts" val="tCtr"/>
-                        <dgm:param type="bendPt" val="end"/>
-                      </dgm:alg>
-                      <dgm:shape xmlns:r="http://schemas.openxmlformats.org/officeDocument/2006/relationships" type="conn" r:blip="" zOrderOff="-99999">
-                        <dgm:adjLst/>
-                      </dgm:shape>
-                      <dgm:presOf axis="self"/>
-                      <dgm:constrLst>
-                        <dgm:constr type="begPad"/>
-                        <dgm:constr type="endPad"/>
-                      </dgm:constrLst>
-                      <dgm:ruleLst/>
-                    </dgm:layoutNode>
-                  </dgm:if>
-                  <dgm:if name="Name36" func="var" arg="hierBranch" op="equ" val="init">
-                    <dgm:layoutNode name="Name37">
-                      <dgm:choose name="Name38">
-                        <dgm:if name="Name39" axis="self" func="depth" op="lte" val="2">
-                          <dgm:alg type="conn">
-                            <dgm:param type="connRout" val="bend"/>
-                            <dgm:param type="dim" val="1D"/>
-                            <dgm:param type="endSty" val="noArr"/>
-                            <dgm:param type="begPts" val="bCtr"/>
-                            <dgm:param type="endPts" val="tCtr"/>
-                            <dgm:param type="bendPt" val="end"/>
-                          </dgm:alg>
-                        </dgm:if>
-                        <dgm:else name="Name40">
-                          <dgm:choose name="Name41">
-                            <dgm:if name="Name42" axis="par des" func="maxDepth" op="lte" val="1">
-                              <dgm:choose name="Name43">
-                                <dgm:if name="Name44" axis="par ch" ptType="node asst" func="cnt" op="gte" val="1">
-                                  <dgm:alg type="conn">
-                                    <dgm:param type="connRout" val="bend"/>
-                                    <dgm:param type="dim" val="1D"/>
-                                    <dgm:param type="endSty" val="noArr"/>
-                                    <dgm:param type="begPts" val="bCtr"/>
-                                    <dgm:param type="endPts" val="midL midR"/>
-                                  </dgm:alg>
-                                </dgm:if>
-                                <dgm:else name="Name45">
-                                  <dgm:alg type="conn">
-                                    <dgm:param type="connRout" val="bend"/>
-                                    <dgm:param type="dim" val="1D"/>
-                                    <dgm:param type="endSty" val="noArr"/>
-                                    <dgm:param type="begPts" val="bCtr"/>
-                                    <dgm:param type="endPts" val="midL midR"/>
-                                    <dgm:param type="srcNode" val="rootConnector"/>
-                                  </dgm:alg>
-                                </dgm:else>
-                              </dgm:choose>
-                            </dgm:if>
-                            <dgm:else name="Name46">
-                              <dgm:alg type="conn">
-                                <dgm:param type="connRout" val="bend"/>
-                                <dgm:param type="dim" val="1D"/>
-                                <dgm:param type="endSty" val="noArr"/>
-                                <dgm:param type="begPts" val="bCtr"/>
-                                <dgm:param type="endPts" val="tCtr"/>
-                                <dgm:param type="bendPt" val="end"/>
-                              </dgm:alg>
-                            </dgm:else>
-                          </dgm:choose>
-                        </dgm:else>
-                      </dgm:choose>
-                      <dgm:shape xmlns:r="http://schemas.openxmlformats.org/officeDocument/2006/relationships" type="conn" r:blip="" zOrderOff="-99999">
-                        <dgm:adjLst/>
-                      </dgm:shape>
-                      <dgm:presOf axis="self"/>
-                      <dgm:constrLst>
-                        <dgm:constr type="begPad"/>
-                        <dgm:constr type="endPad"/>
-                      </dgm:constrLst>
-                      <dgm:ruleLst/>
-                    </dgm:layoutNode>
-                  </dgm:if>
-                  <dgm:if name="Name47" func="var" arg="hierBranch" op="equ" val="hang">
-                    <dgm:layoutNode name="Name48">
-                      <dgm:alg type="conn">
-                        <dgm:param type="connRout" val="bend"/>
-                        <dgm:param type="dim" val="1D"/>
-                        <dgm:param type="endSty" val="noArr"/>
-                        <dgm:param type="begPts" val="bCtr"/>
-                        <dgm:param type="endPts" val="midL midR"/>
-                      </dgm:alg>
-                      <dgm:shape xmlns:r="http://schemas.openxmlformats.org/officeDocument/2006/relationships" type="conn" r:blip="" zOrderOff="-99999">
-                        <dgm:adjLst/>
-                      </dgm:shape>
-                      <dgm:presOf axis="self"/>
-                      <dgm:constrLst>
-                        <dgm:constr type="begPad"/>
-                        <dgm:constr type="endPad"/>
-                      </dgm:constrLst>
-                      <dgm:ruleLst/>
-                    </dgm:layoutNode>
-                  </dgm:if>
-                  <dgm:else name="Name49">
-                    <dgm:layoutNode name="Name50">
-                      <dgm:choose name="Name51">
-                        <dgm:if name="Name52" axis="self" func="depth" op="lte" val="2">
-                          <dgm:choose name="Name53">
-                            <dgm:if name="Name54" axis="par ch" ptType="node asst" func="cnt" op="gte" val="1">
-                              <dgm:alg type="conn">
-                                <dgm:param type="connRout" val="bend"/>
-                                <dgm:param type="dim" val="1D"/>
-                                <dgm:param type="endSty" val="noArr"/>
-                                <dgm:param type="begPts" val="bCtr"/>
-                                <dgm:param type="endPts" val="midL midR"/>
-                              </dgm:alg>
-                            </dgm:if>
-                            <dgm:else name="Name55">
-                              <dgm:alg type="conn">
-                                <dgm:param type="connRout" val="bend"/>
-                                <dgm:param type="dim" val="1D"/>
-                                <dgm:param type="endSty" val="noArr"/>
-                                <dgm:param type="begPts" val="bCtr"/>
-                                <dgm:param type="endPts" val="midL midR"/>
-                                <dgm:param type="srcNode" val="rootConnector1"/>
-                              </dgm:alg>
-                            </dgm:else>
-                          </dgm:choose>
-                        </dgm:if>
-                        <dgm:else name="Name56">
-                          <dgm:choose name="Name57">
-                            <dgm:if name="Name58" axis="par ch" ptType="node asst" func="cnt" op="gte" val="1">
-                              <dgm:alg type="conn">
-                                <dgm:param type="connRout" val="bend"/>
-                                <dgm:param type="dim" val="1D"/>
-                                <dgm:param type="endSty" val="noArr"/>
-                                <dgm:param type="begPts" val="bCtr"/>
-                                <dgm:param type="endPts" val="midL midR"/>
-                              </dgm:alg>
-                            </dgm:if>
-                            <dgm:else name="Name59">
-                              <dgm:alg type="conn">
-                                <dgm:param type="connRout" val="bend"/>
-                                <dgm:param type="dim" val="1D"/>
-                                <dgm:param type="endSty" val="noArr"/>
-                                <dgm:param type="begPts" val="bCtr"/>
-                                <dgm:param type="endPts" val="midL midR"/>
-                                <dgm:param type="srcNode" val="rootConnector"/>
-                              </dgm:alg>
-                            </dgm:else>
-                          </dgm:choose>
-                        </dgm:else>
-                      </dgm:choose>
-                      <dgm:shape xmlns:r="http://schemas.openxmlformats.org/officeDocument/2006/relationships" type="conn" r:blip="" zOrderOff="-99999">
-                        <dgm:adjLst/>
-                      </dgm:shape>
-                      <dgm:presOf axis="self"/>
-                      <dgm:constrLst>
-                        <dgm:constr type="begPad"/>
-                        <dgm:constr type="endPad"/>
-                      </dgm:constrLst>
-                      <dgm:ruleLst/>
-                    </dgm:layoutNode>
-                  </dgm:else>
-                </dgm:choose>
-              </dgm:forEach>
-              <dgm:layoutNode name="hierRoot2">
-                <dgm:varLst>
-                  <dgm:hierBranch val="init"/>
-                </dgm:varLst>
-                <dgm:choose name="Name60">
-                  <dgm:if name="Name61" func="var" arg="hierBranch" op="equ" val="l">
-                    <dgm:choose name="Name62">
-                      <dgm:if name="Name63" axis="ch" ptType="asst" func="cnt" op="gte" val="1">
-                        <dgm:alg type="hierRoot">
-                          <dgm:param type="hierAlign" val="tR"/>
-                        </dgm:alg>
-                        <dgm:shape xmlns:r="http://schemas.openxmlformats.org/officeDocument/2006/relationships" r:blip="">
-                          <dgm:adjLst/>
-                        </dgm:shape>
-                        <dgm:presOf/>
-                        <dgm:constrLst>
-                          <dgm:constr type="alignOff" val="0.65"/>
-                        </dgm:constrLst>
-                      </dgm:if>
-                      <dgm:else name="Name64">
-                        <dgm:alg type="hierRoot">
-                          <dgm:param type="hierAlign" val="tR"/>
-                        </dgm:alg>
-                        <dgm:shape xmlns:r="http://schemas.openxmlformats.org/officeDocument/2006/relationships" r:blip="">
-                          <dgm:adjLst/>
-                        </dgm:shape>
-                        <dgm:presOf/>
-                        <dgm:constrLst>
-                          <dgm:constr type="alignOff" val="0.25"/>
-                        </dgm:constrLst>
-                      </dgm:else>
-                    </dgm:choose>
-                  </dgm:if>
-                  <dgm:if name="Name65" func="var" arg="hierBranch" op="equ" val="r">
-                    <dgm:choose name="Name66">
-                      <dgm:if name="Name67" axis="ch" ptType="asst" func="cnt" op="gte" val="1">
-                        <dgm:alg type="hierRoot">
-                          <dgm:param type="hierAlign" val="tL"/>
-                        </dgm:alg>
-                        <dgm:shape xmlns:r="http://schemas.openxmlformats.org/officeDocument/2006/relationships" r:blip="">
-                          <dgm:adjLst/>
-                        </dgm:shape>
-                        <dgm:presOf/>
-                        <dgm:constrLst>
-                          <dgm:constr type="alignOff" val="0.65"/>
-                        </dgm:constrLst>
-                      </dgm:if>
-                      <dgm:else name="Name68">
-                        <dgm:alg type="hierRoot">
-                          <dgm:param type="hierAlign" val="tL"/>
-                        </dgm:alg>
-                        <dgm:shape xmlns:r="http://schemas.openxmlformats.org/officeDocument/2006/relationships" r:blip="">
-                          <dgm:adjLst/>
-                        </dgm:shape>
-                        <dgm:presOf/>
-                        <dgm:constrLst>
-                          <dgm:constr type="alignOff" val="0.25"/>
-                        </dgm:constrLst>
-                      </dgm:else>
-                    </dgm:choose>
-                  </dgm:if>
-                  <dgm:if name="Name69" func="var" arg="hierBranch" op="equ" val="std">
-                    <dgm:alg type="hierRoot"/>
-                    <dgm:shape xmlns:r="http://schemas.openxmlformats.org/officeDocument/2006/relationships" r:blip="">
-                      <dgm:adjLst/>
-                    </dgm:shape>
-                    <dgm:presOf/>
-                    <dgm:constrLst>
-                      <dgm:constr type="alignOff"/>
-                      <dgm:constr type="bendDist" for="des" ptType="parTrans" refType="sp" fact="0.5"/>
-                    </dgm:constrLst>
-                  </dgm:if>
-                  <dgm:if name="Name70" func="var" arg="hierBranch" op="equ" val="init">
-                    <dgm:choose name="Name71">
-                      <dgm:if name="Name72" axis="des" func="maxDepth" op="lte" val="1">
-                        <dgm:choose name="Name73">
-                          <dgm:if name="Name74" axis="ch" ptType="asst" func="cnt" op="gte" val="1">
-                            <dgm:alg type="hierRoot">
-                              <dgm:param type="hierAlign" val="tL"/>
-                            </dgm:alg>
-                            <dgm:shape xmlns:r="http://schemas.openxmlformats.org/officeDocument/2006/relationships" r:blip="">
-                              <dgm:adjLst/>
-                            </dgm:shape>
-                            <dgm:presOf/>
-                            <dgm:constrLst>
-                              <dgm:constr type="alignOff" val="0.65"/>
-                            </dgm:constrLst>
-                          </dgm:if>
-                          <dgm:else name="Name75">
-                            <dgm:alg type="hierRoot">
-                              <dgm:param type="hierAlign" val="tL"/>
-                            </dgm:alg>
-                            <dgm:shape xmlns:r="http://schemas.openxmlformats.org/officeDocument/2006/relationships" r:blip="">
-                              <dgm:adjLst/>
-                            </dgm:shape>
-                            <dgm:presOf/>
-                            <dgm:constrLst>
-                              <dgm:constr type="alignOff" val="0.25"/>
-                            </dgm:constrLst>
-                          </dgm:else>
-                        </dgm:choose>
-                      </dgm:if>
-                      <dgm:else name="Name76">
-                        <dgm:alg type="hierRoot"/>
-                        <dgm:shape xmlns:r="http://schemas.openxmlformats.org/officeDocument/2006/relationships" r:blip="">
-                          <dgm:adjLst/>
-                        </dgm:shape>
-                        <dgm:presOf/>
-                        <dgm:constrLst>
-                          <dgm:constr type="alignOff"/>
-                          <dgm:constr type="bendDist" for="des" ptType="parTrans" refType="sp" fact="0.5"/>
-                        </dgm:constrLst>
-                      </dgm:else>
-                    </dgm:choose>
-                  </dgm:if>
-                  <dgm:else name="Name77">
-                    <dgm:alg type="hierRoot"/>
-                    <dgm:shape xmlns:r="http://schemas.openxmlformats.org/officeDocument/2006/relationships" r:blip="">
-                      <dgm:adjLst/>
-                    </dgm:shape>
-                    <dgm:presOf/>
-                    <dgm:constrLst>
-                      <dgm:constr type="alignOff" val="0.65"/>
-                    </dgm:constrLst>
-                  </dgm:else>
-                </dgm:choose>
-                <dgm:ruleLst/>
-                <dgm:layoutNode name="rootComposite">
-                  <dgm:alg type="composite"/>
-                  <dgm:shape xmlns:r="http://schemas.openxmlformats.org/officeDocument/2006/relationships" r:blip="">
-                    <dgm:adjLst/>
-                  </dgm:shape>
-                  <dgm:presOf axis="self" ptType="node" cnt="1"/>
-                  <dgm:choose name="Name78">
-                    <dgm:if name="Name79" func="var" arg="hierBranch" op="equ" val="init">
-                      <dgm:constrLst>
-                        <dgm:constr type="l" for="ch" forName="rootText"/>
-                        <dgm:constr type="t" for="ch" forName="rootText"/>
-                        <dgm:constr type="w" for="ch" forName="rootText" refType="w"/>
-                        <dgm:constr type="h" for="ch" forName="rootText" refType="h"/>
-                        <dgm:constr type="l" for="ch" forName="rootConnector"/>
-                        <dgm:constr type="t" for="ch" forName="rootConnector"/>
-                        <dgm:constr type="w" for="ch" forName="rootConnector" refType="w" refFor="ch" refForName="rootText" fact="0.2"/>
-                        <dgm:constr type="h" for="ch" forName="rootConnector" refType="h" refFor="ch" refForName="rootText"/>
-                      </dgm:constrLst>
-                    </dgm:if>
-                    <dgm:if name="Name80" func="var" arg="hierBranch" op="equ" val="l">
-                      <dgm:constrLst>
-                        <dgm:constr type="l" for="ch" forName="rootText"/>
-                        <dgm:constr type="t" for="ch" forName="rootText"/>
-                        <dgm:constr type="w" for="ch" forName="rootText" refType="w"/>
-                        <dgm:constr type="h" for="ch" forName="rootText" refType="h"/>
-                        <dgm:constr type="r" for="ch" forName="rootConnector" refType="w"/>
-                        <dgm:constr type="t" for="ch" forName="rootConnector"/>
-                        <dgm:constr type="w" for="ch" forName="rootConnector" refType="w" refFor="ch" refForName="rootText" fact="0.2"/>
-                        <dgm:constr type="h" for="ch" forName="rootConnector" refType="h" refFor="ch" refForName="rootText"/>
-                      </dgm:constrLst>
-                    </dgm:if>
-                    <dgm:if name="Name81" func="var" arg="hierBranch" op="equ" val="r">
-                      <dgm:constrLst>
-                        <dgm:constr type="l" for="ch" forName="rootText"/>
-                        <dgm:constr type="t" for="ch" forName="rootText"/>
-                        <dgm:constr type="w" for="ch" forName="rootText" refType="w"/>
-                        <dgm:constr type="h" for="ch" forName="rootText" refType="h"/>
-                        <dgm:constr type="l" for="ch" forName="rootConnector"/>
-                        <dgm:constr type="t" for="ch" forName="rootConnector"/>
-                        <dgm:constr type="w" for="ch" forName="rootConnector" refType="w" refFor="ch" refForName="rootText" fact="0.2"/>
-                        <dgm:constr type="h" for="ch" forName="rootConnector" refType="h" refFor="ch" refForName="rootText"/>
-                      </dgm:constrLst>
-                    </dgm:if>
-                    <dgm:else name="Name82">
-                      <dgm:constrLst>
-                        <dgm:constr type="l" for="ch" forName="rootText"/>
-                        <dgm:constr type="t" for="ch" forName="rootText"/>
-                        <dgm:constr type="w" for="ch" forName="rootText" refType="w"/>
-                        <dgm:constr type="h" for="ch" forName="rootText" refType="h"/>
-                        <dgm:constr type="r" for="ch" forName="rootConnector" refType="w"/>
-                        <dgm:constr type="t" for="ch" forName="rootConnector"/>
-                        <dgm:constr type="w" for="ch" forName="rootConnector" refType="w" refFor="ch" refForName="rootText" fact="0.2"/>
-                        <dgm:constr type="h" for="ch" forName="rootConnector" refType="h" refFor="ch" refForName="rootText"/>
-                      </dgm:constrLst>
-                    </dgm:else>
-                  </dgm:choose>
-                  <dgm:ruleLst/>
-                  <dgm:layoutNode name="rootText">
-                    <dgm:varLst>
-                      <dgm:chPref val="3"/>
-                    </dgm:varLst>
-                    <dgm:alg type="tx"/>
-                    <dgm:shape xmlns:r="http://schemas.openxmlformats.org/officeDocument/2006/relationships" type="rect" r:blip="">
-                      <dgm:adjLst/>
-                    </dgm:shape>
-                    <dgm:presOf axis="self" ptType="node" cnt="1"/>
-                    <dgm:constrLst>
-                      <dgm:constr type="primFontSz" val="65"/>
-                      <dgm:constr type="lMarg" refType="primFontSz" fact="0.05"/>
-                      <dgm:constr type="rMarg" refType="primFontSz" fact="0.05"/>
-                      <dgm:constr type="tMarg" refType="primFontSz" fact="0.05"/>
-                      <dgm:constr type="bMarg" refType="primFontSz" fact="0.05"/>
-                    </dgm:constrLst>
-                    <dgm:ruleLst>
-                      <dgm:rule type="primFontSz" val="5" fact="NaN" max="NaN"/>
-                    </dgm:ruleLst>
-                  </dgm:layoutNode>
-                  <dgm:layoutNode name="rootConnector" moveWith="rootText">
-                    <dgm:alg type="sp"/>
-                    <dgm:shape xmlns:r="http://schemas.openxmlformats.org/officeDocument/2006/relationships" type="rect" r:blip="" hideGeom="1">
-                      <dgm:adjLst/>
-                    </dgm:shape>
-                    <dgm:presOf axis="self" ptType="node" cnt="1"/>
-                    <dgm:constrLst/>
-                    <dgm:ruleLst/>
-                  </dgm:layoutNode>
-                </dgm:layoutNode>
-                <dgm:layoutNode name="hierChild4">
-                  <dgm:choose name="Name83">
-                    <dgm:if name="Name84" func="var" arg="hierBranch" op="equ" val="l">
-                      <dgm:alg type="hierChild">
-                        <dgm:param type="chAlign" val="r"/>
-                        <dgm:param type="linDir" val="fromT"/>
-                      </dgm:alg>
-                    </dgm:if>
-                    <dgm:if name="Name85" func="var" arg="hierBranch" op="equ" val="r">
-                      <dgm:alg type="hierChild">
-                        <dgm:param type="chAlign" val="l"/>
-                        <dgm:param type="linDir" val="fromT"/>
-                      </dgm:alg>
-                    </dgm:if>
-                    <dgm:if name="Name86" func="var" arg="hierBranch" op="equ" val="hang">
-                      <dgm:choose name="Name87">
-                        <dgm:if name="Name88" func="var" arg="dir" op="equ" val="norm">
-                          <dgm:alg type="hierChild">
-                            <dgm:param type="chAlign" val="l"/>
-                            <dgm:param type="linDir" val="fromL"/>
-                            <dgm:param type="secChAlign" val="t"/>
-                            <dgm:param type="secLinDir" val="fromT"/>
-                          </dgm:alg>
-                        </dgm:if>
-                        <dgm:else name="Name89">
-                          <dgm:alg type="hierChild">
-                            <dgm:param type="chAlign" val="l"/>
-                            <dgm:param type="linDir" val="fromR"/>
-                            <dgm:param type="secChAlign" val="t"/>
-                            <dgm:param type="secLinDir" val="fromT"/>
-                          </dgm:alg>
-                        </dgm:else>
-                      </dgm:choose>
-                    </dgm:if>
-                    <dgm:if name="Name90" func="var" arg="hierBranch" op="equ" val="std">
-                      <dgm:choose name="Name91">
-                        <dgm:if name="Name92" func="var" arg="dir" op="equ" val="norm">
-                          <dgm:alg type="hierChild"/>
-                        </dgm:if>
-                        <dgm:else name="Name93">
-                          <dgm:alg type="hierChild">
-                            <dgm:param type="linDir" val="fromR"/>
-                          </dgm:alg>
-                        </dgm:else>
-                      </dgm:choose>
-                    </dgm:if>
-                    <dgm:if name="Name94" func="var" arg="hierBranch" op="equ" val="init">
-                      <dgm:choose name="Name95">
-                        <dgm:if name="Name96" axis="des" func="maxDepth" op="lte" val="1">
-                          <dgm:alg type="hierChild">
-                            <dgm:param type="chAlign" val="l"/>
-                            <dgm:param type="linDir" val="fromT"/>
-                          </dgm:alg>
-                        </dgm:if>
-                        <dgm:else name="Name97">
-                          <dgm:choose name="Name98">
-                            <dgm:if name="Name99" func="var" arg="dir" op="equ" val="norm">
-                              <dgm:alg type="hierChild"/>
-                            </dgm:if>
-                            <dgm:else name="Name100">
-                              <dgm:alg type="hierChild">
-                                <dgm:param type="linDir" val="fromR"/>
-                              </dgm:alg>
-                            </dgm:else>
-                          </dgm:choose>
-                        </dgm:else>
-                      </dgm:choose>
-                    </dgm:if>
-                    <dgm:else name="Name101"/>
-                  </dgm:choose>
-                  <dgm:shape xmlns:r="http://schemas.openxmlformats.org/officeDocument/2006/relationships" r:blip="">
-                    <dgm:adjLst/>
-                  </dgm:shape>
-                  <dgm:presOf/>
-                  <dgm:constrLst/>
-                  <dgm:ruleLst/>
-                  <dgm:forEach name="Name102" ref="rep2a"/>
-                </dgm:layoutNode>
-                <dgm:layoutNode name="hierChild5">
-                  <dgm:choose name="Name103">
-                    <dgm:if name="Name104" func="var" arg="dir" op="equ" val="norm">
-                      <dgm:alg type="hierChild">
-                        <dgm:param type="chAlign" val="l"/>
-                        <dgm:param type="linDir" val="fromL"/>
-                        <dgm:param type="secChAlign" val="t"/>
-                        <dgm:param type="secLinDir" val="fromT"/>
-                      </dgm:alg>
-                    </dgm:if>
-                    <dgm:else name="Name105">
-                      <dgm:alg type="hierChild">
-                        <dgm:param type="chAlign" val="l"/>
-                        <dgm:param type="linDir" val="fromR"/>
-                        <dgm:param type="secChAlign" val="t"/>
-                        <dgm:param type="secLinDir" val="fromT"/>
-                      </dgm:alg>
-                    </dgm:else>
-                  </dgm:choose>
-                  <dgm:shape xmlns:r="http://schemas.openxmlformats.org/officeDocument/2006/relationships" r:blip="">
-                    <dgm:adjLst/>
-                  </dgm:shape>
-                  <dgm:presOf/>
-                  <dgm:constrLst/>
-                  <dgm:ruleLst/>
-                  <dgm:forEach name="Name106" ref="rep2b"/>
-                </dgm:layoutNode>
-              </dgm:layoutNode>
-            </dgm:forEach>
-          </dgm:layoutNode>
-          <dgm:layoutNode name="hierChild3">
-            <dgm:choose name="Name107">
-              <dgm:if name="Name108" func="var" arg="dir" op="equ" val="norm">
-                <dgm:alg type="hierChild">
-                  <dgm:param type="chAlign" val="l"/>
-                  <dgm:param type="linDir" val="fromL"/>
-                  <dgm:param type="secChAlign" val="t"/>
-                  <dgm:param type="secLinDir" val="fromT"/>
-                </dgm:alg>
-              </dgm:if>
-              <dgm:else name="Name109">
-                <dgm:alg type="hierChild">
-                  <dgm:param type="chAlign" val="l"/>
-                  <dgm:param type="linDir" val="fromR"/>
-                  <dgm:param type="secChAlign" val="t"/>
-                  <dgm:param type="secLinDir" val="fromT"/>
-                </dgm:alg>
-              </dgm:else>
-            </dgm:choose>
-            <dgm:shape xmlns:r="http://schemas.openxmlformats.org/officeDocument/2006/relationships" r:blip="">
-              <dgm:adjLst/>
-            </dgm:shape>
-            <dgm:presOf/>
-            <dgm:constrLst/>
-            <dgm:ruleLst/>
-            <dgm:forEach name="rep2b" axis="ch" ptType="asst">
-              <dgm:forEach name="Name110" axis="precedSib" ptType="parTrans" st="-1" cnt="1">
-                <dgm:layoutNode name="Name111">
-                  <dgm:alg type="conn">
-                    <dgm:param type="connRout" val="bend"/>
-                    <dgm:param type="dim" val="1D"/>
-                    <dgm:param type="endSty" val="noArr"/>
-                    <dgm:param type="begPts" val="bCtr"/>
-                    <dgm:param type="endPts" val="midL midR"/>
-                  </dgm:alg>
-                  <dgm:shape xmlns:r="http://schemas.openxmlformats.org/officeDocument/2006/relationships" type="conn" r:blip="" zOrderOff="-99999">
-                    <dgm:adjLst/>
-                  </dgm:shape>
-                  <dgm:presOf axis="self"/>
-                  <dgm:constrLst>
-                    <dgm:constr type="begPad"/>
-                    <dgm:constr type="endPad"/>
-                  </dgm:constrLst>
-                  <dgm:ruleLst/>
-                </dgm:layoutNode>
-              </dgm:forEach>
-              <dgm:layoutNode name="hierRoot3">
-                <dgm:varLst>
-                  <dgm:hierBranch val="init"/>
-                </dgm:varLst>
-                <dgm:choose name="Name112">
-                  <dgm:if name="Name113" func="var" arg="hierBranch" op="equ" val="l">
-                    <dgm:alg type="hierRoot">
-                      <dgm:param type="hierAlign" val="tR"/>
-                    </dgm:alg>
-                    <dgm:shape xmlns:r="http://schemas.openxmlformats.org/officeDocument/2006/relationships" r:blip="">
-                      <dgm:adjLst/>
-                    </dgm:shape>
-                    <dgm:presOf/>
-                    <dgm:constrLst>
-                      <dgm:constr type="alignOff" val="0.65"/>
-                    </dgm:constrLst>
-                  </dgm:if>
-                  <dgm:if name="Name114" func="var" arg="hierBranch" op="equ" val="r">
-                    <dgm:alg type="hierRoot">
-                      <dgm:param type="hierAlign" val="tL"/>
-                    </dgm:alg>
-                    <dgm:shape xmlns:r="http://schemas.openxmlformats.org/officeDocument/2006/relationships" r:blip="">
-                      <dgm:adjLst/>
-                    </dgm:shape>
-                    <dgm:presOf/>
-                    <dgm:constrLst>
-                      <dgm:constr type="alignOff" val="0.65"/>
-                    </dgm:constrLst>
-                  </dgm:if>
-                  <dgm:if name="Name115" func="var" arg="hierBranch" op="equ" val="hang">
-                    <dgm:alg type="hierRoot"/>
-                    <dgm:shape xmlns:r="http://schemas.openxmlformats.org/officeDocument/2006/relationships" r:blip="">
-                      <dgm:adjLst/>
-                    </dgm:shape>
-                    <dgm:presOf/>
-                    <dgm:constrLst>
-                      <dgm:constr type="alignOff" val="0.65"/>
-                    </dgm:constrLst>
-                  </dgm:if>
-                  <dgm:if name="Name116" func="var" arg="hierBranch" op="equ" val="std">
-                    <dgm:alg type="hierRoot"/>
-                    <dgm:shape xmlns:r="http://schemas.openxmlformats.org/officeDocument/2006/relationships" r:blip="">
-                      <dgm:adjLst/>
-                    </dgm:shape>
-                    <dgm:presOf/>
-                    <dgm:constrLst>
-                      <dgm:constr type="alignOff"/>
-                      <dgm:constr type="bendDist" for="des" ptType="parTrans" refType="sp" fact="0.5"/>
-                    </dgm:constrLst>
-                  </dgm:if>
-                  <dgm:if name="Name117" func="var" arg="hierBranch" op="equ" val="init">
-                    <dgm:choose name="Name118">
-                      <dgm:if name="Name119" axis="des" func="maxDepth" op="lte" val="1">
-                        <dgm:alg type="hierRoot">
-                          <dgm:param type="hierAlign" val="tL"/>
-                        </dgm:alg>
-                        <dgm:shape xmlns:r="http://schemas.openxmlformats.org/officeDocument/2006/relationships" r:blip="">
-                          <dgm:adjLst/>
-                        </dgm:shape>
-                        <dgm:presOf/>
-                        <dgm:constrLst>
-                          <dgm:constr type="alignOff" val="0.65"/>
-                        </dgm:constrLst>
-                      </dgm:if>
-                      <dgm:else name="Name120">
-                        <dgm:alg type="hierRoot"/>
-                        <dgm:shape xmlns:r="http://schemas.openxmlformats.org/officeDocument/2006/relationships" r:blip="">
-                          <dgm:adjLst/>
-                        </dgm:shape>
-                        <dgm:presOf/>
-                        <dgm:constrLst>
-                          <dgm:constr type="alignOff"/>
-                          <dgm:constr type="bendDist" for="des" ptType="parTrans" refType="sp" fact="0.5"/>
-                        </dgm:constrLst>
-                      </dgm:else>
-                    </dgm:choose>
-                  </dgm:if>
-                  <dgm:else name="Name121"/>
-                </dgm:choose>
-                <dgm:ruleLst/>
-                <dgm:layoutNode name="rootComposite3">
-                  <dgm:alg type="composite"/>
-                  <dgm:shape xmlns:r="http://schemas.openxmlformats.org/officeDocument/2006/relationships" r:blip="">
-                    <dgm:adjLst/>
-                  </dgm:shape>
-                  <dgm:presOf axis="self" ptType="node" cnt="1"/>
-                  <dgm:choose name="Name122">
-                    <dgm:if name="Name123" func="var" arg="hierBranch" op="equ" val="init">
-                      <dgm:constrLst>
-                        <dgm:constr type="l" for="ch" forName="rootText3"/>
-                        <dgm:constr type="t" for="ch" forName="rootText3"/>
-                        <dgm:constr type="w" for="ch" forName="rootText3" refType="w"/>
-                        <dgm:constr type="h" for="ch" forName="rootText3" refType="h"/>
-                        <dgm:constr type="l" for="ch" forName="rootConnector3"/>
-                        <dgm:constr type="t" for="ch" forName="rootConnector3"/>
-                        <dgm:constr type="w" for="ch" forName="rootConnector3" refType="w" refFor="ch" refForName="rootText3" fact="0.2"/>
-                        <dgm:constr type="h" for="ch" forName="rootConnector3" refType="h" refFor="ch" refForName="rootText3"/>
-                      </dgm:constrLst>
-                    </dgm:if>
-                    <dgm:if name="Name124" func="var" arg="hierBranch" op="equ" val="l">
-                      <dgm:constrLst>
-                        <dgm:constr type="l" for="ch" forName="rootText3"/>
-                        <dgm:constr type="t" for="ch" forName="rootText3"/>
-                        <dgm:constr type="w" for="ch" forName="rootText3" refType="w"/>
-                        <dgm:constr type="h" for="ch" forName="rootText3" refType="h"/>
-                        <dgm:constr type="r" for="ch" forName="rootConnector3" refType="w"/>
-                        <dgm:constr type="t" for="ch" forName="rootConnector3"/>
-                        <dgm:constr type="w" for="ch" forName="rootConnector3" refType="w" refFor="ch" refForName="rootText3" fact="0.2"/>
-                        <dgm:constr type="h" for="ch" forName="rootConnector3" refType="h" refFor="ch" refForName="rootText3"/>
-                      </dgm:constrLst>
-                    </dgm:if>
-                    <dgm:if name="Name125" func="var" arg="hierBranch" op="equ" val="r">
-                      <dgm:constrLst>
-                        <dgm:constr type="l" for="ch" forName="rootText3"/>
-                        <dgm:constr type="t" for="ch" forName="rootText3"/>
-                        <dgm:constr type="w" for="ch" forName="rootText3" refType="w"/>
-                        <dgm:constr type="h" for="ch" forName="rootText3" refType="h"/>
-                        <dgm:constr type="l" for="ch" forName="rootConnector3"/>
-                        <dgm:constr type="t" for="ch" forName="rootConnector3"/>
-                        <dgm:constr type="w" for="ch" forName="rootConnector3" refType="w" refFor="ch" refForName="rootText3" fact="0.2"/>
-                        <dgm:constr type="h" for="ch" forName="rootConnector3" refType="h" refFor="ch" refForName="rootText3"/>
-                      </dgm:constrLst>
-                    </dgm:if>
-                    <dgm:else name="Name126">
-                      <dgm:constrLst>
-                        <dgm:constr type="l" for="ch" forName="rootText3"/>
-                        <dgm:constr type="t" for="ch" forName="rootText3"/>
-                        <dgm:constr type="w" for="ch" forName="rootText3" refType="w"/>
-                        <dgm:constr type="h" for="ch" forName="rootText3" refType="h"/>
-                        <dgm:constr type="r" for="ch" forName="rootConnector3" refType="w"/>
-                        <dgm:constr type="t" for="ch" forName="rootConnector3"/>
-                        <dgm:constr type="w" for="ch" forName="rootConnector3" refType="w" refFor="ch" refForName="rootText3" fact="0.2"/>
-                        <dgm:constr type="h" for="ch" forName="rootConnector3" refType="h" refFor="ch" refForName="rootText3"/>
-                      </dgm:constrLst>
-                    </dgm:else>
-                  </dgm:choose>
-                  <dgm:ruleLst/>
-                  <dgm:layoutNode name="rootText3">
-                    <dgm:varLst>
-                      <dgm:chPref val="3"/>
-                    </dgm:varLst>
-                    <dgm:alg type="tx"/>
-                    <dgm:shape xmlns:r="http://schemas.openxmlformats.org/officeDocument/2006/relationships" type="rect" r:blip="">
-                      <dgm:adjLst/>
-                    </dgm:shape>
-                    <dgm:presOf axis="self" ptType="node" cnt="1"/>
-                    <dgm:constrLst>
-                      <dgm:constr type="primFontSz" val="65"/>
-                      <dgm:constr type="lMarg" refType="primFontSz" fact="0.05"/>
-                      <dgm:constr type="rMarg" refType="primFontSz" fact="0.05"/>
-                      <dgm:constr type="tMarg" refType="primFontSz" fact="0.05"/>
-                      <dgm:constr type="bMarg" refType="primFontSz" fact="0.05"/>
-                    </dgm:constrLst>
-                    <dgm:ruleLst>
-                      <dgm:rule type="primFontSz" val="5" fact="NaN" max="NaN"/>
-                    </dgm:ruleLst>
-                  </dgm:layoutNode>
-                  <dgm:layoutNode name="rootConnector3" moveWith="rootText1">
-                    <dgm:alg type="sp"/>
-                    <dgm:shape xmlns:r="http://schemas.openxmlformats.org/officeDocument/2006/relationships" type="rect" r:blip="" hideGeom="1">
-                      <dgm:adjLst/>
-                    </dgm:shape>
-                    <dgm:presOf axis="self" ptType="node" cnt="1"/>
-                    <dgm:constrLst/>
-                    <dgm:ruleLst/>
-                  </dgm:layoutNode>
-                </dgm:layoutNode>
-                <dgm:layoutNode name="hierChild6">
-                  <dgm:choose name="Name127">
-                    <dgm:if name="Name128" func="var" arg="hierBranch" op="equ" val="l">
-                      <dgm:alg type="hierChild">
-                        <dgm:param type="chAlign" val="r"/>
-                        <dgm:param type="linDir" val="fromT"/>
-                      </dgm:alg>
-                    </dgm:if>
-                    <dgm:if name="Name129" func="var" arg="hierBranch" op="equ" val="r">
-                      <dgm:alg type="hierChild">
-                        <dgm:param type="chAlign" val="l"/>
-                        <dgm:param type="linDir" val="fromT"/>
-                      </dgm:alg>
-                    </dgm:if>
-                    <dgm:if name="Name130" func="var" arg="hierBranch" op="equ" val="hang">
-                      <dgm:choose name="Name131">
-                        <dgm:if name="Name132" func="var" arg="dir" op="equ" val="norm">
-                          <dgm:alg type="hierChild">
-                            <dgm:param type="chAlign" val="l"/>
-                            <dgm:param type="linDir" val="fromL"/>
-                            <dgm:param type="secChAlign" val="t"/>
-                            <dgm:param type="secLinDir" val="fromT"/>
-                          </dgm:alg>
-                        </dgm:if>
-                        <dgm:else name="Name133">
-                          <dgm:alg type="hierChild">
-                            <dgm:param type="chAlign" val="l"/>
-                            <dgm:param type="linDir" val="fromR"/>
-                            <dgm:param type="secChAlign" val="t"/>
-                            <dgm:param type="secLinDir" val="fromT"/>
-                          </dgm:alg>
-                        </dgm:else>
-                      </dgm:choose>
-                    </dgm:if>
-                    <dgm:if name="Name134" func="var" arg="hierBranch" op="equ" val="std">
-                      <dgm:choose name="Name135">
-                        <dgm:if name="Name136" func="var" arg="dir" op="equ" val="norm">
-                          <dgm:alg type="hierChild"/>
-                        </dgm:if>
-                        <dgm:else name="Name137">
-                          <dgm:alg type="hierChild">
-                            <dgm:param type="linDir" val="fromR"/>
-                          </dgm:alg>
-                        </dgm:else>
-                      </dgm:choose>
-                    </dgm:if>
-                    <dgm:if name="Name138" func="var" arg="hierBranch" op="equ" val="init">
-                      <dgm:choose name="Name139">
-                        <dgm:if name="Name140" axis="des" func="maxDepth" op="lte" val="1">
-                          <dgm:alg type="hierChild">
-                            <dgm:param type="chAlign" val="l"/>
-                            <dgm:param type="linDir" val="fromT"/>
-                          </dgm:alg>
-                        </dgm:if>
-                        <dgm:else name="Name141">
-                          <dgm:alg type="hierChild"/>
-                        </dgm:else>
-                      </dgm:choose>
-                    </dgm:if>
-                    <dgm:else name="Name142"/>
-                  </dgm:choose>
-                  <dgm:shape xmlns:r="http://schemas.openxmlformats.org/officeDocument/2006/relationships" r:blip="">
-                    <dgm:adjLst/>
-                  </dgm:shape>
-                  <dgm:presOf/>
-                  <dgm:constrLst/>
-                  <dgm:ruleLst/>
-                  <dgm:forEach name="Name143" ref="rep2a"/>
-                </dgm:layoutNode>
-                <dgm:layoutNode name="hierChild7">
-                  <dgm:choose name="Name144">
-                    <dgm:if name="Name145" func="var" arg="dir" op="equ" val="norm">
-                      <dgm:alg type="hierChild">
-                        <dgm:param type="chAlign" val="l"/>
-                        <dgm:param type="linDir" val="fromL"/>
-                        <dgm:param type="secChAlign" val="t"/>
-                        <dgm:param type="secLinDir" val="fromT"/>
-                      </dgm:alg>
-                    </dgm:if>
-                    <dgm:else name="Name146">
-                      <dgm:alg type="hierChild">
-                        <dgm:param type="chAlign" val="l"/>
-                        <dgm:param type="linDir" val="fromR"/>
-                        <dgm:param type="secChAlign" val="t"/>
-                        <dgm:param type="secLinDir" val="fromT"/>
-                      </dgm:alg>
-                    </dgm:else>
-                  </dgm:choose>
-                  <dgm:shape xmlns:r="http://schemas.openxmlformats.org/officeDocument/2006/relationships" r:blip="">
-                    <dgm:adjLst/>
-                  </dgm:shape>
-                  <dgm:presOf/>
-                  <dgm:constrLst/>
-                  <dgm:ruleLst/>
-                  <dgm:forEach name="Name147" ref="rep2b"/>
-                </dgm:layoutNode>
-              </dgm:layoutNode>
-            </dgm:forEach>
-          </dgm:layoutNode>
-        </dgm:layoutNode>
-      </dgm:forEach>
-    </dgm:forEach>
-  </dgm:layoutNode>
-</dgm:layoutDef>
-</file>
-
-<file path=word/diagrams/quickStyle1.xml><?xml version="1.0" encoding="utf-8"?>
-<dgm:styleDef xmlns:dgm="http://schemas.openxmlformats.org/drawingml/2006/diagram" xmlns:a="http://schemas.openxmlformats.org/drawingml/2006/main" uniqueId="urn:microsoft.com/office/officeart/2005/8/quickstyle/simple1">
-  <dgm:title val=""/>
-  <dgm:desc val=""/>
-  <dgm:catLst>
-    <dgm:cat type="simple" pri="10100"/>
-  </dgm:catLst>
-  <dgm:scene3d>
-    <a:camera prst="orthographicFront"/>
-    <a:lightRig rig="threePt" dir="t"/>
-  </dgm:scene3d>
-  <dgm:styleLbl name="node0">
-    <dgm:scene3d>
-      <a:camera prst="orthographicFront"/>
-      <a:lightRig rig="threePt" dir="t"/>
-    </dgm:scene3d>
-    <dgm:sp3d/>
-    <dgm:txPr/>
-    <dgm:style>
-      <a:lnRef idx="2">
-        <a:scrgbClr r="0" g="0" b="0"/>
-      </a:lnRef>
-      <a:fillRef idx="1">
-        <a:scrgbClr r="0" g="0" b="0"/>
-      </a:fillRef>
-      <a:effectRef idx="0">
-        <a:scrgbClr r="0" g="0" b="0"/>
-      </a:effectRef>
-      <a:fontRef idx="minor">
-        <a:schemeClr val="lt1"/>
-      </a:fontRef>
-    </dgm:style>
-  </dgm:styleLbl>
-  <dgm:styleLbl name="lnNode1">
-    <dgm:scene3d>
-      <a:camera prst="orthographicFront"/>
-      <a:lightRig rig="threePt" dir="t"/>
-    </dgm:scene3d>
-    <dgm:sp3d/>
-    <dgm:txPr/>
-    <dgm:style>
-      <a:lnRef idx="2">
-        <a:scrgbClr r="0" g="0" b="0"/>
-      </a:lnRef>
-      <a:fillRef idx="1">
-        <a:scrgbClr r="0" g="0" b="0"/>
-      </a:fillRef>
-      <a:effectRef idx="0">
-        <a:scrgbClr r="0" g="0" b="0"/>
-      </a:effectRef>
-      <a:fontRef idx="minor">
-        <a:schemeClr val="lt1"/>
-      </a:fontRef>
-    </dgm:style>
-  </dgm:styleLbl>
-  <dgm:styleLbl name="vennNode1">
-    <dgm:scene3d>
-      <a:camera prst="orthographicFront"/>
-      <a:lightRig rig="threePt" dir="t"/>
-    </dgm:scene3d>
-    <dgm:sp3d/>
-    <dgm:txPr/>
-    <dgm:style>
-      <a:lnRef idx="2">
-        <a:scrgbClr r="0" g="0" b="0"/>
-      </a:lnRef>
-      <a:fillRef idx="1">
-        <a:scrgbClr r="0" g="0" b="0"/>
-      </a:fillRef>
-      <a:effectRef idx="0">
-        <a:scrgbClr r="0" g="0" b="0"/>
-      </a:effectRef>
-      <a:fontRef idx="minor">
-        <a:schemeClr val="tx1"/>
-      </a:fontRef>
-    </dgm:style>
-  </dgm:styleLbl>
-  <dgm:styleLbl name="alignNode1">
-    <dgm:scene3d>
-      <a:camera prst="orthographicFront"/>
-      <a:lightRig rig="threePt" dir="t"/>
-    </dgm:scene3d>
-    <dgm:sp3d/>
-    <dgm:txPr/>
-    <dgm:style>
-      <a:lnRef idx="2">
-        <a:scrgbClr r="0" g="0" b="0"/>
-      </a:lnRef>
-      <a:fillRef idx="1">
-        <a:scrgbClr r="0" g="0" b="0"/>
-      </a:fillRef>
-      <a:effectRef idx="0">
-        <a:scrgbClr r="0" g="0" b="0"/>
-      </a:effectRef>
-      <a:fontRef idx="minor">
-        <a:schemeClr val="lt1"/>
-      </a:fontRef>
-    </dgm:style>
-  </dgm:styleLbl>
-  <dgm:styleLbl name="node1">
-    <dgm:scene3d>
-      <a:camera prst="orthographicFront"/>
-      <a:lightRig rig="threePt" dir="t"/>
-    </dgm:scene3d>
-    <dgm:sp3d/>
-    <dgm:txPr/>
-    <dgm:style>
-      <a:lnRef idx="2">
-        <a:scrgbClr r="0" g="0" b="0"/>
-      </a:lnRef>
-      <a:fillRef idx="1">
-        <a:scrgbClr r="0" g="0" b="0"/>
-      </a:fillRef>
-      <a:effectRef idx="0">
-        <a:scrgbClr r="0" g="0" b="0"/>
-      </a:effectRef>
-      <a:fontRef idx="minor">
-        <a:schemeClr val="lt1"/>
-      </a:fontRef>
-    </dgm:style>
-  </dgm:styleLbl>
-  <dgm:styleLbl name="node2">
-    <dgm:scene3d>
-      <a:camera prst="orthographicFront"/>
-      <a:lightRig rig="threePt" dir="t"/>
-    </dgm:scene3d>
-    <dgm:sp3d/>
-    <dgm:txPr/>
-    <dgm:style>
-      <a:lnRef idx="2">
-        <a:scrgbClr r="0" g="0" b="0"/>
-      </a:lnRef>
-      <a:fillRef idx="1">
-        <a:scrgbClr r="0" g="0" b="0"/>
-      </a:fillRef>
-      <a:effectRef idx="0">
-        <a:scrgbClr r="0" g="0" b="0"/>
-      </a:effectRef>
-      <a:fontRef idx="minor">
-        <a:schemeClr val="lt1"/>
-      </a:fontRef>
-    </dgm:style>
-  </dgm:styleLbl>
-  <dgm:styleLbl name="node3">
-    <dgm:scene3d>
-      <a:camera prst="orthographicFront"/>
-      <a:lightRig rig="threePt" dir="t"/>
-    </dgm:scene3d>
-    <dgm:sp3d/>
-    <dgm:txPr/>
-    <dgm:style>
-      <a:lnRef idx="2">
-        <a:scrgbClr r="0" g="0" b="0"/>
-      </a:lnRef>
-      <a:fillRef idx="1">
-        <a:scrgbClr r="0" g="0" b="0"/>
-      </a:fillRef>
-      <a:effectRef idx="0">
-        <a:scrgbClr r="0" g="0" b="0"/>
-      </a:effectRef>
-      <a:fontRef idx="minor">
-        <a:schemeClr val="lt1"/>
-      </a:fontRef>
-    </dgm:style>
-  </dgm:styleLbl>
-  <dgm:styleLbl name="node4">
-    <dgm:scene3d>
-      <a:camera prst="orthographicFront"/>
-      <a:lightRig rig="threePt" dir="t"/>
-    </dgm:scene3d>
-    <dgm:sp3d/>
-    <dgm:txPr/>
-    <dgm:style>
-      <a:lnRef idx="2">
-        <a:scrgbClr r="0" g="0" b="0"/>
-      </a:lnRef>
-      <a:fillRef idx="1">
-        <a:scrgbClr r="0" g="0" b="0"/>
-      </a:fillRef>
-      <a:effectRef idx="0">
-        <a:scrgbClr r="0" g="0" b="0"/>
-      </a:effectRef>
-      <a:fontRef idx="minor">
-        <a:schemeClr val="lt1"/>
-      </a:fontRef>
-    </dgm:style>
-  </dgm:styleLbl>
-  <dgm:styleLbl name="fgImgPlace1">
-    <dgm:scene3d>
-      <a:camera prst="orthographicFront"/>
-      <a:lightRig rig="threePt" dir="t"/>
-    </dgm:scene3d>
-    <dgm:sp3d/>
-    <dgm:txPr/>
-    <dgm:style>
-      <a:lnRef idx="2">
-        <a:scrgbClr r="0" g="0" b="0"/>
-      </a:lnRef>
-      <a:fillRef idx="1">
-        <a:scrgbClr r="0" g="0" b="0"/>
-      </a:fillRef>
-      <a:effectRef idx="0">
-        <a:scrgbClr r="0" g="0" b="0"/>
-      </a:effectRef>
-      <a:fontRef idx="minor"/>
-    </dgm:style>
-  </dgm:styleLbl>
-  <dgm:styleLbl name="alignImgPlace1">
-    <dgm:scene3d>
-      <a:camera prst="orthographicFront"/>
-      <a:lightRig rig="threePt" dir="t"/>
-    </dgm:scene3d>
-    <dgm:sp3d/>
-    <dgm:txPr/>
-    <dgm:style>
-      <a:lnRef idx="2">
-        <a:scrgbClr r="0" g="0" b="0"/>
-      </a:lnRef>
-      <a:fillRef idx="1">
-        <a:scrgbClr r="0" g="0" b="0"/>
-      </a:fillRef>
-      <a:effectRef idx="0">
-        <a:scrgbClr r="0" g="0" b="0"/>
-      </a:effectRef>
-      <a:fontRef idx="minor"/>
-    </dgm:style>
-  </dgm:styleLbl>
-  <dgm:styleLbl name="bgImgPlace1">
-    <dgm:scene3d>
-      <a:camera prst="orthographicFront"/>
-      <a:lightRig rig="threePt" dir="t"/>
-    </dgm:scene3d>
-    <dgm:sp3d/>
-    <dgm:txPr/>
-    <dgm:style>
-      <a:lnRef idx="2">
-        <a:scrgbClr r="0" g="0" b="0"/>
-      </a:lnRef>
-      <a:fillRef idx="1">
-        <a:scrgbClr r="0" g="0" b="0"/>
-      </a:fillRef>
-      <a:effectRef idx="0">
-        <a:scrgbClr r="0" g="0" b="0"/>
-      </a:effectRef>
-      <a:fontRef idx="minor"/>
-    </dgm:style>
-  </dgm:styleLbl>
-  <dgm:styleLbl name="sibTrans2D1">
-    <dgm:scene3d>
-      <a:camera prst="orthographicFront"/>
-      <a:lightRig rig="threePt" dir="t"/>
-    </dgm:scene3d>
-    <dgm:sp3d/>
-    <dgm:txPr/>
-    <dgm:style>
-      <a:lnRef idx="0">
-        <a:scrgbClr r="0" g="0" b="0"/>
-      </a:lnRef>
-      <a:fillRef idx="1">
-        <a:scrgbClr r="0" g="0" b="0"/>
-      </a:fillRef>
-      <a:effectRef idx="0">
-        <a:scrgbClr r="0" g="0" b="0"/>
-      </a:effectRef>
-      <a:fontRef idx="minor">
-        <a:schemeClr val="lt1"/>
-      </a:fontRef>
-    </dgm:style>
-  </dgm:styleLbl>
-  <dgm:styleLbl name="fgSibTrans2D1">
-    <dgm:scene3d>
-      <a:camera prst="orthographicFront"/>
-      <a:lightRig rig="threePt" dir="t"/>
-    </dgm:scene3d>
-    <dgm:sp3d/>
-    <dgm:txPr/>
-    <dgm:style>
-      <a:lnRef idx="0">
-        <a:scrgbClr r="0" g="0" b="0"/>
-      </a:lnRef>
-      <a:fillRef idx="1">
-        <a:scrgbClr r="0" g="0" b="0"/>
-      </a:fillRef>
-      <a:effectRef idx="0">
-        <a:scrgbClr r="0" g="0" b="0"/>
-      </a:effectRef>
-      <a:fontRef idx="minor">
-        <a:schemeClr val="lt1"/>
-      </a:fontRef>
-    </dgm:style>
-  </dgm:styleLbl>
-  <dgm:styleLbl name="bgSibTrans2D1">
-    <dgm:scene3d>
-      <a:camera prst="orthographicFront"/>
-      <a:lightRig rig="threePt" dir="t"/>
-    </dgm:scene3d>
-    <dgm:sp3d/>
-    <dgm:txPr/>
-    <dgm:style>
-      <a:lnRef idx="0">
-        <a:scrgbClr r="0" g="0" b="0"/>
-      </a:lnRef>
-      <a:fillRef idx="1">
-        <a:scrgbClr r="0" g="0" b="0"/>
-      </a:fillRef>
-      <a:effectRef idx="0">
-        <a:scrgbClr r="0" g="0" b="0"/>
-      </a:effectRef>
-      <a:fontRef idx="minor">
-        <a:schemeClr val="lt1"/>
-      </a:fontRef>
-    </dgm:style>
-  </dgm:styleLbl>
-  <dgm:styleLbl name="sibTrans1D1">
-    <dgm:scene3d>
-      <a:camera prst="orthographicFront"/>
-      <a:lightRig rig="threePt" dir="t"/>
-    </dgm:scene3d>
-    <dgm:sp3d/>
-    <dgm:txPr/>
-    <dgm:style>
-      <a:lnRef idx="1">
-        <a:scrgbClr r="0" g="0" b="0"/>
-      </a:lnRef>
-      <a:fillRef idx="0">
-        <a:scrgbClr r="0" g="0" b="0"/>
-      </a:fillRef>
-      <a:effectRef idx="0">
-        <a:scrgbClr r="0" g="0" b="0"/>
-      </a:effectRef>
-      <a:fontRef idx="minor"/>
-    </dgm:style>
-  </dgm:styleLbl>
-  <dgm:styleLbl name="callout">
-    <dgm:scene3d>
-      <a:camera prst="orthographicFront"/>
-      <a:lightRig rig="threePt" dir="t"/>
-    </dgm:scene3d>
-    <dgm:sp3d/>
-    <dgm:txPr/>
-    <dgm:style>
-      <a:lnRef idx="2">
-        <a:scrgbClr r="0" g="0" b="0"/>
-      </a:lnRef>
-      <a:fillRef idx="1">
-        <a:scrgbClr r="0" g="0" b="0"/>
-      </a:fillRef>
-      <a:effectRef idx="0">
-        <a:scrgbClr r="0" g="0" b="0"/>
-      </a:effectRef>
-      <a:fontRef idx="minor"/>
-    </dgm:style>
-  </dgm:styleLbl>
-  <dgm:styleLbl name="asst0">
-    <dgm:scene3d>
-      <a:camera prst="orthographicFront"/>
-      <a:lightRig rig="threePt" dir="t"/>
-    </dgm:scene3d>
-    <dgm:sp3d/>
-    <dgm:txPr/>
-    <dgm:style>
-      <a:lnRef idx="2">
-        <a:scrgbClr r="0" g="0" b="0"/>
-      </a:lnRef>
-      <a:fillRef idx="1">
-        <a:scrgbClr r="0" g="0" b="0"/>
-      </a:fillRef>
-      <a:effectRef idx="0">
-        <a:scrgbClr r="0" g="0" b="0"/>
-      </a:effectRef>
-      <a:fontRef idx="minor">
-        <a:schemeClr val="lt1"/>
-      </a:fontRef>
-    </dgm:style>
-  </dgm:styleLbl>
-  <dgm:styleLbl name="asst1">
-    <dgm:scene3d>
-      <a:camera prst="orthographicFront"/>
-      <a:lightRig rig="threePt" dir="t"/>
-    </dgm:scene3d>
-    <dgm:sp3d/>
-    <dgm:txPr/>
-    <dgm:style>
-      <a:lnRef idx="2">
-        <a:scrgbClr r="0" g="0" b="0"/>
-      </a:lnRef>
-      <a:fillRef idx="1">
-        <a:scrgbClr r="0" g="0" b="0"/>
-      </a:fillRef>
-      <a:effectRef idx="0">
-        <a:scrgbClr r="0" g="0" b="0"/>
-      </a:effectRef>
-      <a:fontRef idx="minor">
-        <a:schemeClr val="lt1"/>
-      </a:fontRef>
-    </dgm:style>
-  </dgm:styleLbl>
-  <dgm:styleLbl name="asst2">
-    <dgm:scene3d>
-      <a:camera prst="orthographicFront"/>
-      <a:lightRig rig="threePt" dir="t"/>
-    </dgm:scene3d>
-    <dgm:sp3d/>
-    <dgm:txPr/>
-    <dgm:style>
-      <a:lnRef idx="2">
-        <a:scrgbClr r="0" g="0" b="0"/>
-      </a:lnRef>
-      <a:fillRef idx="1">
-        <a:scrgbClr r="0" g="0" b="0"/>
-      </a:fillRef>
-      <a:effectRef idx="0">
-        <a:scrgbClr r="0" g="0" b="0"/>
-      </a:effectRef>
-      <a:fontRef idx="minor">
-        <a:schemeClr val="lt1"/>
-      </a:fontRef>
-    </dgm:style>
-  </dgm:styleLbl>
-  <dgm:styleLbl name="asst3">
-    <dgm:scene3d>
-      <a:camera prst="orthographicFront"/>
-      <a:lightRig rig="threePt" dir="t"/>
-    </dgm:scene3d>
-    <dgm:sp3d/>
-    <dgm:txPr/>
-    <dgm:style>
-      <a:lnRef idx="2">
-        <a:scrgbClr r="0" g="0" b="0"/>
-      </a:lnRef>
-      <a:fillRef idx="1">
-        <a:scrgbClr r="0" g="0" b="0"/>
-      </a:fillRef>
-      <a:effectRef idx="0">
-        <a:scrgbClr r="0" g="0" b="0"/>
-      </a:effectRef>
-      <a:fontRef idx="minor">
-        <a:schemeClr val="lt1"/>
-      </a:fontRef>
-    </dgm:style>
-  </dgm:styleLbl>
-  <dgm:styleLbl name="asst4">
-    <dgm:scene3d>
-      <a:camera prst="orthographicFront"/>
-      <a:lightRig rig="threePt" dir="t"/>
-    </dgm:scene3d>
-    <dgm:sp3d/>
-    <dgm:txPr/>
-    <dgm:style>
-      <a:lnRef idx="2">
-        <a:scrgbClr r="0" g="0" b="0"/>
-      </a:lnRef>
-      <a:fillRef idx="1">
-        <a:scrgbClr r="0" g="0" b="0"/>
-      </a:fillRef>
-      <a:effectRef idx="0">
-        <a:scrgbClr r="0" g="0" b="0"/>
-      </a:effectRef>
-      <a:fontRef idx="minor">
-        <a:schemeClr val="lt1"/>
-      </a:fontRef>
-    </dgm:style>
-  </dgm:styleLbl>
-  <dgm:styleLbl name="parChTrans2D1">
-    <dgm:scene3d>
-      <a:camera prst="orthographicFront"/>
-      <a:lightRig rig="threePt" dir="t"/>
-    </dgm:scene3d>
-    <dgm:sp3d/>
-    <dgm:txPr/>
-    <dgm:style>
-      <a:lnRef idx="2">
-        <a:scrgbClr r="0" g="0" b="0"/>
-      </a:lnRef>
-      <a:fillRef idx="1">
-        <a:scrgbClr r="0" g="0" b="0"/>
-      </a:fillRef>
-      <a:effectRef idx="0">
-        <a:scrgbClr r="0" g="0" b="0"/>
-      </a:effectRef>
-      <a:fontRef idx="minor">
-        <a:schemeClr val="lt1"/>
-      </a:fontRef>
-    </dgm:style>
-  </dgm:styleLbl>
-  <dgm:styleLbl name="parChTrans2D2">
-    <dgm:scene3d>
-      <a:camera prst="orthographicFront"/>
-      <a:lightRig rig="threePt" dir="t"/>
-    </dgm:scene3d>
-    <dgm:sp3d/>
-    <dgm:txPr/>
-    <dgm:style>
-      <a:lnRef idx="2">
-        <a:scrgbClr r="0" g="0" b="0"/>
-      </a:lnRef>
-      <a:fillRef idx="1">
-        <a:scrgbClr r="0" g="0" b="0"/>
-      </a:fillRef>
-      <a:effectRef idx="0">
-        <a:scrgbClr r="0" g="0" b="0"/>
-      </a:effectRef>
-      <a:fontRef idx="minor">
-        <a:schemeClr val="lt1"/>
-      </a:fontRef>
-    </dgm:style>
-  </dgm:styleLbl>
-  <dgm:styleLbl name="parChTrans2D3">
-    <dgm:scene3d>
-      <a:camera prst="orthographicFront"/>
-      <a:lightRig rig="threePt" dir="t"/>
-    </dgm:scene3d>
-    <dgm:sp3d/>
-    <dgm:txPr/>
-    <dgm:style>
-      <a:lnRef idx="2">
-        <a:scrgbClr r="0" g="0" b="0"/>
-      </a:lnRef>
-      <a:fillRef idx="1">
-        <a:scrgbClr r="0" g="0" b="0"/>
-      </a:fillRef>
-      <a:effectRef idx="0">
-        <a:scrgbClr r="0" g="0" b="0"/>
-      </a:effectRef>
-      <a:fontRef idx="minor">
-        <a:schemeClr val="lt1"/>
-      </a:fontRef>
-    </dgm:style>
-  </dgm:styleLbl>
-  <dgm:styleLbl name="parChTrans2D4">
-    <dgm:scene3d>
-      <a:camera prst="orthographicFront"/>
-      <a:lightRig rig="threePt" dir="t"/>
-    </dgm:scene3d>
-    <dgm:sp3d/>
-    <dgm:txPr/>
-    <dgm:style>
-      <a:lnRef idx="2">
-        <a:scrgbClr r="0" g="0" b="0"/>
-      </a:lnRef>
-      <a:fillRef idx="1">
-        <a:scrgbClr r="0" g="0" b="0"/>
-      </a:fillRef>
-      <a:effectRef idx="0">
-        <a:scrgbClr r="0" g="0" b="0"/>
-      </a:effectRef>
-      <a:fontRef idx="minor">
-        <a:schemeClr val="lt1"/>
-      </a:fontRef>
-    </dgm:style>
-  </dgm:styleLbl>
-  <dgm:styleLbl name="parChTrans1D1">
-    <dgm:scene3d>
-      <a:camera prst="orthographicFront"/>
-      <a:lightRig rig="threePt" dir="t"/>
-    </dgm:scene3d>
-    <dgm:sp3d/>
-    <dgm:txPr/>
-    <dgm:style>
-      <a:lnRef idx="2">
-        <a:scrgbClr r="0" g="0" b="0"/>
-      </a:lnRef>
-      <a:fillRef idx="0">
-        <a:scrgbClr r="0" g="0" b="0"/>
-      </a:fillRef>
-      <a:effectRef idx="0">
-        <a:scrgbClr r="0" g="0" b="0"/>
-      </a:effectRef>
-      <a:fontRef idx="minor"/>
-    </dgm:style>
-  </dgm:styleLbl>
-  <dgm:styleLbl name="parChTrans1D2">
-    <dgm:scene3d>
-      <a:camera prst="orthographicFront"/>
-      <a:lightRig rig="threePt" dir="t"/>
-    </dgm:scene3d>
-    <dgm:sp3d/>
-    <dgm:txPr/>
-    <dgm:style>
-      <a:lnRef idx="2">
-        <a:scrgbClr r="0" g="0" b="0"/>
-      </a:lnRef>
-      <a:fillRef idx="0">
-        <a:scrgbClr r="0" g="0" b="0"/>
-      </a:fillRef>
-      <a:effectRef idx="0">
-        <a:scrgbClr r="0" g="0" b="0"/>
-      </a:effectRef>
-      <a:fontRef idx="minor"/>
-    </dgm:style>
-  </dgm:styleLbl>
-  <dgm:styleLbl name="parChTrans1D3">
-    <dgm:scene3d>
-      <a:camera prst="orthographicFront"/>
-      <a:lightRig rig="threePt" dir="t"/>
-    </dgm:scene3d>
-    <dgm:sp3d/>
-    <dgm:txPr/>
-    <dgm:style>
-      <a:lnRef idx="2">
-        <a:scrgbClr r="0" g="0" b="0"/>
-      </a:lnRef>
-      <a:fillRef idx="0">
-        <a:scrgbClr r="0" g="0" b="0"/>
-      </a:fillRef>
-      <a:effectRef idx="0">
-        <a:scrgbClr r="0" g="0" b="0"/>
-      </a:effectRef>
-      <a:fontRef idx="minor"/>
-    </dgm:style>
-  </dgm:styleLbl>
-  <dgm:styleLbl name="parChTrans1D4">
-    <dgm:scene3d>
-      <a:camera prst="orthographicFront"/>
-      <a:lightRig rig="threePt" dir="t"/>
-    </dgm:scene3d>
-    <dgm:sp3d/>
-    <dgm:txPr/>
-    <dgm:style>
-      <a:lnRef idx="2">
-        <a:scrgbClr r="0" g="0" b="0"/>
-      </a:lnRef>
-      <a:fillRef idx="0">
-        <a:scrgbClr r="0" g="0" b="0"/>
-      </a:fillRef>
-      <a:effectRef idx="0">
-        <a:scrgbClr r="0" g="0" b="0"/>
-      </a:effectRef>
-      <a:fontRef idx="minor"/>
-    </dgm:style>
-  </dgm:styleLbl>
-  <dgm:styleLbl name="fgAcc1">
-    <dgm:scene3d>
-      <a:camera prst="orthographicFront"/>
-      <a:lightRig rig="threePt" dir="t"/>
-    </dgm:scene3d>
-    <dgm:sp3d/>
-    <dgm:txPr/>
-    <dgm:style>
-      <a:lnRef idx="2">
-        <a:scrgbClr r="0" g="0" b="0"/>
-      </a:lnRef>
-      <a:fillRef idx="1">
-        <a:scrgbClr r="0" g="0" b="0"/>
-      </a:fillRef>
-      <a:effectRef idx="0">
-        <a:scrgbClr r="0" g="0" b="0"/>
-      </a:effectRef>
-      <a:fontRef idx="minor"/>
-    </dgm:style>
-  </dgm:styleLbl>
-  <dgm:styleLbl name="conFgAcc1">
-    <dgm:scene3d>
-      <a:camera prst="orthographicFront"/>
-      <a:lightRig rig="threePt" dir="t"/>
-    </dgm:scene3d>
-    <dgm:sp3d/>
-    <dgm:txPr/>
-    <dgm:style>
-      <a:lnRef idx="2">
-        <a:scrgbClr r="0" g="0" b="0"/>
-      </a:lnRef>
-      <a:fillRef idx="1">
-        <a:scrgbClr r="0" g="0" b="0"/>
-      </a:fillRef>
-      <a:effectRef idx="0">
-        <a:scrgbClr r="0" g="0" b="0"/>
-      </a:effectRef>
-      <a:fontRef idx="minor"/>
-    </dgm:style>
-  </dgm:styleLbl>
-  <dgm:styleLbl name="alignAcc1">
-    <dgm:scene3d>
-      <a:camera prst="orthographicFront"/>
-      <a:lightRig rig="threePt" dir="t"/>
-    </dgm:scene3d>
-    <dgm:sp3d/>
-    <dgm:txPr/>
-    <dgm:style>
-      <a:lnRef idx="2">
-        <a:scrgbClr r="0" g="0" b="0"/>
-      </a:lnRef>
-      <a:fillRef idx="1">
-        <a:scrgbClr r="0" g="0" b="0"/>
-      </a:fillRef>
-      <a:effectRef idx="0">
-        <a:scrgbClr r="0" g="0" b="0"/>
-      </a:effectRef>
-      <a:fontRef idx="minor"/>
-    </dgm:style>
-  </dgm:styleLbl>
-  <dgm:styleLbl name="trAlignAcc1">
-    <dgm:scene3d>
-      <a:camera prst="orthographicFront"/>
-      <a:lightRig rig="threePt" dir="t"/>
-    </dgm:scene3d>
-    <dgm:sp3d/>
-    <dgm:txPr/>
-    <dgm:style>
-      <a:lnRef idx="1">
-        <a:scrgbClr r="0" g="0" b="0"/>
-      </a:lnRef>
-      <a:fillRef idx="1">
-        <a:scrgbClr r="0" g="0" b="0"/>
-      </a:fillRef>
-      <a:effectRef idx="0">
-        <a:scrgbClr r="0" g="0" b="0"/>
-      </a:effectRef>
-      <a:fontRef idx="minor"/>
-    </dgm:style>
-  </dgm:styleLbl>
-  <dgm:styleLbl name="bgAcc1">
-    <dgm:scene3d>
-      <a:camera prst="orthographicFront"/>
-      <a:lightRig rig="threePt" dir="t"/>
-    </dgm:scene3d>
-    <dgm:sp3d/>
-    <dgm:txPr/>
-    <dgm:style>
-      <a:lnRef idx="2">
-        <a:scrgbClr r="0" g="0" b="0"/>
-      </a:lnRef>
-      <a:fillRef idx="1">
-        <a:scrgbClr r="0" g="0" b="0"/>
-      </a:fillRef>
-      <a:effectRef idx="0">
-        <a:scrgbClr r="0" g="0" b="0"/>
-      </a:effectRef>
-      <a:fontRef idx="minor"/>
-    </dgm:style>
-  </dgm:styleLbl>
-  <dgm:styleLbl name="solidFgAcc1">
-    <dgm:scene3d>
-      <a:camera prst="orthographicFront"/>
-      <a:lightRig rig="threePt" dir="t"/>
-    </dgm:scene3d>
-    <dgm:sp3d/>
-    <dgm:txPr/>
-    <dgm:style>
-      <a:lnRef idx="2">
-        <a:scrgbClr r="0" g="0" b="0"/>
-      </a:lnRef>
-      <a:fillRef idx="1">
-        <a:scrgbClr r="0" g="0" b="0"/>
-      </a:fillRef>
-      <a:effectRef idx="0">
-        <a:scrgbClr r="0" g="0" b="0"/>
-      </a:effectRef>
-      <a:fontRef idx="minor"/>
-    </dgm:style>
-  </dgm:styleLbl>
-  <dgm:styleLbl name="solidAlignAcc1">
-    <dgm:scene3d>
-      <a:camera prst="orthographicFront"/>
-      <a:lightRig rig="threePt" dir="t"/>
-    </dgm:scene3d>
-    <dgm:sp3d/>
-    <dgm:txPr/>
-    <dgm:style>
-      <a:lnRef idx="2">
-        <a:scrgbClr r="0" g="0" b="0"/>
-      </a:lnRef>
-      <a:fillRef idx="1">
-        <a:scrgbClr r="0" g="0" b="0"/>
-      </a:fillRef>
-      <a:effectRef idx="0">
-        <a:scrgbClr r="0" g="0" b="0"/>
-      </a:effectRef>
-      <a:fontRef idx="minor"/>
-    </dgm:style>
-  </dgm:styleLbl>
-  <dgm:styleLbl name="solidBgAcc1">
-    <dgm:scene3d>
-      <a:camera prst="orthographicFront"/>
-      <a:lightRig rig="threePt" dir="t"/>
-    </dgm:scene3d>
-    <dgm:sp3d/>
-    <dgm:txPr/>
-    <dgm:style>
-      <a:lnRef idx="2">
-        <a:scrgbClr r="0" g="0" b="0"/>
-      </a:lnRef>
-      <a:fillRef idx="1">
-        <a:scrgbClr r="0" g="0" b="0"/>
-      </a:fillRef>
-      <a:effectRef idx="0">
-        <a:scrgbClr r="0" g="0" b="0"/>
-      </a:effectRef>
-      <a:fontRef idx="minor"/>
-    </dgm:style>
-  </dgm:styleLbl>
-  <dgm:styleLbl name="fgAccFollowNode1">
-    <dgm:scene3d>
-      <a:camera prst="orthographicFront"/>
-      <a:lightRig rig="threePt" dir="t"/>
-    </dgm:scene3d>
-    <dgm:sp3d/>
-    <dgm:txPr/>
-    <dgm:style>
-      <a:lnRef idx="2">
-        <a:scrgbClr r="0" g="0" b="0"/>
-      </a:lnRef>
-      <a:fillRef idx="1">
-        <a:scrgbClr r="0" g="0" b="0"/>
-      </a:fillRef>
-      <a:effectRef idx="0">
-        <a:scrgbClr r="0" g="0" b="0"/>
-      </a:effectRef>
-      <a:fontRef idx="minor"/>
-    </dgm:style>
-  </dgm:styleLbl>
-  <dgm:styleLbl name="alignAccFollowNode1">
-    <dgm:scene3d>
-      <a:camera prst="orthographicFront"/>
-      <a:lightRig rig="threePt" dir="t"/>
-    </dgm:scene3d>
-    <dgm:sp3d/>
-    <dgm:txPr/>
-    <dgm:style>
-      <a:lnRef idx="2">
-        <a:scrgbClr r="0" g="0" b="0"/>
-      </a:lnRef>
-      <a:fillRef idx="1">
-        <a:scrgbClr r="0" g="0" b="0"/>
-      </a:fillRef>
-      <a:effectRef idx="0">
-        <a:scrgbClr r="0" g="0" b="0"/>
-      </a:effectRef>
-      <a:fontRef idx="minor"/>
-    </dgm:style>
-  </dgm:styleLbl>
-  <dgm:styleLbl name="bgAccFollowNode1">
-    <dgm:scene3d>
-      <a:camera prst="orthographicFront"/>
-      <a:lightRig rig="threePt" dir="t"/>
-    </dgm:scene3d>
-    <dgm:sp3d/>
-    <dgm:txPr/>
-    <dgm:style>
-      <a:lnRef idx="2">
-        <a:scrgbClr r="0" g="0" b="0"/>
-      </a:lnRef>
-      <a:fillRef idx="1">
-        <a:scrgbClr r="0" g="0" b="0"/>
-      </a:fillRef>
-      <a:effectRef idx="0">
-        <a:scrgbClr r="0" g="0" b="0"/>
-      </a:effectRef>
-      <a:fontRef idx="minor"/>
-    </dgm:style>
-  </dgm:styleLbl>
-  <dgm:styleLbl name="fgAcc0">
-    <dgm:scene3d>
-      <a:camera prst="orthographicFront"/>
-      <a:lightRig rig="threePt" dir="t"/>
-    </dgm:scene3d>
-    <dgm:sp3d/>
-    <dgm:txPr/>
-    <dgm:style>
-      <a:lnRef idx="2">
-        <a:scrgbClr r="0" g="0" b="0"/>
-      </a:lnRef>
-      <a:fillRef idx="1">
-        <a:scrgbClr r="0" g="0" b="0"/>
-      </a:fillRef>
-      <a:effectRef idx="0">
-        <a:scrgbClr r="0" g="0" b="0"/>
-      </a:effectRef>
-      <a:fontRef idx="minor"/>
-    </dgm:style>
-  </dgm:styleLbl>
-  <dgm:styleLbl name="fgAcc2">
-    <dgm:scene3d>
-      <a:camera prst="orthographicFront"/>
-      <a:lightRig rig="threePt" dir="t"/>
-    </dgm:scene3d>
-    <dgm:sp3d/>
-    <dgm:txPr/>
-    <dgm:style>
-      <a:lnRef idx="2">
-        <a:scrgbClr r="0" g="0" b="0"/>
-      </a:lnRef>
-      <a:fillRef idx="1">
-        <a:scrgbClr r="0" g="0" b="0"/>
-      </a:fillRef>
-      <a:effectRef idx="0">
-        <a:scrgbClr r="0" g="0" b="0"/>
-      </a:effectRef>
-      <a:fontRef idx="minor"/>
-    </dgm:style>
-  </dgm:styleLbl>
-  <dgm:styleLbl name="fgAcc3">
-    <dgm:scene3d>
-      <a:camera prst="orthographicFront"/>
-      <a:lightRig rig="threePt" dir="t"/>
-    </dgm:scene3d>
-    <dgm:sp3d/>
-    <dgm:txPr/>
-    <dgm:style>
-      <a:lnRef idx="2">
-        <a:scrgbClr r="0" g="0" b="0"/>
-      </a:lnRef>
-      <a:fillRef idx="1">
-        <a:scrgbClr r="0" g="0" b="0"/>
-      </a:fillRef>
-      <a:effectRef idx="0">
-        <a:scrgbClr r="0" g="0" b="0"/>
-      </a:effectRef>
-      <a:fontRef idx="minor"/>
-    </dgm:style>
-  </dgm:styleLbl>
-  <dgm:styleLbl name="fgAcc4">
-    <dgm:scene3d>
-      <a:camera prst="orthographicFront"/>
-      <a:lightRig rig="threePt" dir="t"/>
-    </dgm:scene3d>
-    <dgm:sp3d/>
-    <dgm:txPr/>
-    <dgm:style>
-      <a:lnRef idx="2">
-        <a:scrgbClr r="0" g="0" b="0"/>
-      </a:lnRef>
-      <a:fillRef idx="1">
-        <a:scrgbClr r="0" g="0" b="0"/>
-      </a:fillRef>
-      <a:effectRef idx="0">
-        <a:scrgbClr r="0" g="0" b="0"/>
-      </a:effectRef>
-      <a:fontRef idx="minor"/>
-    </dgm:style>
-  </dgm:styleLbl>
-  <dgm:styleLbl name="bgShp">
-    <dgm:scene3d>
-      <a:camera prst="orthographicFront"/>
-      <a:lightRig rig="threePt" dir="t"/>
-    </dgm:scene3d>
-    <dgm:sp3d/>
-    <dgm:txPr/>
-    <dgm:style>
-      <a:lnRef idx="0">
-        <a:scrgbClr r="0" g="0" b="0"/>
-      </a:lnRef>
-      <a:fillRef idx="1">
-        <a:scrgbClr r="0" g="0" b="0"/>
-      </a:fillRef>
-      <a:effectRef idx="0">
-        <a:scrgbClr r="0" g="0" b="0"/>
-      </a:effectRef>
-      <a:fontRef idx="minor"/>
-    </dgm:style>
-  </dgm:styleLbl>
-  <dgm:styleLbl name="dkBgShp">
-    <dgm:scene3d>
-      <a:camera prst="orthographicFront"/>
-      <a:lightRig rig="threePt" dir="t"/>
-    </dgm:scene3d>
-    <dgm:sp3d/>
-    <dgm:txPr/>
-    <dgm:style>
-      <a:lnRef idx="0">
-        <a:scrgbClr r="0" g="0" b="0"/>
-      </a:lnRef>
-      <a:fillRef idx="1">
-        <a:scrgbClr r="0" g="0" b="0"/>
-      </a:fillRef>
-      <a:effectRef idx="0">
-        <a:scrgbClr r="0" g="0" b="0"/>
-      </a:effectRef>
-      <a:fontRef idx="minor"/>
-    </dgm:style>
-  </dgm:styleLbl>
-  <dgm:styleLbl name="trBgShp">
-    <dgm:scene3d>
-      <a:camera prst="orthographicFront"/>
-      <a:lightRig rig="threePt" dir="t"/>
-    </dgm:scene3d>
-    <dgm:sp3d/>
-    <dgm:txPr/>
-    <dgm:style>
-      <a:lnRef idx="0">
-        <a:scrgbClr r="0" g="0" b="0"/>
-      </a:lnRef>
-      <a:fillRef idx="1">
-        <a:scrgbClr r="0" g="0" b="0"/>
-      </a:fillRef>
-      <a:effectRef idx="0">
-        <a:scrgbClr r="0" g="0" b="0"/>
-      </a:effectRef>
-      <a:fontRef idx="minor"/>
-    </dgm:style>
-  </dgm:styleLbl>
-  <dgm:styleLbl name="fgShp">
-    <dgm:scene3d>
-      <a:camera prst="orthographicFront"/>
-      <a:lightRig rig="threePt" dir="t"/>
-    </dgm:scene3d>
-    <dgm:sp3d/>
-    <dgm:txPr/>
-    <dgm:style>
-      <a:lnRef idx="2">
-        <a:scrgbClr r="0" g="0" b="0"/>
-      </a:lnRef>
-      <a:fillRef idx="1">
-        <a:scrgbClr r="0" g="0" b="0"/>
-      </a:fillRef>
-      <a:effectRef idx="0">
-        <a:scrgbClr r="0" g="0" b="0"/>
-      </a:effectRef>
-      <a:fontRef idx="minor"/>
-    </dgm:style>
-  </dgm:styleLbl>
-  <dgm:styleLbl name="revTx">
-    <dgm:scene3d>
-      <a:camera prst="orthographicFront"/>
-      <a:lightRig rig="threePt" dir="t"/>
-    </dgm:scene3d>
-    <dgm:sp3d/>
-    <dgm:txPr/>
-    <dgm:style>
-      <a:lnRef idx="0">
-        <a:scrgbClr r="0" g="0" b="0"/>
-      </a:lnRef>
-      <a:fillRef idx="0">
-        <a:scrgbClr r="0" g="0" b="0"/>
-      </a:fillRef>
-      <a:effectRef idx="0">
-        <a:scrgbClr r="0" g="0" b="0"/>
-      </a:effectRef>
-      <a:fontRef idx="minor"/>
-    </dgm:style>
-  </dgm:styleLbl>
-</dgm:styleDef>
-</file>
-
 <file path=word/theme/theme1.xml><?xml version="1.0" encoding="utf-8"?>
 <a:theme xmlns:a="http://schemas.openxmlformats.org/drawingml/2006/main" name="Office Theme">
   <a:themeElements>
